--- a/DOCUMENTATION.docx
+++ b/DOCUMENTATION.docx
@@ -15,7 +15,7 @@
       </w:pPr>
       <w:r>
         <w:rPr>
-          <w:rFonts w:ascii="Times New Roman" w:hAnsi="Times New Roman" w:cs="Times New Roman"/>
+          <w:rFonts w:hint="default" w:ascii="Times New Roman" w:hAnsi="Times New Roman" w:cs="Times New Roman"/>
           <w:color w:val="auto"/>
         </w:rPr>
         <w:drawing>
@@ -30,7 +30,7 @@
             <wp:extent cx="2947035" cy="2947035"/>
             <wp:effectExtent l="0" t="0" r="9525" b="9525"/>
             <wp:wrapTopAndBottom/>
-            <wp:docPr id="123074334" name="Picture 6" descr="A logo for a university&#10;&#10;AI-generated content may be incorrect."/>
+            <wp:docPr id="1" name="Picture 6" descr="A logo for a university&#10;&#10;AI-generated content may be incorrect."/>
             <wp:cNvGraphicFramePr>
               <a:graphicFrameLocks xmlns:a="http://schemas.openxmlformats.org/drawingml/2006/main" noChangeAspect="1"/>
             </wp:cNvGraphicFramePr>
@@ -38,7 +38,7 @@
               <a:graphicData uri="http://schemas.openxmlformats.org/drawingml/2006/picture">
                 <pic:pic xmlns:pic="http://schemas.openxmlformats.org/drawingml/2006/picture">
                   <pic:nvPicPr>
-                    <pic:cNvPr id="123074334" name="Picture 6" descr="A logo for a university&#10;&#10;AI-generated content may be incorrect."/>
+                    <pic:cNvPr id="1" name="Picture 6" descr="A logo for a university&#10;&#10;AI-generated content may be incorrect."/>
                     <pic:cNvPicPr>
                       <a:picLocks noChangeAspect="1" noChangeArrowheads="1"/>
                     </pic:cNvPicPr>
@@ -151,7 +151,7 @@
           <w:color w:val="auto"/>
           <w:lang w:val="en-US"/>
         </w:rPr>
-        <w:t>END OF TERM EXAMS DOCUMENTATION</w:t>
+        <w:t>END OF TERM EXAMS MANUAL EXPERIMENT LOGS</w:t>
       </w:r>
     </w:p>
     <w:p>
@@ -190,25 +190,10 @@
     </w:p>
     <w:p>
       <w:pPr>
-        <w:jc w:val="center"/>
-        <w:rPr>
-          <w:rFonts w:hint="default" w:ascii="Times New Roman" w:hAnsi="Times New Roman" w:cs="Times New Roman"/>
-          <w:b/>
-          <w:bCs/>
-          <w:color w:val="auto"/>
-          <w:lang w:val="en-US"/>
-        </w:rPr>
-      </w:pPr>
-    </w:p>
-    <w:p>
-      <w:pPr>
-        <w:jc w:val="center"/>
-        <w:rPr>
-          <w:rFonts w:hint="default" w:ascii="Times New Roman" w:hAnsi="Times New Roman" w:cs="Times New Roman"/>
-          <w:b/>
-          <w:bCs/>
-          <w:color w:val="auto"/>
-          <w:lang w:val="en-US"/>
+        <w:spacing w:before="800" w:after="0"/>
+        <w:rPr>
+          <w:rFonts w:hint="default" w:ascii="Times New Roman" w:hAnsi="Times New Roman" w:cs="Times New Roman"/>
+          <w:color w:val="auto"/>
         </w:rPr>
       </w:pPr>
     </w:p>
@@ -315,6 +300,12 @@
         <w:spacing w:before="0" w:after="120"/>
         <w:jc w:val="center"/>
         <w:rPr>
+          <w:rFonts w:hint="default" w:ascii="Times New Roman" w:hAnsi="Times New Roman" w:cs="Times New Roman"/>
+          <w:color w:val="auto"/>
+        </w:rPr>
+      </w:pPr>
+      <w:r>
+        <w:rPr>
           <w:rFonts w:hint="default" w:ascii="Times New Roman" w:hAnsi="Times New Roman" w:eastAsia="Arial" w:cs="Times New Roman"/>
           <w:b/>
           <w:bCs/>
@@ -322,12 +313,31 @@
           <w:sz w:val="56"/>
           <w:szCs w:val="56"/>
         </w:rPr>
-      </w:pPr>
-    </w:p>
-    <w:p>
-      <w:pPr>
-        <w:spacing w:before="0" w:after="120"/>
+        <w:t>ACADEMIC CITY RAG PROJECT</w:t>
+      </w:r>
+    </w:p>
+    <w:p>
+      <w:pPr>
+        <w:spacing w:before="0" w:after="400"/>
         <w:jc w:val="center"/>
+        <w:rPr>
+          <w:rFonts w:hint="default" w:ascii="Times New Roman" w:hAnsi="Times New Roman" w:cs="Times New Roman"/>
+          <w:color w:val="auto"/>
+        </w:rPr>
+      </w:pPr>
+      <w:r>
+        <w:rPr>
+          <w:rFonts w:hint="default" w:ascii="Times New Roman" w:hAnsi="Times New Roman" w:eastAsia="Arial" w:cs="Times New Roman"/>
+          <w:color w:val="auto"/>
+          <w:sz w:val="32"/>
+          <w:szCs w:val="32"/>
+        </w:rPr>
+        <w:t>Design, Architecture &amp; Technical Documentation</w:t>
+      </w:r>
+    </w:p>
+    <w:p>
+      <w:pPr>
+        <w:spacing w:before="0" w:after="80"/>
         <w:rPr>
           <w:rFonts w:hint="default" w:ascii="Times New Roman" w:hAnsi="Times New Roman" w:cs="Times New Roman"/>
           <w:color w:val="auto"/>
@@ -339,54 +349,6 @@
           <w:b/>
           <w:bCs/>
           <w:color w:val="auto"/>
-          <w:sz w:val="56"/>
-          <w:szCs w:val="56"/>
-        </w:rPr>
-        <w:t>ACADEMIC CITY RAG PROJECT</w:t>
-      </w:r>
-    </w:p>
-    <w:p>
-      <w:pPr>
-        <w:spacing w:before="0" w:after="400"/>
-        <w:jc w:val="center"/>
-        <w:rPr>
-          <w:rFonts w:hint="default" w:ascii="Times New Roman" w:hAnsi="Times New Roman" w:cs="Times New Roman"/>
-          <w:color w:val="auto"/>
-        </w:rPr>
-      </w:pPr>
-      <w:r>
-        <w:rPr>
-          <w:rFonts w:hint="default" w:ascii="Times New Roman" w:hAnsi="Times New Roman" w:eastAsia="Arial" w:cs="Times New Roman"/>
-          <w:color w:val="auto"/>
-          <w:sz w:val="32"/>
-          <w:szCs w:val="32"/>
-        </w:rPr>
-        <w:t>Design, Architecture &amp; Technical Documentation</w:t>
-      </w:r>
-    </w:p>
-    <w:p>
-      <w:pPr>
-        <w:spacing w:before="400" w:after="0"/>
-        <w:rPr>
-          <w:rFonts w:hint="default" w:ascii="Times New Roman" w:hAnsi="Times New Roman" w:cs="Times New Roman"/>
-          <w:color w:val="auto"/>
-        </w:rPr>
-      </w:pPr>
-    </w:p>
-    <w:p>
-      <w:pPr>
-        <w:spacing w:before="0" w:after="80"/>
-        <w:rPr>
-          <w:rFonts w:hint="default" w:ascii="Times New Roman" w:hAnsi="Times New Roman" w:cs="Times New Roman"/>
-          <w:color w:val="auto"/>
-        </w:rPr>
-      </w:pPr>
-      <w:r>
-        <w:rPr>
-          <w:rFonts w:hint="default" w:ascii="Times New Roman" w:hAnsi="Times New Roman" w:eastAsia="Arial" w:cs="Times New Roman"/>
-          <w:b/>
-          <w:bCs/>
-          <w:color w:val="auto"/>
           <w:sz w:val="26"/>
           <w:szCs w:val="26"/>
         </w:rPr>
@@ -408,26 +370,7 @@
           <w:sz w:val="22"/>
           <w:szCs w:val="22"/>
         </w:rPr>
-        <w:t>This document is the single consolidated reference for the Academic City RAG coursework project. It covers design choices, pipelines, evaluation methodology, system architecture, and the Part G innovation. Empirical tables and raw model outputs are maintained in MANUAL_EXPERIMENT_LOGS</w:t>
-      </w:r>
-      <w:r>
-        <w:rPr>
-          <w:rFonts w:hint="default" w:ascii="Times New Roman" w:hAnsi="Times New Roman" w:cs="Times New Roman"/>
-          <w:color w:val="auto"/>
-          <w:sz w:val="22"/>
-          <w:szCs w:val="22"/>
-          <w:lang w:val="en-US"/>
-        </w:rPr>
-        <w:t xml:space="preserve"> </w:t>
-      </w:r>
-      <w:r>
-        <w:rPr>
-          <w:rFonts w:hint="default" w:ascii="Times New Roman" w:hAnsi="Times New Roman" w:eastAsia="Arial" w:cs="Times New Roman"/>
-          <w:color w:val="auto"/>
-          <w:sz w:val="22"/>
-          <w:szCs w:val="22"/>
-        </w:rPr>
-        <w:t>.</w:t>
+        <w:t>This document is the single consolidated reference for the Academic City RAG coursework project. It covers design choices, pipelines, evaluation methodology, system architecture, and the Part G innovation. Empirical tables and raw model outputs are maintained in MANUAL_EXPERIMENT_LOGS.md.</w:t>
       </w:r>
     </w:p>
     <w:p>
@@ -1266,7 +1209,7 @@
                 <w:sz w:val="21"/>
                 <w:szCs w:val="21"/>
               </w:rPr>
-              <w:t>Copy new numbers or traces into MANUAL_EXPERIMENT_LOGS. if you need the consolidated log updated after a fresh run.</w:t>
+              <w:t>Copy new numbers or traces into MANUAL_EXPERIMENT_LOGS.md if you need the consolidated log updated after a fresh run.</w:t>
             </w:r>
           </w:p>
           <w:p>
@@ -1451,7 +1394,7 @@
                 <w:sz w:val="21"/>
                 <w:szCs w:val="21"/>
               </w:rPr>
-              <w:t>(4) Comparative analysis of chunking impact on retrieval quality — §A.3 and MANUAL_EXPERIMENT_LOGS.</w:t>
+              <w:t>(4) Comparative analysis of chunking impact on retrieval quality — §A.3 and MANUAL_EXPERIMENT_LOGS.md.</w:t>
             </w:r>
           </w:p>
         </w:tc>
@@ -2074,18 +2017,7 @@
           <w:sz w:val="22"/>
           <w:szCs w:val="22"/>
         </w:rPr>
-        <w:t>200-char overlap (≈17% of window): overlap ensures that sentences straddling a chunk boundary appear in both adjacent chunks. Without overlap, a query whose answer spans a boundary would miss both chunks. 200 chars ≈ 1–2 sentences — enough</w:t>
-      </w:r>
-      <w:bookmarkStart w:id="0" w:name="_GoBack"/>
-      <w:bookmarkEnd w:id="0"/>
-      <w:r>
-        <w:rPr>
-          <w:rFonts w:hint="default" w:ascii="Times New Roman" w:hAnsi="Times New Roman" w:eastAsia="Arial" w:cs="Times New Roman"/>
-          <w:color w:val="auto"/>
-          <w:sz w:val="22"/>
-          <w:szCs w:val="22"/>
-        </w:rPr>
-        <w:t xml:space="preserve"> to anchor semantic context without doubling the corpus size.</w:t>
+        <w:t>200-char overlap (≈17% of window): overlap ensures that sentences straddling a chunk boundary appear in both adjacent chunks. Without overlap, a query whose answer spans a boundary would miss both chunks. 200 chars ≈ 1–2 sentences — enough to anchor semantic context without doubling the corpus size.</w:t>
       </w:r>
     </w:p>
     <w:p>
@@ -7974,26 +7906,7 @@
           <w:sz w:val="22"/>
           <w:szCs w:val="22"/>
         </w:rPr>
-        <w:t>Experiments run src/part_c/run_experiments.py across all three prompt variants using Ollama. Full outputs are in MANUAL_EXPERIMENT_LOGS</w:t>
-      </w:r>
-      <w:r>
-        <w:rPr>
-          <w:rFonts w:hint="default" w:ascii="Times New Roman" w:hAnsi="Times New Roman" w:cs="Times New Roman"/>
-          <w:color w:val="auto"/>
-          <w:sz w:val="22"/>
-          <w:szCs w:val="22"/>
-          <w:lang w:val="en-US"/>
-        </w:rPr>
-        <w:t xml:space="preserve"> </w:t>
-      </w:r>
-      <w:r>
-        <w:rPr>
-          <w:rFonts w:hint="default" w:ascii="Times New Roman" w:hAnsi="Times New Roman" w:eastAsia="Arial" w:cs="Times New Roman"/>
-          <w:color w:val="auto"/>
-          <w:sz w:val="22"/>
-          <w:szCs w:val="22"/>
-        </w:rPr>
-        <w:t>. Summary observations:</w:t>
+        <w:t>Experiments run src/part_c/run_experiments.py across all three prompt variants using Ollama. Full outputs are in MANUAL_EXPERIMENT_LOGS.md. Summary observations:</w:t>
       </w:r>
     </w:p>
     <w:p>
@@ -14418,12 +14331,6 @@
             <w:insideH w:val="single" w:color="auto" w:sz="4" w:space="0"/>
             <w:insideV w:val="single" w:color="auto" w:sz="4" w:space="0"/>
           </w:tblBorders>
-          <w:tblCellMar>
-            <w:top w:w="0" w:type="dxa"/>
-            <w:left w:w="10" w:type="dxa"/>
-            <w:bottom w:w="0" w:type="dxa"/>
-            <w:right w:w="10" w:type="dxa"/>
-          </w:tblCellMar>
         </w:tblPrEx>
         <w:trPr>
           <w:tblHeader/>
@@ -23659,8 +23566,8 @@
         </w:tblCellMar>
       </w:tblPr>
       <w:tblGrid>
-        <w:gridCol w:w="2126"/>
-        <w:gridCol w:w="3527"/>
+        <w:gridCol w:w="2123"/>
+        <w:gridCol w:w="3530"/>
         <w:gridCol w:w="3707"/>
       </w:tblGrid>
       <w:tr>
@@ -24584,7 +24491,7 @@
                 <w:sz w:val="20"/>
                 <w:szCs w:val="20"/>
               </w:rPr>
-              <w:t>RAG main app (Streamlit)</w:t>
+              <w:t>RAG main app (local)</w:t>
             </w:r>
           </w:p>
         </w:tc>
@@ -24619,7 +24526,8 @@
                 <w:sz w:val="20"/>
                 <w:szCs w:val="20"/>
               </w:rPr>
-              <w:t>python -m streamlit run streamlit_app.py</w:t>
+              <w:t>ollama serve   # terminal 1
+python -m streamlit run streamlit_app.py   # terminal 2</w:t>
             </w:r>
           </w:p>
         </w:tc>
@@ -24654,7 +24562,7 @@
                 <w:sz w:val="20"/>
                 <w:szCs w:val="20"/>
               </w:rPr>
-              <w:t>Ollama-only; sidebar collapsed by default; cross-encoder ON; feedback OFF</w:t>
+              <w:t>Local Ollama required; sidebar collapsed by default; cross-encoder ON; feedback OFF</w:t>
             </w:r>
           </w:p>
         </w:tc>
@@ -24707,6 +24615,129 @@
                 <w:sz w:val="20"/>
                 <w:szCs w:val="20"/>
               </w:rPr>
+              <w:t>RAG main app (cloud)</w:t>
+            </w:r>
+          </w:p>
+        </w:tc>
+        <w:tc>
+          <w:tcPr>
+            <w:tcW w:w="3600" w:type="dxa"/>
+            <w:tcBorders>
+              <w:top w:val="single" w:color="CCCCCC" w:sz="0" w:space="0"/>
+              <w:left w:val="single" w:color="CCCCCC" w:sz="0" w:space="0"/>
+              <w:bottom w:val="single" w:color="CCCCCC" w:sz="0" w:space="0"/>
+              <w:right w:val="single" w:color="CCCCCC" w:sz="0" w:space="0"/>
+            </w:tcBorders>
+            <w:shd w:val="clear" w:color="auto" w:fill="F2F2F2"/>
+            <w:tcMar>
+              <w:top w:w="60" w:type="dxa"/>
+              <w:left w:w="120" w:type="dxa"/>
+              <w:bottom w:w="60" w:type="dxa"/>
+              <w:right w:w="120" w:type="dxa"/>
+            </w:tcMar>
+          </w:tcPr>
+          <w:p>
+            <w:pPr>
+              <w:rPr>
+                <w:rFonts w:hint="default" w:ascii="Times New Roman" w:hAnsi="Times New Roman" w:cs="Times New Roman"/>
+                <w:color w:val="auto"/>
+              </w:rPr>
+            </w:pPr>
+            <w:r>
+              <w:rPr>
+                <w:rFonts w:hint="default" w:ascii="Times New Roman" w:hAnsi="Times New Roman" w:eastAsia="Arial" w:cs="Times New Roman"/>
+                <w:color w:val="auto"/>
+                <w:sz w:val="20"/>
+                <w:szCs w:val="20"/>
+              </w:rPr>
+              <w:t>Set OLLAMA_API_KEY + OLLAMA_HOST=https://ollama.com in Streamlit Secrets, then deploy</w:t>
+            </w:r>
+          </w:p>
+        </w:tc>
+        <w:tc>
+          <w:tcPr>
+            <w:tcW w:w="3360" w:type="dxa"/>
+            <w:tcBorders>
+              <w:top w:val="single" w:color="CCCCCC" w:sz="0" w:space="0"/>
+              <w:left w:val="single" w:color="CCCCCC" w:sz="0" w:space="0"/>
+              <w:bottom w:val="single" w:color="CCCCCC" w:sz="0" w:space="0"/>
+              <w:right w:val="single" w:color="CCCCCC" w:sz="0" w:space="0"/>
+            </w:tcBorders>
+            <w:shd w:val="clear" w:color="auto" w:fill="F2F2F2"/>
+            <w:tcMar>
+              <w:top w:w="60" w:type="dxa"/>
+              <w:left w:w="120" w:type="dxa"/>
+              <w:bottom w:w="60" w:type="dxa"/>
+              <w:right w:w="120" w:type="dxa"/>
+            </w:tcMar>
+          </w:tcPr>
+          <w:p>
+            <w:pPr>
+              <w:rPr>
+                <w:rFonts w:hint="default" w:ascii="Times New Roman" w:hAnsi="Times New Roman" w:cs="Times New Roman"/>
+                <w:color w:val="auto"/>
+              </w:rPr>
+            </w:pPr>
+            <w:r>
+              <w:rPr>
+                <w:rFonts w:hint="default" w:ascii="Times New Roman" w:hAnsi="Times New Roman" w:eastAsia="Arial" w:cs="Times New Roman"/>
+                <w:color w:val="auto"/>
+                <w:sz w:val="20"/>
+                <w:szCs w:val="20"/>
+              </w:rPr>
+              <w:t>Cloud mode: uses /api/generate endpoint with Bearer auth; loopback blocked on Streamlit Cloud</w:t>
+            </w:r>
+          </w:p>
+        </w:tc>
+      </w:tr>
+      <w:tr>
+        <w:tblPrEx>
+          <w:tblBorders>
+            <w:top w:val="single" w:color="auto" w:sz="4" w:space="0"/>
+            <w:left w:val="single" w:color="auto" w:sz="4" w:space="0"/>
+            <w:bottom w:val="single" w:color="auto" w:sz="4" w:space="0"/>
+            <w:right w:val="single" w:color="auto" w:sz="4" w:space="0"/>
+            <w:insideH w:val="single" w:color="auto" w:sz="4" w:space="0"/>
+            <w:insideV w:val="single" w:color="auto" w:sz="4" w:space="0"/>
+          </w:tblBorders>
+          <w:tblCellMar>
+            <w:top w:w="0" w:type="dxa"/>
+            <w:left w:w="10" w:type="dxa"/>
+            <w:bottom w:w="0" w:type="dxa"/>
+            <w:right w:w="10" w:type="dxa"/>
+          </w:tblCellMar>
+        </w:tblPrEx>
+        <w:tc>
+          <w:tcPr>
+            <w:tcW w:w="2400" w:type="dxa"/>
+            <w:tcBorders>
+              <w:top w:val="single" w:color="CCCCCC" w:sz="0" w:space="0"/>
+              <w:left w:val="single" w:color="CCCCCC" w:sz="0" w:space="0"/>
+              <w:bottom w:val="single" w:color="CCCCCC" w:sz="0" w:space="0"/>
+              <w:right w:val="single" w:color="CCCCCC" w:sz="0" w:space="0"/>
+            </w:tcBorders>
+            <w:shd w:val="clear" w:color="auto" w:fill="FFFFFF"/>
+            <w:tcMar>
+              <w:top w:w="60" w:type="dxa"/>
+              <w:left w:w="120" w:type="dxa"/>
+              <w:bottom w:w="60" w:type="dxa"/>
+              <w:right w:w="120" w:type="dxa"/>
+            </w:tcMar>
+          </w:tcPr>
+          <w:p>
+            <w:pPr>
+              <w:rPr>
+                <w:rFonts w:hint="default" w:ascii="Times New Roman" w:hAnsi="Times New Roman" w:cs="Times New Roman"/>
+                <w:color w:val="auto"/>
+              </w:rPr>
+            </w:pPr>
+            <w:r>
+              <w:rPr>
+                <w:rFonts w:hint="default" w:ascii="Times New Roman" w:hAnsi="Times New Roman" w:eastAsia="Arial" w:cs="Times New Roman"/>
+                <w:color w:val="auto"/>
+                <w:sz w:val="20"/>
+                <w:szCs w:val="20"/>
+              </w:rPr>
               <w:t>Smoke tests</w:t>
             </w:r>
           </w:p>
@@ -24720,7 +24751,7 @@
               <w:bottom w:val="single" w:color="CCCCCC" w:sz="0" w:space="0"/>
               <w:right w:val="single" w:color="CCCCCC" w:sz="0" w:space="0"/>
             </w:tcBorders>
-            <w:shd w:val="clear" w:color="auto" w:fill="F2F2F2"/>
+            <w:shd w:val="clear" w:color="auto" w:fill="FFFFFF"/>
             <w:tcMar>
               <w:top w:w="60" w:type="dxa"/>
               <w:left w:w="120" w:type="dxa"/>
@@ -24755,7 +24786,7 @@
               <w:bottom w:val="single" w:color="CCCCCC" w:sz="0" w:space="0"/>
               <w:right w:val="single" w:color="CCCCCC" w:sz="0" w:space="0"/>
             </w:tcBorders>
-            <w:shd w:val="clear" w:color="auto" w:fill="F2F2F2"/>
+            <w:shd w:val="clear" w:color="auto" w:fill="FFFFFF"/>
             <w:tcMar>
               <w:top w:w="60" w:type="dxa"/>
               <w:left w:w="120" w:type="dxa"/>
@@ -24837,26 +24868,7 @@
           <w:sz w:val="22"/>
           <w:szCs w:val="22"/>
         </w:rPr>
-        <w:t>All generated artifacts live under a single outputs/ directory at the repo root. The table below maps each Part to its code source and the files it produces. Artifacts are regenerated by re-running the corresponding script — copy new numbers into MANUAL_EXPERIMENT_LOGS</w:t>
-      </w:r>
-      <w:r>
-        <w:rPr>
-          <w:rFonts w:hint="default" w:ascii="Times New Roman" w:hAnsi="Times New Roman" w:cs="Times New Roman"/>
-          <w:color w:val="auto"/>
-          <w:sz w:val="22"/>
-          <w:szCs w:val="22"/>
-          <w:lang w:val="en-US"/>
-        </w:rPr>
-        <w:t xml:space="preserve"> </w:t>
-      </w:r>
-      <w:r>
-        <w:rPr>
-          <w:rFonts w:hint="default" w:ascii="Times New Roman" w:hAnsi="Times New Roman" w:eastAsia="Arial" w:cs="Times New Roman"/>
-          <w:color w:val="auto"/>
-          <w:sz w:val="22"/>
-          <w:szCs w:val="22"/>
-        </w:rPr>
-        <w:t xml:space="preserve"> if you want the consolidated log updated.</w:t>
+        <w:t>All generated artifacts live under a single outputs/ directory at the repo root. The table below maps each Part to its code source and the files it produces. Artifacts are regenerated by re-running the corresponding script — copy new numbers into MANUAL_EXPERIMENT_LOGS.md if you want the consolidated log updated.</w:t>
       </w:r>
     </w:p>
     <w:p>
@@ -25652,7 +25664,8 @@
                 <w:sz w:val="20"/>
                 <w:szCs w:val="20"/>
               </w:rPr>
-              <w:t>RAG_Architecture.docx</w:t>
+              <w:t>RAG_Architecture.html
+RAG_Architecture.docx</w:t>
             </w:r>
           </w:p>
         </w:tc>
@@ -25819,54 +25832,8 @@
           <w:sz w:val="34"/>
           <w:szCs w:val="34"/>
         </w:rPr>
-        <w:t>Coursework Rubric — Requirement Mapping</w:t>
-      </w:r>
-    </w:p>
-    <w:p>
-      <w:pPr>
-        <w:spacing w:before="60" w:after="80"/>
-        <w:rPr>
-          <w:rFonts w:hint="default" w:ascii="Times New Roman" w:hAnsi="Times New Roman" w:cs="Times New Roman"/>
-          <w:color w:val="auto"/>
-        </w:rPr>
-      </w:pPr>
-      <w:r>
-        <w:rPr>
-          <w:rFonts w:hint="default" w:ascii="Times New Roman" w:hAnsi="Times New Roman" w:eastAsia="Arial" w:cs="Times New Roman"/>
-          <w:color w:val="auto"/>
-          <w:sz w:val="22"/>
-          <w:szCs w:val="22"/>
-        </w:rPr>
-        <w:t>Use this table to verify every deliverable against the rubric. Code column shows the exact file; Evidence column shows the artifact produced. Update MANUAL_EXPERIMENT_LOGS</w:t>
-      </w:r>
-      <w:r>
-        <w:rPr>
-          <w:rFonts w:hint="default" w:ascii="Times New Roman" w:hAnsi="Times New Roman" w:cs="Times New Roman"/>
-          <w:color w:val="auto"/>
-          <w:sz w:val="22"/>
-          <w:szCs w:val="22"/>
-          <w:lang w:val="en-US"/>
-        </w:rPr>
-        <w:t xml:space="preserve"> </w:t>
-      </w:r>
-      <w:r>
-        <w:rPr>
-          <w:rFonts w:hint="default" w:ascii="Times New Roman" w:hAnsi="Times New Roman" w:eastAsia="Arial" w:cs="Times New Roman"/>
-          <w:color w:val="auto"/>
-          <w:sz w:val="22"/>
-          <w:szCs w:val="22"/>
-        </w:rPr>
-        <w:t xml:space="preserve"> where raw run outputs must be pasted.</w:t>
-      </w:r>
-    </w:p>
-    <w:p>
-      <w:pPr>
-        <w:spacing w:before="80" w:after="0"/>
-        <w:rPr>
-          <w:rFonts w:hint="default" w:ascii="Times New Roman" w:hAnsi="Times New Roman" w:cs="Times New Roman"/>
-          <w:color w:val="auto"/>
-        </w:rPr>
-      </w:pPr>
+        <w:t>Deployment — Streamlit Community Cloud</w:t>
+      </w:r>
     </w:p>
     <w:tbl>
       <w:tblPr>
@@ -25890,11 +25857,182 @@
         </w:tblCellMar>
       </w:tblPr>
       <w:tblGrid>
-        <w:gridCol w:w="570"/>
-        <w:gridCol w:w="694"/>
-        <w:gridCol w:w="1229"/>
-        <w:gridCol w:w="3086"/>
-        <w:gridCol w:w="4021"/>
+        <w:gridCol w:w="9360"/>
+      </w:tblGrid>
+      <w:tr>
+        <w:tblPrEx>
+          <w:tblBorders>
+            <w:top w:val="single" w:color="auto" w:sz="4" w:space="0"/>
+            <w:left w:val="single" w:color="auto" w:sz="4" w:space="0"/>
+            <w:bottom w:val="single" w:color="auto" w:sz="4" w:space="0"/>
+            <w:right w:val="single" w:color="auto" w:sz="4" w:space="0"/>
+            <w:insideH w:val="single" w:color="auto" w:sz="4" w:space="0"/>
+            <w:insideV w:val="single" w:color="auto" w:sz="4" w:space="0"/>
+          </w:tblBorders>
+          <w:tblCellMar>
+            <w:top w:w="0" w:type="dxa"/>
+            <w:left w:w="10" w:type="dxa"/>
+            <w:bottom w:w="0" w:type="dxa"/>
+            <w:right w:w="10" w:type="dxa"/>
+          </w:tblCellMar>
+        </w:tblPrEx>
+        <w:tc>
+          <w:tcPr>
+            <w:tcW w:w="9360" w:type="dxa"/>
+            <w:tcBorders>
+              <w:top w:val="single" w:color="CCCCCC" w:sz="0" w:space="0"/>
+              <w:left w:val="single" w:color="CCCCCC" w:sz="0" w:space="0"/>
+              <w:bottom w:val="single" w:color="CCCCCC" w:sz="0" w:space="0"/>
+              <w:right w:val="single" w:color="CCCCCC" w:sz="0" w:space="0"/>
+            </w:tcBorders>
+            <w:shd w:val="clear" w:color="auto" w:fill="EEF4FB"/>
+            <w:tcMar>
+              <w:top w:w="120" w:type="dxa"/>
+              <w:left w:w="200" w:type="dxa"/>
+              <w:bottom w:w="120" w:type="dxa"/>
+              <w:right w:w="200" w:type="dxa"/>
+            </w:tcMar>
+          </w:tcPr>
+          <w:p>
+            <w:pPr>
+              <w:spacing w:before="0" w:after="60"/>
+              <w:rPr>
+                <w:rFonts w:hint="default" w:ascii="Times New Roman" w:hAnsi="Times New Roman" w:cs="Times New Roman"/>
+                <w:color w:val="auto"/>
+              </w:rPr>
+            </w:pPr>
+            <w:r>
+              <w:rPr>
+                <w:rFonts w:hint="default" w:ascii="Times New Roman" w:hAnsi="Times New Roman" w:eastAsia="Arial" w:cs="Times New Roman"/>
+                <w:b/>
+                <w:bCs/>
+                <w:color w:val="auto"/>
+                <w:sz w:val="22"/>
+                <w:szCs w:val="22"/>
+              </w:rPr>
+              <w:t>Live application URL</w:t>
+            </w:r>
+          </w:p>
+          <w:p>
+            <w:pPr>
+              <w:spacing w:before="0" w:after="60"/>
+              <w:rPr>
+                <w:rFonts w:hint="default" w:ascii="Times New Roman" w:hAnsi="Times New Roman" w:cs="Times New Roman"/>
+                <w:color w:val="auto"/>
+              </w:rPr>
+            </w:pPr>
+            <w:r>
+              <w:rPr>
+                <w:rFonts w:hint="default" w:ascii="Times New Roman" w:hAnsi="Times New Roman" w:eastAsia="Courier New" w:cs="Times New Roman"/>
+                <w:color w:val="auto"/>
+                <w:sz w:val="20"/>
+                <w:szCs w:val="20"/>
+              </w:rPr>
+              <w:t>https://ai10012300041-5tvhjrwltwxtqhsq5svclt.streamlit.app/</w:t>
+            </w:r>
+          </w:p>
+          <w:p>
+            <w:pPr>
+              <w:spacing w:before="0" w:after="0"/>
+              <w:rPr>
+                <w:rFonts w:hint="default" w:ascii="Times New Roman" w:hAnsi="Times New Roman" w:cs="Times New Roman"/>
+                <w:color w:val="auto"/>
+              </w:rPr>
+            </w:pPr>
+            <w:r>
+              <w:rPr>
+                <w:rFonts w:hint="default" w:ascii="Times New Roman" w:hAnsi="Times New Roman" w:eastAsia="Arial" w:cs="Times New Roman"/>
+                <w:color w:val="auto"/>
+                <w:sz w:val="21"/>
+                <w:szCs w:val="21"/>
+              </w:rPr>
+              <w:t>Runs the full RAG pipeline from streamlit_app.py — retrieval → context → prompt → Ollama generation.</w:t>
+            </w:r>
+          </w:p>
+        </w:tc>
+      </w:tr>
+    </w:tbl>
+    <w:p>
+      <w:pPr>
+        <w:spacing w:before="120" w:after="0"/>
+        <w:rPr>
+          <w:rFonts w:hint="default" w:ascii="Times New Roman" w:hAnsi="Times New Roman" w:cs="Times New Roman"/>
+          <w:color w:val="auto"/>
+        </w:rPr>
+      </w:pPr>
+    </w:p>
+    <w:p>
+      <w:pPr>
+        <w:pStyle w:val="3"/>
+        <w:spacing w:before="280" w:after="120"/>
+        <w:rPr>
+          <w:rFonts w:hint="default" w:ascii="Times New Roman" w:hAnsi="Times New Roman" w:cs="Times New Roman"/>
+          <w:color w:val="auto"/>
+        </w:rPr>
+      </w:pPr>
+      <w:r>
+        <w:rPr>
+          <w:rFonts w:hint="default" w:ascii="Times New Roman" w:hAnsi="Times New Roman" w:eastAsia="Arial" w:cs="Times New Roman"/>
+          <w:b/>
+          <w:bCs/>
+          <w:color w:val="auto"/>
+          <w:sz w:val="28"/>
+          <w:szCs w:val="28"/>
+        </w:rPr>
+        <w:t>Deployment Files Added</w:t>
+      </w:r>
+    </w:p>
+    <w:p>
+      <w:pPr>
+        <w:spacing w:before="60" w:after="80"/>
+        <w:rPr>
+          <w:rFonts w:hint="default" w:ascii="Times New Roman" w:hAnsi="Times New Roman" w:cs="Times New Roman"/>
+          <w:color w:val="auto"/>
+        </w:rPr>
+      </w:pPr>
+      <w:r>
+        <w:rPr>
+          <w:rFonts w:hint="default" w:ascii="Times New Roman" w:hAnsi="Times New Roman" w:eastAsia="Arial" w:cs="Times New Roman"/>
+          <w:color w:val="auto"/>
+          <w:sz w:val="22"/>
+          <w:szCs w:val="22"/>
+        </w:rPr>
+        <w:t>The following files were added or modified specifically to support Streamlit Community Cloud deployment:</w:t>
+      </w:r>
+    </w:p>
+    <w:p>
+      <w:pPr>
+        <w:spacing w:before="80" w:after="0"/>
+        <w:rPr>
+          <w:rFonts w:hint="default" w:ascii="Times New Roman" w:hAnsi="Times New Roman" w:cs="Times New Roman"/>
+          <w:color w:val="auto"/>
+        </w:rPr>
+      </w:pPr>
+    </w:p>
+    <w:tbl>
+      <w:tblPr>
+        <w:tblStyle w:val="9"/>
+        <w:tblW w:w="9360" w:type="dxa"/>
+        <w:tblInd w:w="0" w:type="dxa"/>
+        <w:tblBorders>
+          <w:top w:val="single" w:color="auto" w:sz="4" w:space="0"/>
+          <w:left w:val="single" w:color="auto" w:sz="4" w:space="0"/>
+          <w:bottom w:val="single" w:color="auto" w:sz="4" w:space="0"/>
+          <w:right w:val="single" w:color="auto" w:sz="4" w:space="0"/>
+          <w:insideH w:val="single" w:color="auto" w:sz="4" w:space="0"/>
+          <w:insideV w:val="single" w:color="auto" w:sz="4" w:space="0"/>
+        </w:tblBorders>
+        <w:tblLayout w:type="autofit"/>
+        <w:tblCellMar>
+          <w:top w:w="0" w:type="dxa"/>
+          <w:left w:w="10" w:type="dxa"/>
+          <w:bottom w:w="0" w:type="dxa"/>
+          <w:right w:w="10" w:type="dxa"/>
+        </w:tblCellMar>
+      </w:tblPr>
+      <w:tblGrid>
+        <w:gridCol w:w="2400"/>
+        <w:gridCol w:w="6960"/>
       </w:tblGrid>
       <w:tr>
         <w:tblPrEx>
@@ -25918,7 +26056,7 @@
         </w:trPr>
         <w:tc>
           <w:tcPr>
-            <w:tcW w:w="480" w:type="dxa"/>
+            <w:tcW w:w="2400" w:type="dxa"/>
             <w:tcBorders>
               <w:top w:val="single" w:color="CCCCCC" w:sz="0" w:space="0"/>
               <w:left w:val="single" w:color="CCCCCC" w:sz="0" w:space="0"/>
@@ -25950,13 +26088,13 @@
                 <w:sz w:val="20"/>
                 <w:szCs w:val="20"/>
               </w:rPr>
-              <w:t>Part</w:t>
-            </w:r>
-          </w:p>
-        </w:tc>
-        <w:tc>
-          <w:tcPr>
-            <w:tcW w:w="480" w:type="dxa"/>
+              <w:t>File</w:t>
+            </w:r>
+          </w:p>
+        </w:tc>
+        <w:tc>
+          <w:tcPr>
+            <w:tcW w:w="6960" w:type="dxa"/>
             <w:tcBorders>
               <w:top w:val="single" w:color="CCCCCC" w:sz="0" w:space="0"/>
               <w:left w:val="single" w:color="CCCCCC" w:sz="0" w:space="0"/>
@@ -25988,121 +26126,7 @@
                 <w:sz w:val="20"/>
                 <w:szCs w:val="20"/>
               </w:rPr>
-              <w:t>Marks</w:t>
-            </w:r>
-          </w:p>
-        </w:tc>
-        <w:tc>
-          <w:tcPr>
-            <w:tcW w:w="2160" w:type="dxa"/>
-            <w:tcBorders>
-              <w:top w:val="single" w:color="CCCCCC" w:sz="0" w:space="0"/>
-              <w:left w:val="single" w:color="CCCCCC" w:sz="0" w:space="0"/>
-              <w:bottom w:val="single" w:color="CCCCCC" w:sz="0" w:space="0"/>
-              <w:right w:val="single" w:color="CCCCCC" w:sz="0" w:space="0"/>
-            </w:tcBorders>
-            <w:shd w:val="clear" w:color="auto" w:fill="2E4057"/>
-            <w:tcMar>
-              <w:top w:w="80" w:type="dxa"/>
-              <w:left w:w="120" w:type="dxa"/>
-              <w:bottom w:w="80" w:type="dxa"/>
-              <w:right w:w="120" w:type="dxa"/>
-            </w:tcMar>
-          </w:tcPr>
-          <w:p>
-            <w:pPr>
-              <w:jc w:val="left"/>
-              <w:rPr>
-                <w:rFonts w:hint="default" w:ascii="Times New Roman" w:hAnsi="Times New Roman" w:cs="Times New Roman"/>
-                <w:color w:val="auto"/>
-              </w:rPr>
-            </w:pPr>
-            <w:r>
-              <w:rPr>
-                <w:rFonts w:hint="default" w:ascii="Times New Roman" w:hAnsi="Times New Roman" w:eastAsia="Arial" w:cs="Times New Roman"/>
-                <w:b/>
-                <w:bCs/>
-                <w:color w:val="auto"/>
-                <w:sz w:val="20"/>
-                <w:szCs w:val="20"/>
-              </w:rPr>
-              <w:t>Requirement</w:t>
-            </w:r>
-          </w:p>
-        </w:tc>
-        <w:tc>
-          <w:tcPr>
-            <w:tcW w:w="2880" w:type="dxa"/>
-            <w:tcBorders>
-              <w:top w:val="single" w:color="CCCCCC" w:sz="0" w:space="0"/>
-              <w:left w:val="single" w:color="CCCCCC" w:sz="0" w:space="0"/>
-              <w:bottom w:val="single" w:color="CCCCCC" w:sz="0" w:space="0"/>
-              <w:right w:val="single" w:color="CCCCCC" w:sz="0" w:space="0"/>
-            </w:tcBorders>
-            <w:shd w:val="clear" w:color="auto" w:fill="2E4057"/>
-            <w:tcMar>
-              <w:top w:w="80" w:type="dxa"/>
-              <w:left w:w="120" w:type="dxa"/>
-              <w:bottom w:w="80" w:type="dxa"/>
-              <w:right w:w="120" w:type="dxa"/>
-            </w:tcMar>
-          </w:tcPr>
-          <w:p>
-            <w:pPr>
-              <w:jc w:val="left"/>
-              <w:rPr>
-                <w:rFonts w:hint="default" w:ascii="Times New Roman" w:hAnsi="Times New Roman" w:cs="Times New Roman"/>
-                <w:color w:val="auto"/>
-              </w:rPr>
-            </w:pPr>
-            <w:r>
-              <w:rPr>
-                <w:rFonts w:hint="default" w:ascii="Times New Roman" w:hAnsi="Times New Roman" w:eastAsia="Arial" w:cs="Times New Roman"/>
-                <w:b/>
-                <w:bCs/>
-                <w:color w:val="auto"/>
-                <w:sz w:val="20"/>
-                <w:szCs w:val="20"/>
-              </w:rPr>
-              <w:t>Code</w:t>
-            </w:r>
-          </w:p>
-        </w:tc>
-        <w:tc>
-          <w:tcPr>
-            <w:tcW w:w="3360" w:type="dxa"/>
-            <w:tcBorders>
-              <w:top w:val="single" w:color="CCCCCC" w:sz="0" w:space="0"/>
-              <w:left w:val="single" w:color="CCCCCC" w:sz="0" w:space="0"/>
-              <w:bottom w:val="single" w:color="CCCCCC" w:sz="0" w:space="0"/>
-              <w:right w:val="single" w:color="CCCCCC" w:sz="0" w:space="0"/>
-            </w:tcBorders>
-            <w:shd w:val="clear" w:color="auto" w:fill="2E4057"/>
-            <w:tcMar>
-              <w:top w:w="80" w:type="dxa"/>
-              <w:left w:w="120" w:type="dxa"/>
-              <w:bottom w:w="80" w:type="dxa"/>
-              <w:right w:w="120" w:type="dxa"/>
-            </w:tcMar>
-          </w:tcPr>
-          <w:p>
-            <w:pPr>
-              <w:jc w:val="left"/>
-              <w:rPr>
-                <w:rFonts w:hint="default" w:ascii="Times New Roman" w:hAnsi="Times New Roman" w:cs="Times New Roman"/>
-                <w:color w:val="auto"/>
-              </w:rPr>
-            </w:pPr>
-            <w:r>
-              <w:rPr>
-                <w:rFonts w:hint="default" w:ascii="Times New Roman" w:hAnsi="Times New Roman" w:eastAsia="Arial" w:cs="Times New Roman"/>
-                <w:b/>
-                <w:bCs/>
-                <w:color w:val="auto"/>
-                <w:sz w:val="20"/>
-                <w:szCs w:val="20"/>
-              </w:rPr>
-              <w:t>Evidence / artifact</w:t>
+              <w:t>Purpose</w:t>
             </w:r>
           </w:p>
         </w:tc>
@@ -26126,7 +26150,7 @@
         </w:tblPrEx>
         <w:tc>
           <w:tcPr>
-            <w:tcW w:w="480" w:type="dxa"/>
+            <w:tcW w:w="2400" w:type="dxa"/>
             <w:tcBorders>
               <w:top w:val="single" w:color="CCCCCC" w:sz="0" w:space="0"/>
               <w:left w:val="single" w:color="CCCCCC" w:sz="0" w:space="0"/>
@@ -26155,13 +26179,13 @@
                 <w:sz w:val="20"/>
                 <w:szCs w:val="20"/>
               </w:rPr>
-              <w:t>A</w:t>
-            </w:r>
-          </w:p>
-        </w:tc>
-        <w:tc>
-          <w:tcPr>
-            <w:tcW w:w="480" w:type="dxa"/>
+              <w:t>requirements.txt (repo root)</w:t>
+            </w:r>
+          </w:p>
+        </w:tc>
+        <w:tc>
+          <w:tcPr>
+            <w:tcW w:w="6960" w:type="dxa"/>
             <w:tcBorders>
               <w:top w:val="single" w:color="CCCCCC" w:sz="0" w:space="0"/>
               <w:left w:val="single" w:color="CCCCCC" w:sz="0" w:space="0"/>
@@ -26190,115 +26214,7 @@
                 <w:sz w:val="20"/>
                 <w:szCs w:val="20"/>
               </w:rPr>
-              <w:t>4</w:t>
-            </w:r>
-          </w:p>
-        </w:tc>
-        <w:tc>
-          <w:tcPr>
-            <w:tcW w:w="2160" w:type="dxa"/>
-            <w:tcBorders>
-              <w:top w:val="single" w:color="CCCCCC" w:sz="0" w:space="0"/>
-              <w:left w:val="single" w:color="CCCCCC" w:sz="0" w:space="0"/>
-              <w:bottom w:val="single" w:color="CCCCCC" w:sz="0" w:space="0"/>
-              <w:right w:val="single" w:color="CCCCCC" w:sz="0" w:space="0"/>
-            </w:tcBorders>
-            <w:shd w:val="clear" w:color="auto" w:fill="FFFFFF"/>
-            <w:tcMar>
-              <w:top w:w="60" w:type="dxa"/>
-              <w:left w:w="120" w:type="dxa"/>
-              <w:bottom w:w="60" w:type="dxa"/>
-              <w:right w:w="120" w:type="dxa"/>
-            </w:tcMar>
-          </w:tcPr>
-          <w:p>
-            <w:pPr>
-              <w:rPr>
-                <w:rFonts w:hint="default" w:ascii="Times New Roman" w:hAnsi="Times New Roman" w:cs="Times New Roman"/>
-                <w:color w:val="auto"/>
-              </w:rPr>
-            </w:pPr>
-            <w:r>
-              <w:rPr>
-                <w:rFonts w:hint="default" w:ascii="Times New Roman" w:hAnsi="Times New Roman" w:eastAsia="Arial" w:cs="Times New Roman"/>
-                <w:color w:val="auto"/>
-                <w:sz w:val="20"/>
-                <w:szCs w:val="20"/>
-              </w:rPr>
-              <w:t>Data cleaning</w:t>
-            </w:r>
-          </w:p>
-        </w:tc>
-        <w:tc>
-          <w:tcPr>
-            <w:tcW w:w="2880" w:type="dxa"/>
-            <w:tcBorders>
-              <w:top w:val="single" w:color="CCCCCC" w:sz="0" w:space="0"/>
-              <w:left w:val="single" w:color="CCCCCC" w:sz="0" w:space="0"/>
-              <w:bottom w:val="single" w:color="CCCCCC" w:sz="0" w:space="0"/>
-              <w:right w:val="single" w:color="CCCCCC" w:sz="0" w:space="0"/>
-            </w:tcBorders>
-            <w:shd w:val="clear" w:color="auto" w:fill="FFFFFF"/>
-            <w:tcMar>
-              <w:top w:w="60" w:type="dxa"/>
-              <w:left w:w="120" w:type="dxa"/>
-              <w:bottom w:w="60" w:type="dxa"/>
-              <w:right w:w="120" w:type="dxa"/>
-            </w:tcMar>
-          </w:tcPr>
-          <w:p>
-            <w:pPr>
-              <w:rPr>
-                <w:rFonts w:hint="default" w:ascii="Times New Roman" w:hAnsi="Times New Roman" w:cs="Times New Roman"/>
-                <w:color w:val="auto"/>
-              </w:rPr>
-            </w:pPr>
-            <w:r>
-              <w:rPr>
-                <w:rFonts w:hint="default" w:ascii="Times New Roman" w:hAnsi="Times New Roman" w:eastAsia="Arial" w:cs="Times New Roman"/>
-                <w:color w:val="auto"/>
-                <w:sz w:val="20"/>
-                <w:szCs w:val="20"/>
-              </w:rPr>
-              <w:t>src/part_a/part_a_data_engineering.py
-extract_and_clean_budget_pdf()
-load_and_clean_election_csv()</w:t>
-            </w:r>
-          </w:p>
-        </w:tc>
-        <w:tc>
-          <w:tcPr>
-            <w:tcW w:w="3360" w:type="dxa"/>
-            <w:tcBorders>
-              <w:top w:val="single" w:color="CCCCCC" w:sz="0" w:space="0"/>
-              <w:left w:val="single" w:color="CCCCCC" w:sz="0" w:space="0"/>
-              <w:bottom w:val="single" w:color="CCCCCC" w:sz="0" w:space="0"/>
-              <w:right w:val="single" w:color="CCCCCC" w:sz="0" w:space="0"/>
-            </w:tcBorders>
-            <w:shd w:val="clear" w:color="auto" w:fill="FFFFFF"/>
-            <w:tcMar>
-              <w:top w:w="60" w:type="dxa"/>
-              <w:left w:w="120" w:type="dxa"/>
-              <w:bottom w:w="60" w:type="dxa"/>
-              <w:right w:w="120" w:type="dxa"/>
-            </w:tcMar>
-          </w:tcPr>
-          <w:p>
-            <w:pPr>
-              <w:rPr>
-                <w:rFonts w:hint="default" w:ascii="Times New Roman" w:hAnsi="Times New Roman" w:cs="Times New Roman"/>
-                <w:color w:val="auto"/>
-              </w:rPr>
-            </w:pPr>
-            <w:r>
-              <w:rPr>
-                <w:rFonts w:hint="default" w:ascii="Times New Roman" w:hAnsi="Times New Roman" w:eastAsia="Arial" w:cs="Times New Roman"/>
-                <w:color w:val="auto"/>
-                <w:sz w:val="20"/>
-                <w:szCs w:val="20"/>
-              </w:rPr>
-              <w:t>outputs/part_a/cleaned_budget_text.txt
-outputs/part_a/cleaned_election_rows.csv</w:t>
+              <w:t>CPU-only PyTorch (torch==...+cpu via PyTorch's CPU index) so the builder does not pull CUDA stacks that fail (e.g. Triton on unsupported Python/ABI). Also includes -e . for editable package install so academic_city and part_* packages from src/ are resolved correctly.</w:t>
             </w:r>
           </w:p>
         </w:tc>
@@ -26322,7 +26238,7 @@
         </w:tblPrEx>
         <w:tc>
           <w:tcPr>
-            <w:tcW w:w="480" w:type="dxa"/>
+            <w:tcW w:w="2400" w:type="dxa"/>
             <w:tcBorders>
               <w:top w:val="single" w:color="CCCCCC" w:sz="0" w:space="0"/>
               <w:left w:val="single" w:color="CCCCCC" w:sz="0" w:space="0"/>
@@ -26351,13 +26267,13 @@
                 <w:sz w:val="20"/>
                 <w:szCs w:val="20"/>
               </w:rPr>
-              <w:t>A</w:t>
-            </w:r>
-          </w:p>
-        </w:tc>
-        <w:tc>
-          <w:tcPr>
-            <w:tcW w:w="480" w:type="dxa"/>
+              <w:t>runtime.txt</w:t>
+            </w:r>
+          </w:p>
+        </w:tc>
+        <w:tc>
+          <w:tcPr>
+            <w:tcW w:w="6960" w:type="dxa"/>
             <w:tcBorders>
               <w:top w:val="single" w:color="CCCCCC" w:sz="0" w:space="0"/>
               <w:left w:val="single" w:color="CCCCCC" w:sz="0" w:space="0"/>
@@ -26379,132 +26295,14 @@
                 <w:color w:val="auto"/>
               </w:rPr>
             </w:pPr>
-          </w:p>
-        </w:tc>
-        <w:tc>
-          <w:tcPr>
-            <w:tcW w:w="2160" w:type="dxa"/>
-            <w:tcBorders>
-              <w:top w:val="single" w:color="CCCCCC" w:sz="0" w:space="0"/>
-              <w:left w:val="single" w:color="CCCCCC" w:sz="0" w:space="0"/>
-              <w:bottom w:val="single" w:color="CCCCCC" w:sz="0" w:space="0"/>
-              <w:right w:val="single" w:color="CCCCCC" w:sz="0" w:space="0"/>
-            </w:tcBorders>
-            <w:shd w:val="clear" w:color="auto" w:fill="F2F2F2"/>
-            <w:tcMar>
-              <w:top w:w="60" w:type="dxa"/>
-              <w:left w:w="120" w:type="dxa"/>
-              <w:bottom w:w="60" w:type="dxa"/>
-              <w:right w:w="120" w:type="dxa"/>
-            </w:tcMar>
-          </w:tcPr>
-          <w:p>
-            <w:pPr>
-              <w:rPr>
-                <w:rFonts w:hint="default" w:ascii="Times New Roman" w:hAnsi="Times New Roman" w:cs="Times New Roman"/>
-                <w:color w:val="auto"/>
-              </w:rPr>
-            </w:pPr>
-            <w:r>
-              <w:rPr>
-                <w:rFonts w:hint="default" w:ascii="Times New Roman" w:hAnsi="Times New Roman" w:eastAsia="Arial" w:cs="Times New Roman"/>
-                <w:color w:val="auto"/>
-                <w:sz w:val="20"/>
-                <w:szCs w:val="20"/>
-              </w:rPr>
-              <w:t>Chunking strategy design + justification (size/overlap)</w:t>
-            </w:r>
-          </w:p>
-        </w:tc>
-        <w:tc>
-          <w:tcPr>
-            <w:tcW w:w="2880" w:type="dxa"/>
-            <w:tcBorders>
-              <w:top w:val="single" w:color="CCCCCC" w:sz="0" w:space="0"/>
-              <w:left w:val="single" w:color="CCCCCC" w:sz="0" w:space="0"/>
-              <w:bottom w:val="single" w:color="CCCCCC" w:sz="0" w:space="0"/>
-              <w:right w:val="single" w:color="CCCCCC" w:sz="0" w:space="0"/>
-            </w:tcBorders>
-            <w:shd w:val="clear" w:color="auto" w:fill="F2F2F2"/>
-            <w:tcMar>
-              <w:top w:w="60" w:type="dxa"/>
-              <w:left w:w="120" w:type="dxa"/>
-              <w:bottom w:w="60" w:type="dxa"/>
-              <w:right w:w="120" w:type="dxa"/>
-            </w:tcMar>
-          </w:tcPr>
-          <w:p>
-            <w:pPr>
-              <w:rPr>
-                <w:rFonts w:hint="default" w:ascii="Times New Roman" w:hAnsi="Times New Roman" w:cs="Times New Roman"/>
-                <w:color w:val="auto"/>
-              </w:rPr>
-            </w:pPr>
-            <w:r>
-              <w:rPr>
-                <w:rFonts w:hint="default" w:ascii="Times New Roman" w:hAnsi="Times New Roman" w:eastAsia="Arial" w:cs="Times New Roman"/>
-                <w:color w:val="auto"/>
-                <w:sz w:val="20"/>
-                <w:szCs w:val="20"/>
-              </w:rPr>
-              <w:t>chunk_fixed_chars(chunk_size=1200, overlap=200)
-chunk_fixed_words(words_per_chunk=260, overlap_words=50)
-chunk_paragraph_packed(max_chars=1400, overlap_paragraphs=1)</w:t>
-            </w:r>
-          </w:p>
-        </w:tc>
-        <w:tc>
-          <w:tcPr>
-            <w:tcW w:w="3360" w:type="dxa"/>
-            <w:tcBorders>
-              <w:top w:val="single" w:color="CCCCCC" w:sz="0" w:space="0"/>
-              <w:left w:val="single" w:color="CCCCCC" w:sz="0" w:space="0"/>
-              <w:bottom w:val="single" w:color="CCCCCC" w:sz="0" w:space="0"/>
-              <w:right w:val="single" w:color="CCCCCC" w:sz="0" w:space="0"/>
-            </w:tcBorders>
-            <w:shd w:val="clear" w:color="auto" w:fill="F2F2F2"/>
-            <w:tcMar>
-              <w:top w:w="60" w:type="dxa"/>
-              <w:left w:w="120" w:type="dxa"/>
-              <w:bottom w:w="60" w:type="dxa"/>
-              <w:right w:w="120" w:type="dxa"/>
-            </w:tcMar>
-          </w:tcPr>
-          <w:p>
-            <w:pPr>
-              <w:rPr>
-                <w:rFonts w:hint="default" w:ascii="Times New Roman" w:hAnsi="Times New Roman" w:cs="Times New Roman"/>
-                <w:color w:val="auto"/>
-              </w:rPr>
-            </w:pPr>
-            <w:r>
-              <w:rPr>
-                <w:rFonts w:hint="default" w:ascii="Times New Roman" w:hAnsi="Times New Roman" w:eastAsia="Arial" w:cs="Times New Roman"/>
-                <w:color w:val="auto"/>
-                <w:sz w:val="20"/>
-                <w:szCs w:val="20"/>
-              </w:rPr>
-              <w:t>Design: § Part A of this doc
-Metrics: MANUAL_EXPERIMENT_LOGS</w:t>
-            </w:r>
-            <w:r>
-              <w:rPr>
-                <w:rFonts w:hint="default" w:ascii="Times New Roman" w:hAnsi="Times New Roman" w:cs="Times New Roman"/>
-                <w:color w:val="auto"/>
-                <w:sz w:val="20"/>
-                <w:szCs w:val="20"/>
-                <w:lang w:val="en-US"/>
-              </w:rPr>
-              <w:t xml:space="preserve"> </w:t>
-            </w:r>
-            <w:r>
-              <w:rPr>
-                <w:rFonts w:hint="default" w:ascii="Times New Roman" w:hAnsi="Times New Roman" w:eastAsia="Arial" w:cs="Times New Roman"/>
-                <w:color w:val="auto"/>
-                <w:sz w:val="20"/>
-                <w:szCs w:val="20"/>
-              </w:rPr>
-              <w:t xml:space="preserve"> (Part A)</w:t>
+            <w:r>
+              <w:rPr>
+                <w:rFonts w:hint="default" w:ascii="Times New Roman" w:hAnsi="Times New Roman" w:eastAsia="Arial" w:cs="Times New Roman"/>
+                <w:color w:val="auto"/>
+                <w:sz w:val="20"/>
+                <w:szCs w:val="20"/>
+              </w:rPr>
+              <w:t>Pins Python 3.11 for reliable wheel availability. Avoids Python 3.14+ where some packages are missing or have broken builds on the Streamlit Cloud builder.</w:t>
             </w:r>
           </w:p>
         </w:tc>
@@ -26528,7 +26326,7 @@
         </w:tblPrEx>
         <w:tc>
           <w:tcPr>
-            <w:tcW w:w="480" w:type="dxa"/>
+            <w:tcW w:w="2400" w:type="dxa"/>
             <w:tcBorders>
               <w:top w:val="single" w:color="CCCCCC" w:sz="0" w:space="0"/>
               <w:left w:val="single" w:color="CCCCCC" w:sz="0" w:space="0"/>
@@ -26557,13 +26355,13 @@
                 <w:sz w:val="20"/>
                 <w:szCs w:val="20"/>
               </w:rPr>
-              <w:t>A</w:t>
-            </w:r>
-          </w:p>
-        </w:tc>
-        <w:tc>
-          <w:tcPr>
-            <w:tcW w:w="480" w:type="dxa"/>
+              <w:t>.env.example</w:t>
+            </w:r>
+          </w:p>
+        </w:tc>
+        <w:tc>
+          <w:tcPr>
+            <w:tcW w:w="6960" w:type="dxa"/>
             <w:tcBorders>
               <w:top w:val="single" w:color="CCCCCC" w:sz="0" w:space="0"/>
               <w:left w:val="single" w:color="CCCCCC" w:sz="0" w:space="0"/>
@@ -26585,112 +26383,311 @@
                 <w:color w:val="auto"/>
               </w:rPr>
             </w:pPr>
-          </w:p>
-        </w:tc>
-        <w:tc>
-          <w:tcPr>
-            <w:tcW w:w="2160" w:type="dxa"/>
-            <w:tcBorders>
-              <w:top w:val="single" w:color="CCCCCC" w:sz="0" w:space="0"/>
-              <w:left w:val="single" w:color="CCCCCC" w:sz="0" w:space="0"/>
-              <w:bottom w:val="single" w:color="CCCCCC" w:sz="0" w:space="0"/>
-              <w:right w:val="single" w:color="CCCCCC" w:sz="0" w:space="0"/>
-            </w:tcBorders>
-            <w:shd w:val="clear" w:color="auto" w:fill="FFFFFF"/>
-            <w:tcMar>
-              <w:top w:w="60" w:type="dxa"/>
-              <w:left w:w="120" w:type="dxa"/>
-              <w:bottom w:w="60" w:type="dxa"/>
-              <w:right w:w="120" w:type="dxa"/>
-            </w:tcMar>
-          </w:tcPr>
-          <w:p>
-            <w:pPr>
-              <w:rPr>
-                <w:rFonts w:hint="default" w:ascii="Times New Roman" w:hAnsi="Times New Roman" w:cs="Times New Roman"/>
-                <w:color w:val="auto"/>
-              </w:rPr>
-            </w:pPr>
-            <w:r>
-              <w:rPr>
-                <w:rFonts w:hint="default" w:ascii="Times New Roman" w:hAnsi="Times New Roman" w:eastAsia="Arial" w:cs="Times New Roman"/>
-                <w:color w:val="auto"/>
-                <w:sz w:val="20"/>
-                <w:szCs w:val="20"/>
-              </w:rPr>
-              <w:t>Implement chunking strategies</w:t>
-            </w:r>
-          </w:p>
-        </w:tc>
-        <w:tc>
-          <w:tcPr>
-            <w:tcW w:w="2880" w:type="dxa"/>
-            <w:tcBorders>
-              <w:top w:val="single" w:color="CCCCCC" w:sz="0" w:space="0"/>
-              <w:left w:val="single" w:color="CCCCCC" w:sz="0" w:space="0"/>
-              <w:bottom w:val="single" w:color="CCCCCC" w:sz="0" w:space="0"/>
-              <w:right w:val="single" w:color="CCCCCC" w:sz="0" w:space="0"/>
-            </w:tcBorders>
-            <w:shd w:val="clear" w:color="auto" w:fill="FFFFFF"/>
-            <w:tcMar>
-              <w:top w:w="60" w:type="dxa"/>
-              <w:left w:w="120" w:type="dxa"/>
-              <w:bottom w:w="60" w:type="dxa"/>
-              <w:right w:w="120" w:type="dxa"/>
-            </w:tcMar>
-          </w:tcPr>
-          <w:p>
-            <w:pPr>
-              <w:rPr>
-                <w:rFonts w:hint="default" w:ascii="Times New Roman" w:hAnsi="Times New Roman" w:cs="Times New Roman"/>
-                <w:color w:val="auto"/>
-              </w:rPr>
-            </w:pPr>
-            <w:r>
-              <w:rPr>
-                <w:rFonts w:hint="default" w:ascii="Times New Roman" w:hAnsi="Times New Roman" w:eastAsia="Arial" w:cs="Times New Roman"/>
-                <w:color w:val="auto"/>
-                <w:sz w:val="20"/>
-                <w:szCs w:val="20"/>
-              </w:rPr>
-              <w:t>src/part_a/part_a_data_engineering.py</w:t>
-            </w:r>
-          </w:p>
-        </w:tc>
-        <w:tc>
-          <w:tcPr>
-            <w:tcW w:w="3360" w:type="dxa"/>
-            <w:tcBorders>
-              <w:top w:val="single" w:color="CCCCCC" w:sz="0" w:space="0"/>
-              <w:left w:val="single" w:color="CCCCCC" w:sz="0" w:space="0"/>
-              <w:bottom w:val="single" w:color="CCCCCC" w:sz="0" w:space="0"/>
-              <w:right w:val="single" w:color="CCCCCC" w:sz="0" w:space="0"/>
-            </w:tcBorders>
-            <w:shd w:val="clear" w:color="auto" w:fill="FFFFFF"/>
-            <w:tcMar>
-              <w:top w:w="60" w:type="dxa"/>
-              <w:left w:w="120" w:type="dxa"/>
-              <w:bottom w:w="60" w:type="dxa"/>
-              <w:right w:w="120" w:type="dxa"/>
-            </w:tcMar>
-          </w:tcPr>
-          <w:p>
-            <w:pPr>
-              <w:rPr>
-                <w:rFonts w:hint="default" w:ascii="Times New Roman" w:hAnsi="Times New Roman" w:cs="Times New Roman"/>
-                <w:color w:val="auto"/>
-              </w:rPr>
-            </w:pPr>
-            <w:r>
-              <w:rPr>
-                <w:rFonts w:hint="default" w:ascii="Times New Roman" w:hAnsi="Times New Roman" w:eastAsia="Arial" w:cs="Times New Roman"/>
-                <w:color w:val="auto"/>
-                <w:sz w:val="20"/>
-                <w:szCs w:val="20"/>
-              </w:rPr>
-              <w:t>outputs/part_a/chunks_fixed_chars.jsonl
-outputs/part_a/chunks_fixed_words.jsonl
-outputs/part_a/chunks_paragraph_packed.jsonl</w:t>
+            <w:r>
+              <w:rPr>
+                <w:rFonts w:hint="default" w:ascii="Times New Roman" w:hAnsi="Times New Roman" w:eastAsia="Arial" w:cs="Times New Roman"/>
+                <w:color w:val="auto"/>
+                <w:sz w:val="20"/>
+                <w:szCs w:val="20"/>
+              </w:rPr>
+              <w:t>Documents all OLLAMA_* environment variable names with placeholder values. Contains no real secrets — actual secrets are set in Streamlit Settings → Secrets (TOML format).</w:t>
+            </w:r>
+          </w:p>
+        </w:tc>
+      </w:tr>
+    </w:tbl>
+    <w:p>
+      <w:pPr>
+        <w:spacing w:before="120" w:after="0"/>
+        <w:rPr>
+          <w:rFonts w:hint="default" w:ascii="Times New Roman" w:hAnsi="Times New Roman" w:cs="Times New Roman"/>
+          <w:color w:val="auto"/>
+        </w:rPr>
+      </w:pPr>
+    </w:p>
+    <w:p>
+      <w:pPr>
+        <w:pStyle w:val="3"/>
+        <w:spacing w:before="280" w:after="120"/>
+        <w:rPr>
+          <w:rFonts w:hint="default" w:ascii="Times New Roman" w:hAnsi="Times New Roman" w:cs="Times New Roman"/>
+          <w:color w:val="auto"/>
+        </w:rPr>
+      </w:pPr>
+      <w:r>
+        <w:rPr>
+          <w:rFonts w:hint="default" w:ascii="Times New Roman" w:hAnsi="Times New Roman" w:eastAsia="Arial" w:cs="Times New Roman"/>
+          <w:b/>
+          <w:bCs/>
+          <w:color w:val="auto"/>
+          <w:sz w:val="28"/>
+          <w:szCs w:val="28"/>
+        </w:rPr>
+        <w:t>Ollama: Local vs Cloud Mode</w:t>
+      </w:r>
+    </w:p>
+    <w:p>
+      <w:pPr>
+        <w:spacing w:before="60" w:after="80"/>
+        <w:rPr>
+          <w:rFonts w:hint="default" w:ascii="Times New Roman" w:hAnsi="Times New Roman" w:cs="Times New Roman"/>
+          <w:color w:val="auto"/>
+        </w:rPr>
+      </w:pPr>
+      <w:r>
+        <w:rPr>
+          <w:rFonts w:hint="default" w:ascii="Times New Roman" w:hAnsi="Times New Roman" w:eastAsia="Arial" w:cs="Times New Roman"/>
+          <w:color w:val="auto"/>
+          <w:sz w:val="22"/>
+          <w:szCs w:val="22"/>
+        </w:rPr>
+        <w:t>Streamlit Community Cloud cannot run ollama serve on 127.0.0.1. The app therefore supports two Ollama modes, detected automatically at runtime based on environment variables:</w:t>
+      </w:r>
+    </w:p>
+    <w:p>
+      <w:pPr>
+        <w:spacing w:before="80" w:after="0"/>
+        <w:rPr>
+          <w:rFonts w:hint="default" w:ascii="Times New Roman" w:hAnsi="Times New Roman" w:cs="Times New Roman"/>
+          <w:color w:val="auto"/>
+        </w:rPr>
+      </w:pPr>
+    </w:p>
+    <w:tbl>
+      <w:tblPr>
+        <w:tblStyle w:val="9"/>
+        <w:tblW w:w="9360" w:type="dxa"/>
+        <w:tblInd w:w="0" w:type="dxa"/>
+        <w:tblBorders>
+          <w:top w:val="single" w:color="auto" w:sz="4" w:space="0"/>
+          <w:left w:val="single" w:color="auto" w:sz="4" w:space="0"/>
+          <w:bottom w:val="single" w:color="auto" w:sz="4" w:space="0"/>
+          <w:right w:val="single" w:color="auto" w:sz="4" w:space="0"/>
+          <w:insideH w:val="single" w:color="auto" w:sz="4" w:space="0"/>
+          <w:insideV w:val="single" w:color="auto" w:sz="4" w:space="0"/>
+        </w:tblBorders>
+        <w:tblLayout w:type="autofit"/>
+        <w:tblCellMar>
+          <w:top w:w="0" w:type="dxa"/>
+          <w:left w:w="10" w:type="dxa"/>
+          <w:bottom w:w="0" w:type="dxa"/>
+          <w:right w:w="10" w:type="dxa"/>
+        </w:tblCellMar>
+      </w:tblPr>
+      <w:tblGrid>
+        <w:gridCol w:w="949"/>
+        <w:gridCol w:w="2058"/>
+        <w:gridCol w:w="2029"/>
+        <w:gridCol w:w="2767"/>
+        <w:gridCol w:w="1557"/>
+      </w:tblGrid>
+      <w:tr>
+        <w:tblPrEx>
+          <w:tblBorders>
+            <w:top w:val="single" w:color="auto" w:sz="4" w:space="0"/>
+            <w:left w:val="single" w:color="auto" w:sz="4" w:space="0"/>
+            <w:bottom w:val="single" w:color="auto" w:sz="4" w:space="0"/>
+            <w:right w:val="single" w:color="auto" w:sz="4" w:space="0"/>
+            <w:insideH w:val="single" w:color="auto" w:sz="4" w:space="0"/>
+            <w:insideV w:val="single" w:color="auto" w:sz="4" w:space="0"/>
+          </w:tblBorders>
+          <w:tblCellMar>
+            <w:top w:w="0" w:type="dxa"/>
+            <w:left w:w="10" w:type="dxa"/>
+            <w:bottom w:w="0" w:type="dxa"/>
+            <w:right w:w="10" w:type="dxa"/>
+          </w:tblCellMar>
+        </w:tblPrEx>
+        <w:trPr>
+          <w:tblHeader/>
+        </w:trPr>
+        <w:tc>
+          <w:tcPr>
+            <w:tcW w:w="1440" w:type="dxa"/>
+            <w:tcBorders>
+              <w:top w:val="single" w:color="CCCCCC" w:sz="0" w:space="0"/>
+              <w:left w:val="single" w:color="CCCCCC" w:sz="0" w:space="0"/>
+              <w:bottom w:val="single" w:color="CCCCCC" w:sz="0" w:space="0"/>
+              <w:right w:val="single" w:color="CCCCCC" w:sz="0" w:space="0"/>
+            </w:tcBorders>
+            <w:shd w:val="clear" w:color="auto" w:fill="2E4057"/>
+            <w:tcMar>
+              <w:top w:w="80" w:type="dxa"/>
+              <w:left w:w="120" w:type="dxa"/>
+              <w:bottom w:w="80" w:type="dxa"/>
+              <w:right w:w="120" w:type="dxa"/>
+            </w:tcMar>
+          </w:tcPr>
+          <w:p>
+            <w:pPr>
+              <w:jc w:val="left"/>
+              <w:rPr>
+                <w:rFonts w:hint="default" w:ascii="Times New Roman" w:hAnsi="Times New Roman" w:cs="Times New Roman"/>
+                <w:color w:val="auto"/>
+              </w:rPr>
+            </w:pPr>
+            <w:r>
+              <w:rPr>
+                <w:rFonts w:hint="default" w:ascii="Times New Roman" w:hAnsi="Times New Roman" w:eastAsia="Arial" w:cs="Times New Roman"/>
+                <w:b/>
+                <w:bCs/>
+                <w:color w:val="auto"/>
+                <w:sz w:val="20"/>
+                <w:szCs w:val="20"/>
+              </w:rPr>
+              <w:t>Mode</w:t>
+            </w:r>
+          </w:p>
+        </w:tc>
+        <w:tc>
+          <w:tcPr>
+            <w:tcW w:w="2200" w:type="dxa"/>
+            <w:tcBorders>
+              <w:top w:val="single" w:color="CCCCCC" w:sz="0" w:space="0"/>
+              <w:left w:val="single" w:color="CCCCCC" w:sz="0" w:space="0"/>
+              <w:bottom w:val="single" w:color="CCCCCC" w:sz="0" w:space="0"/>
+              <w:right w:val="single" w:color="CCCCCC" w:sz="0" w:space="0"/>
+            </w:tcBorders>
+            <w:shd w:val="clear" w:color="auto" w:fill="2E4057"/>
+            <w:tcMar>
+              <w:top w:w="80" w:type="dxa"/>
+              <w:left w:w="120" w:type="dxa"/>
+              <w:bottom w:w="80" w:type="dxa"/>
+              <w:right w:w="120" w:type="dxa"/>
+            </w:tcMar>
+          </w:tcPr>
+          <w:p>
+            <w:pPr>
+              <w:jc w:val="left"/>
+              <w:rPr>
+                <w:rFonts w:hint="default" w:ascii="Times New Roman" w:hAnsi="Times New Roman" w:cs="Times New Roman"/>
+                <w:color w:val="auto"/>
+              </w:rPr>
+            </w:pPr>
+            <w:r>
+              <w:rPr>
+                <w:rFonts w:hint="default" w:ascii="Times New Roman" w:hAnsi="Times New Roman" w:eastAsia="Arial" w:cs="Times New Roman"/>
+                <w:b/>
+                <w:bCs/>
+                <w:color w:val="auto"/>
+                <w:sz w:val="20"/>
+                <w:szCs w:val="20"/>
+              </w:rPr>
+              <w:t>OLLAMA_HOST</w:t>
+            </w:r>
+          </w:p>
+        </w:tc>
+        <w:tc>
+          <w:tcPr>
+            <w:tcW w:w="1760" w:type="dxa"/>
+            <w:tcBorders>
+              <w:top w:val="single" w:color="CCCCCC" w:sz="0" w:space="0"/>
+              <w:left w:val="single" w:color="CCCCCC" w:sz="0" w:space="0"/>
+              <w:bottom w:val="single" w:color="CCCCCC" w:sz="0" w:space="0"/>
+              <w:right w:val="single" w:color="CCCCCC" w:sz="0" w:space="0"/>
+            </w:tcBorders>
+            <w:shd w:val="clear" w:color="auto" w:fill="2E4057"/>
+            <w:tcMar>
+              <w:top w:w="80" w:type="dxa"/>
+              <w:left w:w="120" w:type="dxa"/>
+              <w:bottom w:w="80" w:type="dxa"/>
+              <w:right w:w="120" w:type="dxa"/>
+            </w:tcMar>
+          </w:tcPr>
+          <w:p>
+            <w:pPr>
+              <w:jc w:val="left"/>
+              <w:rPr>
+                <w:rFonts w:hint="default" w:ascii="Times New Roman" w:hAnsi="Times New Roman" w:cs="Times New Roman"/>
+                <w:color w:val="auto"/>
+              </w:rPr>
+            </w:pPr>
+            <w:r>
+              <w:rPr>
+                <w:rFonts w:hint="default" w:ascii="Times New Roman" w:hAnsi="Times New Roman" w:eastAsia="Arial" w:cs="Times New Roman"/>
+                <w:b/>
+                <w:bCs/>
+                <w:color w:val="auto"/>
+                <w:sz w:val="20"/>
+                <w:szCs w:val="20"/>
+              </w:rPr>
+              <w:t>Auth required</w:t>
+            </w:r>
+          </w:p>
+        </w:tc>
+        <w:tc>
+          <w:tcPr>
+            <w:tcW w:w="2560" w:type="dxa"/>
+            <w:tcBorders>
+              <w:top w:val="single" w:color="CCCCCC" w:sz="0" w:space="0"/>
+              <w:left w:val="single" w:color="CCCCCC" w:sz="0" w:space="0"/>
+              <w:bottom w:val="single" w:color="CCCCCC" w:sz="0" w:space="0"/>
+              <w:right w:val="single" w:color="CCCCCC" w:sz="0" w:space="0"/>
+            </w:tcBorders>
+            <w:shd w:val="clear" w:color="auto" w:fill="2E4057"/>
+            <w:tcMar>
+              <w:top w:w="80" w:type="dxa"/>
+              <w:left w:w="120" w:type="dxa"/>
+              <w:bottom w:w="80" w:type="dxa"/>
+              <w:right w:w="120" w:type="dxa"/>
+            </w:tcMar>
+          </w:tcPr>
+          <w:p>
+            <w:pPr>
+              <w:jc w:val="left"/>
+              <w:rPr>
+                <w:rFonts w:hint="default" w:ascii="Times New Roman" w:hAnsi="Times New Roman" w:cs="Times New Roman"/>
+                <w:color w:val="auto"/>
+              </w:rPr>
+            </w:pPr>
+            <w:r>
+              <w:rPr>
+                <w:rFonts w:hint="default" w:ascii="Times New Roman" w:hAnsi="Times New Roman" w:eastAsia="Arial" w:cs="Times New Roman"/>
+                <w:b/>
+                <w:bCs/>
+                <w:color w:val="auto"/>
+                <w:sz w:val="20"/>
+                <w:szCs w:val="20"/>
+              </w:rPr>
+              <w:t>API endpoint used</w:t>
+            </w:r>
+          </w:p>
+        </w:tc>
+        <w:tc>
+          <w:tcPr>
+            <w:tcW w:w="1400" w:type="dxa"/>
+            <w:tcBorders>
+              <w:top w:val="single" w:color="CCCCCC" w:sz="0" w:space="0"/>
+              <w:left w:val="single" w:color="CCCCCC" w:sz="0" w:space="0"/>
+              <w:bottom w:val="single" w:color="CCCCCC" w:sz="0" w:space="0"/>
+              <w:right w:val="single" w:color="CCCCCC" w:sz="0" w:space="0"/>
+            </w:tcBorders>
+            <w:shd w:val="clear" w:color="auto" w:fill="2E4057"/>
+            <w:tcMar>
+              <w:top w:w="80" w:type="dxa"/>
+              <w:left w:w="120" w:type="dxa"/>
+              <w:bottom w:w="80" w:type="dxa"/>
+              <w:right w:w="120" w:type="dxa"/>
+            </w:tcMar>
+          </w:tcPr>
+          <w:p>
+            <w:pPr>
+              <w:jc w:val="left"/>
+              <w:rPr>
+                <w:rFonts w:hint="default" w:ascii="Times New Roman" w:hAnsi="Times New Roman" w:cs="Times New Roman"/>
+                <w:color w:val="auto"/>
+              </w:rPr>
+            </w:pPr>
+            <w:r>
+              <w:rPr>
+                <w:rFonts w:hint="default" w:ascii="Times New Roman" w:hAnsi="Times New Roman" w:eastAsia="Arial" w:cs="Times New Roman"/>
+                <w:b/>
+                <w:bCs/>
+                <w:color w:val="auto"/>
+                <w:sz w:val="20"/>
+                <w:szCs w:val="20"/>
+              </w:rPr>
+              <w:t>Response field</w:t>
             </w:r>
           </w:p>
         </w:tc>
@@ -26714,186 +26711,176 @@
         </w:tblPrEx>
         <w:tc>
           <w:tcPr>
-            <w:tcW w:w="480" w:type="dxa"/>
-            <w:tcBorders>
-              <w:top w:val="single" w:color="CCCCCC" w:sz="0" w:space="0"/>
-              <w:left w:val="single" w:color="CCCCCC" w:sz="0" w:space="0"/>
-              <w:bottom w:val="single" w:color="CCCCCC" w:sz="0" w:space="0"/>
-              <w:right w:val="single" w:color="CCCCCC" w:sz="0" w:space="0"/>
-            </w:tcBorders>
-            <w:shd w:val="clear" w:color="auto" w:fill="F2F2F2"/>
-            <w:tcMar>
-              <w:top w:w="60" w:type="dxa"/>
-              <w:left w:w="120" w:type="dxa"/>
-              <w:bottom w:w="60" w:type="dxa"/>
-              <w:right w:w="120" w:type="dxa"/>
-            </w:tcMar>
-          </w:tcPr>
-          <w:p>
-            <w:pPr>
-              <w:rPr>
-                <w:rFonts w:hint="default" w:ascii="Times New Roman" w:hAnsi="Times New Roman" w:cs="Times New Roman"/>
-                <w:color w:val="auto"/>
-              </w:rPr>
-            </w:pPr>
-            <w:r>
-              <w:rPr>
-                <w:rFonts w:hint="default" w:ascii="Times New Roman" w:hAnsi="Times New Roman" w:eastAsia="Arial" w:cs="Times New Roman"/>
-                <w:color w:val="auto"/>
-                <w:sz w:val="20"/>
-                <w:szCs w:val="20"/>
-              </w:rPr>
-              <w:t>A</w:t>
-            </w:r>
-          </w:p>
-        </w:tc>
-        <w:tc>
-          <w:tcPr>
-            <w:tcW w:w="480" w:type="dxa"/>
-            <w:tcBorders>
-              <w:top w:val="single" w:color="CCCCCC" w:sz="0" w:space="0"/>
-              <w:left w:val="single" w:color="CCCCCC" w:sz="0" w:space="0"/>
-              <w:bottom w:val="single" w:color="CCCCCC" w:sz="0" w:space="0"/>
-              <w:right w:val="single" w:color="CCCCCC" w:sz="0" w:space="0"/>
-            </w:tcBorders>
-            <w:shd w:val="clear" w:color="auto" w:fill="F2F2F2"/>
-            <w:tcMar>
-              <w:top w:w="60" w:type="dxa"/>
-              <w:left w:w="120" w:type="dxa"/>
-              <w:bottom w:w="60" w:type="dxa"/>
-              <w:right w:w="120" w:type="dxa"/>
-            </w:tcMar>
-          </w:tcPr>
-          <w:p>
-            <w:pPr>
-              <w:rPr>
-                <w:rFonts w:hint="default" w:ascii="Times New Roman" w:hAnsi="Times New Roman" w:cs="Times New Roman"/>
-                <w:color w:val="auto"/>
-              </w:rPr>
-            </w:pPr>
-          </w:p>
-        </w:tc>
-        <w:tc>
-          <w:tcPr>
-            <w:tcW w:w="2160" w:type="dxa"/>
-            <w:tcBorders>
-              <w:top w:val="single" w:color="CCCCCC" w:sz="0" w:space="0"/>
-              <w:left w:val="single" w:color="CCCCCC" w:sz="0" w:space="0"/>
-              <w:bottom w:val="single" w:color="CCCCCC" w:sz="0" w:space="0"/>
-              <w:right w:val="single" w:color="CCCCCC" w:sz="0" w:space="0"/>
-            </w:tcBorders>
-            <w:shd w:val="clear" w:color="auto" w:fill="F2F2F2"/>
-            <w:tcMar>
-              <w:top w:w="60" w:type="dxa"/>
-              <w:left w:w="120" w:type="dxa"/>
-              <w:bottom w:w="60" w:type="dxa"/>
-              <w:right w:w="120" w:type="dxa"/>
-            </w:tcMar>
-          </w:tcPr>
-          <w:p>
-            <w:pPr>
-              <w:rPr>
-                <w:rFonts w:hint="default" w:ascii="Times New Roman" w:hAnsi="Times New Roman" w:cs="Times New Roman"/>
-                <w:color w:val="auto"/>
-              </w:rPr>
-            </w:pPr>
-            <w:r>
-              <w:rPr>
-                <w:rFonts w:hint="default" w:ascii="Times New Roman" w:hAnsi="Times New Roman" w:eastAsia="Arial" w:cs="Times New Roman"/>
-                <w:color w:val="auto"/>
-                <w:sz w:val="20"/>
-                <w:szCs w:val="20"/>
-              </w:rPr>
-              <w:t>Comparative analysis of chunking impact on retrieval quality</w:t>
-            </w:r>
-          </w:p>
-        </w:tc>
-        <w:tc>
-          <w:tcPr>
-            <w:tcW w:w="2880" w:type="dxa"/>
-            <w:tcBorders>
-              <w:top w:val="single" w:color="CCCCCC" w:sz="0" w:space="0"/>
-              <w:left w:val="single" w:color="CCCCCC" w:sz="0" w:space="0"/>
-              <w:bottom w:val="single" w:color="CCCCCC" w:sz="0" w:space="0"/>
-              <w:right w:val="single" w:color="CCCCCC" w:sz="0" w:space="0"/>
-            </w:tcBorders>
-            <w:shd w:val="clear" w:color="auto" w:fill="F2F2F2"/>
-            <w:tcMar>
-              <w:top w:w="60" w:type="dxa"/>
-              <w:left w:w="120" w:type="dxa"/>
-              <w:bottom w:w="60" w:type="dxa"/>
-              <w:right w:w="120" w:type="dxa"/>
-            </w:tcMar>
-          </w:tcPr>
-          <w:p>
-            <w:pPr>
-              <w:rPr>
-                <w:rFonts w:hint="default" w:ascii="Times New Roman" w:hAnsi="Times New Roman" w:cs="Times New Roman"/>
-                <w:color w:val="auto"/>
-              </w:rPr>
-            </w:pPr>
-            <w:r>
-              <w:rPr>
-                <w:rFonts w:hint="default" w:ascii="Times New Roman" w:hAnsi="Times New Roman" w:eastAsia="Arial" w:cs="Times New Roman"/>
-                <w:color w:val="auto"/>
-                <w:sz w:val="20"/>
-                <w:szCs w:val="20"/>
-              </w:rPr>
-              <w:t>evaluate_chunking() — TF-IDF + cosine, keyword hit proxy</w:t>
-            </w:r>
-          </w:p>
-        </w:tc>
-        <w:tc>
-          <w:tcPr>
-            <w:tcW w:w="3360" w:type="dxa"/>
-            <w:tcBorders>
-              <w:top w:val="single" w:color="CCCCCC" w:sz="0" w:space="0"/>
-              <w:left w:val="single" w:color="CCCCCC" w:sz="0" w:space="0"/>
-              <w:bottom w:val="single" w:color="CCCCCC" w:sz="0" w:space="0"/>
-              <w:right w:val="single" w:color="CCCCCC" w:sz="0" w:space="0"/>
-            </w:tcBorders>
-            <w:shd w:val="clear" w:color="auto" w:fill="F2F2F2"/>
-            <w:tcMar>
-              <w:top w:w="60" w:type="dxa"/>
-              <w:left w:w="120" w:type="dxa"/>
-              <w:bottom w:w="60" w:type="dxa"/>
-              <w:right w:w="120" w:type="dxa"/>
-            </w:tcMar>
-          </w:tcPr>
-          <w:p>
-            <w:pPr>
-              <w:rPr>
-                <w:rFonts w:hint="default" w:ascii="Times New Roman" w:hAnsi="Times New Roman" w:cs="Times New Roman"/>
-                <w:color w:val="auto"/>
-              </w:rPr>
-            </w:pPr>
-            <w:r>
-              <w:rPr>
-                <w:rFonts w:hint="default" w:ascii="Times New Roman" w:hAnsi="Times New Roman" w:eastAsia="Arial" w:cs="Times New Roman"/>
-                <w:color w:val="auto"/>
-                <w:sz w:val="20"/>
-                <w:szCs w:val="20"/>
-              </w:rPr>
-              <w:t>outputs/part_a/chunking_comparison</w:t>
-            </w:r>
-            <w:r>
-              <w:rPr>
-                <w:rFonts w:hint="default" w:ascii="Times New Roman" w:hAnsi="Times New Roman" w:cs="Times New Roman"/>
-                <w:color w:val="auto"/>
-                <w:sz w:val="20"/>
-                <w:szCs w:val="20"/>
-                <w:lang w:val="en-US"/>
-              </w:rPr>
-              <w:t xml:space="preserve"> </w:t>
-            </w:r>
-            <w:r>
-              <w:rPr>
-                <w:rFonts w:hint="default" w:ascii="Times New Roman" w:hAnsi="Times New Roman" w:eastAsia="Arial" w:cs="Times New Roman"/>
-                <w:color w:val="auto"/>
-                <w:sz w:val="20"/>
-                <w:szCs w:val="20"/>
-              </w:rPr>
-              <w:t xml:space="preserve"> (Hit@5, MRR@5)</w:t>
+            <w:tcW w:w="1440" w:type="dxa"/>
+            <w:tcBorders>
+              <w:top w:val="single" w:color="CCCCCC" w:sz="0" w:space="0"/>
+              <w:left w:val="single" w:color="CCCCCC" w:sz="0" w:space="0"/>
+              <w:bottom w:val="single" w:color="CCCCCC" w:sz="0" w:space="0"/>
+              <w:right w:val="single" w:color="CCCCCC" w:sz="0" w:space="0"/>
+            </w:tcBorders>
+            <w:shd w:val="clear" w:color="auto" w:fill="FFFFFF"/>
+            <w:tcMar>
+              <w:top w:w="60" w:type="dxa"/>
+              <w:left w:w="120" w:type="dxa"/>
+              <w:bottom w:w="60" w:type="dxa"/>
+              <w:right w:w="120" w:type="dxa"/>
+            </w:tcMar>
+          </w:tcPr>
+          <w:p>
+            <w:pPr>
+              <w:rPr>
+                <w:rFonts w:hint="default" w:ascii="Times New Roman" w:hAnsi="Times New Roman" w:cs="Times New Roman"/>
+                <w:color w:val="auto"/>
+              </w:rPr>
+            </w:pPr>
+            <w:r>
+              <w:rPr>
+                <w:rFonts w:hint="default" w:ascii="Times New Roman" w:hAnsi="Times New Roman" w:eastAsia="Arial" w:cs="Times New Roman"/>
+                <w:color w:val="auto"/>
+                <w:sz w:val="20"/>
+                <w:szCs w:val="20"/>
+              </w:rPr>
+              <w:t>Local</w:t>
+            </w:r>
+          </w:p>
+        </w:tc>
+        <w:tc>
+          <w:tcPr>
+            <w:tcW w:w="2200" w:type="dxa"/>
+            <w:tcBorders>
+              <w:top w:val="single" w:color="CCCCCC" w:sz="0" w:space="0"/>
+              <w:left w:val="single" w:color="CCCCCC" w:sz="0" w:space="0"/>
+              <w:bottom w:val="single" w:color="CCCCCC" w:sz="0" w:space="0"/>
+              <w:right w:val="single" w:color="CCCCCC" w:sz="0" w:space="0"/>
+            </w:tcBorders>
+            <w:shd w:val="clear" w:color="auto" w:fill="FFFFFF"/>
+            <w:tcMar>
+              <w:top w:w="60" w:type="dxa"/>
+              <w:left w:w="120" w:type="dxa"/>
+              <w:bottom w:w="60" w:type="dxa"/>
+              <w:right w:w="120" w:type="dxa"/>
+            </w:tcMar>
+          </w:tcPr>
+          <w:p>
+            <w:pPr>
+              <w:rPr>
+                <w:rFonts w:hint="default" w:ascii="Times New Roman" w:hAnsi="Times New Roman" w:cs="Times New Roman"/>
+                <w:color w:val="auto"/>
+              </w:rPr>
+            </w:pPr>
+            <w:r>
+              <w:rPr>
+                <w:rFonts w:hint="default" w:ascii="Times New Roman" w:hAnsi="Times New Roman" w:eastAsia="Arial" w:cs="Times New Roman"/>
+                <w:color w:val="auto"/>
+                <w:sz w:val="20"/>
+                <w:szCs w:val="20"/>
+              </w:rPr>
+              <w:t>http://127.0.0.1:11434 (default)</w:t>
+            </w:r>
+          </w:p>
+        </w:tc>
+        <w:tc>
+          <w:tcPr>
+            <w:tcW w:w="1760" w:type="dxa"/>
+            <w:tcBorders>
+              <w:top w:val="single" w:color="CCCCCC" w:sz="0" w:space="0"/>
+              <w:left w:val="single" w:color="CCCCCC" w:sz="0" w:space="0"/>
+              <w:bottom w:val="single" w:color="CCCCCC" w:sz="0" w:space="0"/>
+              <w:right w:val="single" w:color="CCCCCC" w:sz="0" w:space="0"/>
+            </w:tcBorders>
+            <w:shd w:val="clear" w:color="auto" w:fill="FFFFFF"/>
+            <w:tcMar>
+              <w:top w:w="60" w:type="dxa"/>
+              <w:left w:w="120" w:type="dxa"/>
+              <w:bottom w:w="60" w:type="dxa"/>
+              <w:right w:w="120" w:type="dxa"/>
+            </w:tcMar>
+          </w:tcPr>
+          <w:p>
+            <w:pPr>
+              <w:rPr>
+                <w:rFonts w:hint="default" w:ascii="Times New Roman" w:hAnsi="Times New Roman" w:cs="Times New Roman"/>
+                <w:color w:val="auto"/>
+              </w:rPr>
+            </w:pPr>
+            <w:r>
+              <w:rPr>
+                <w:rFonts w:hint="default" w:ascii="Times New Roman" w:hAnsi="Times New Roman" w:eastAsia="Arial" w:cs="Times New Roman"/>
+                <w:color w:val="auto"/>
+                <w:sz w:val="20"/>
+                <w:szCs w:val="20"/>
+              </w:rPr>
+              <w:t>None</w:t>
+            </w:r>
+          </w:p>
+        </w:tc>
+        <w:tc>
+          <w:tcPr>
+            <w:tcW w:w="2560" w:type="dxa"/>
+            <w:tcBorders>
+              <w:top w:val="single" w:color="CCCCCC" w:sz="0" w:space="0"/>
+              <w:left w:val="single" w:color="CCCCCC" w:sz="0" w:space="0"/>
+              <w:bottom w:val="single" w:color="CCCCCC" w:sz="0" w:space="0"/>
+              <w:right w:val="single" w:color="CCCCCC" w:sz="0" w:space="0"/>
+            </w:tcBorders>
+            <w:shd w:val="clear" w:color="auto" w:fill="FFFFFF"/>
+            <w:tcMar>
+              <w:top w:w="60" w:type="dxa"/>
+              <w:left w:w="120" w:type="dxa"/>
+              <w:bottom w:w="60" w:type="dxa"/>
+              <w:right w:w="120" w:type="dxa"/>
+            </w:tcMar>
+          </w:tcPr>
+          <w:p>
+            <w:pPr>
+              <w:rPr>
+                <w:rFonts w:hint="default" w:ascii="Times New Roman" w:hAnsi="Times New Roman" w:cs="Times New Roman"/>
+                <w:color w:val="auto"/>
+              </w:rPr>
+            </w:pPr>
+            <w:r>
+              <w:rPr>
+                <w:rFonts w:hint="default" w:ascii="Times New Roman" w:hAnsi="Times New Roman" w:eastAsia="Arial" w:cs="Times New Roman"/>
+                <w:color w:val="auto"/>
+                <w:sz w:val="20"/>
+                <w:szCs w:val="20"/>
+              </w:rPr>
+              <w:t>POST .../api/chat</w:t>
+            </w:r>
+          </w:p>
+        </w:tc>
+        <w:tc>
+          <w:tcPr>
+            <w:tcW w:w="1400" w:type="dxa"/>
+            <w:tcBorders>
+              <w:top w:val="single" w:color="CCCCCC" w:sz="0" w:space="0"/>
+              <w:left w:val="single" w:color="CCCCCC" w:sz="0" w:space="0"/>
+              <w:bottom w:val="single" w:color="CCCCCC" w:sz="0" w:space="0"/>
+              <w:right w:val="single" w:color="CCCCCC" w:sz="0" w:space="0"/>
+            </w:tcBorders>
+            <w:shd w:val="clear" w:color="auto" w:fill="FFFFFF"/>
+            <w:tcMar>
+              <w:top w:w="60" w:type="dxa"/>
+              <w:left w:w="120" w:type="dxa"/>
+              <w:bottom w:w="60" w:type="dxa"/>
+              <w:right w:w="120" w:type="dxa"/>
+            </w:tcMar>
+          </w:tcPr>
+          <w:p>
+            <w:pPr>
+              <w:rPr>
+                <w:rFonts w:hint="default" w:ascii="Times New Roman" w:hAnsi="Times New Roman" w:cs="Times New Roman"/>
+                <w:color w:val="auto"/>
+              </w:rPr>
+            </w:pPr>
+            <w:r>
+              <w:rPr>
+                <w:rFonts w:hint="default" w:ascii="Times New Roman" w:hAnsi="Times New Roman" w:eastAsia="Arial" w:cs="Times New Roman"/>
+                <w:color w:val="auto"/>
+                <w:sz w:val="20"/>
+                <w:szCs w:val="20"/>
+              </w:rPr>
+              <w:t>message.content</w:t>
             </w:r>
           </w:p>
         </w:tc>
@@ -26917,177 +26904,637 @@
         </w:tblPrEx>
         <w:tc>
           <w:tcPr>
-            <w:tcW w:w="480" w:type="dxa"/>
-            <w:tcBorders>
-              <w:top w:val="single" w:color="CCCCCC" w:sz="0" w:space="0"/>
-              <w:left w:val="single" w:color="CCCCCC" w:sz="0" w:space="0"/>
-              <w:bottom w:val="single" w:color="CCCCCC" w:sz="0" w:space="0"/>
-              <w:right w:val="single" w:color="CCCCCC" w:sz="0" w:space="0"/>
-            </w:tcBorders>
-            <w:shd w:val="clear" w:color="auto" w:fill="FFFFFF"/>
-            <w:tcMar>
-              <w:top w:w="60" w:type="dxa"/>
-              <w:left w:w="120" w:type="dxa"/>
-              <w:bottom w:w="60" w:type="dxa"/>
-              <w:right w:w="120" w:type="dxa"/>
-            </w:tcMar>
-          </w:tcPr>
-          <w:p>
-            <w:pPr>
-              <w:rPr>
-                <w:rFonts w:hint="default" w:ascii="Times New Roman" w:hAnsi="Times New Roman" w:cs="Times New Roman"/>
-                <w:color w:val="auto"/>
-              </w:rPr>
-            </w:pPr>
-            <w:r>
-              <w:rPr>
-                <w:rFonts w:hint="default" w:ascii="Times New Roman" w:hAnsi="Times New Roman" w:eastAsia="Arial" w:cs="Times New Roman"/>
-                <w:color w:val="auto"/>
-                <w:sz w:val="20"/>
-                <w:szCs w:val="20"/>
-              </w:rPr>
-              <w:t>B</w:t>
-            </w:r>
-          </w:p>
-        </w:tc>
-        <w:tc>
-          <w:tcPr>
-            <w:tcW w:w="480" w:type="dxa"/>
-            <w:tcBorders>
-              <w:top w:val="single" w:color="CCCCCC" w:sz="0" w:space="0"/>
-              <w:left w:val="single" w:color="CCCCCC" w:sz="0" w:space="0"/>
-              <w:bottom w:val="single" w:color="CCCCCC" w:sz="0" w:space="0"/>
-              <w:right w:val="single" w:color="CCCCCC" w:sz="0" w:space="0"/>
-            </w:tcBorders>
-            <w:shd w:val="clear" w:color="auto" w:fill="FFFFFF"/>
-            <w:tcMar>
-              <w:top w:w="60" w:type="dxa"/>
-              <w:left w:w="120" w:type="dxa"/>
-              <w:bottom w:w="60" w:type="dxa"/>
-              <w:right w:w="120" w:type="dxa"/>
-            </w:tcMar>
-          </w:tcPr>
-          <w:p>
-            <w:pPr>
-              <w:rPr>
-                <w:rFonts w:hint="default" w:ascii="Times New Roman" w:hAnsi="Times New Roman" w:cs="Times New Roman"/>
-                <w:color w:val="auto"/>
-              </w:rPr>
-            </w:pPr>
-            <w:r>
-              <w:rPr>
-                <w:rFonts w:hint="default" w:ascii="Times New Roman" w:hAnsi="Times New Roman" w:eastAsia="Arial" w:cs="Times New Roman"/>
-                <w:color w:val="auto"/>
-                <w:sz w:val="20"/>
-                <w:szCs w:val="20"/>
-              </w:rPr>
-              <w:t>6</w:t>
-            </w:r>
-          </w:p>
-        </w:tc>
-        <w:tc>
-          <w:tcPr>
-            <w:tcW w:w="2160" w:type="dxa"/>
-            <w:tcBorders>
-              <w:top w:val="single" w:color="CCCCCC" w:sz="0" w:space="0"/>
-              <w:left w:val="single" w:color="CCCCCC" w:sz="0" w:space="0"/>
-              <w:bottom w:val="single" w:color="CCCCCC" w:sz="0" w:space="0"/>
-              <w:right w:val="single" w:color="CCCCCC" w:sz="0" w:space="0"/>
-            </w:tcBorders>
-            <w:shd w:val="clear" w:color="auto" w:fill="FFFFFF"/>
-            <w:tcMar>
-              <w:top w:w="60" w:type="dxa"/>
-              <w:left w:w="120" w:type="dxa"/>
-              <w:bottom w:w="60" w:type="dxa"/>
-              <w:right w:w="120" w:type="dxa"/>
-            </w:tcMar>
-          </w:tcPr>
-          <w:p>
-            <w:pPr>
-              <w:rPr>
-                <w:rFonts w:hint="default" w:ascii="Times New Roman" w:hAnsi="Times New Roman" w:cs="Times New Roman"/>
-                <w:color w:val="auto"/>
-              </w:rPr>
-            </w:pPr>
-            <w:r>
-              <w:rPr>
-                <w:rFonts w:hint="default" w:ascii="Times New Roman" w:hAnsi="Times New Roman" w:eastAsia="Arial" w:cs="Times New Roman"/>
-                <w:color w:val="auto"/>
-                <w:sz w:val="20"/>
-                <w:szCs w:val="20"/>
-              </w:rPr>
-              <w:t>Embedding pipeline</w:t>
-            </w:r>
-          </w:p>
-        </w:tc>
-        <w:tc>
-          <w:tcPr>
-            <w:tcW w:w="2880" w:type="dxa"/>
-            <w:tcBorders>
-              <w:top w:val="single" w:color="CCCCCC" w:sz="0" w:space="0"/>
-              <w:left w:val="single" w:color="CCCCCC" w:sz="0" w:space="0"/>
-              <w:bottom w:val="single" w:color="CCCCCC" w:sz="0" w:space="0"/>
-              <w:right w:val="single" w:color="CCCCCC" w:sz="0" w:space="0"/>
-            </w:tcBorders>
-            <w:shd w:val="clear" w:color="auto" w:fill="FFFFFF"/>
-            <w:tcMar>
-              <w:top w:w="60" w:type="dxa"/>
-              <w:left w:w="120" w:type="dxa"/>
-              <w:bottom w:w="60" w:type="dxa"/>
-              <w:right w:w="120" w:type="dxa"/>
-            </w:tcMar>
-          </w:tcPr>
-          <w:p>
-            <w:pPr>
-              <w:rPr>
-                <w:rFonts w:hint="default" w:ascii="Times New Roman" w:hAnsi="Times New Roman" w:cs="Times New Roman"/>
-                <w:color w:val="auto"/>
-              </w:rPr>
-            </w:pPr>
-            <w:r>
-              <w:rPr>
-                <w:rFonts w:hint="default" w:ascii="Times New Roman" w:hAnsi="Times New Roman" w:eastAsia="Arial" w:cs="Times New Roman"/>
-                <w:color w:val="auto"/>
-                <w:sz w:val="20"/>
-                <w:szCs w:val="20"/>
-              </w:rPr>
-              <w:t>src/part_b/retrieval_system.py
-EmbeddingPipeline (SentenceTransformers)</w:t>
-            </w:r>
-          </w:p>
-        </w:tc>
-        <w:tc>
-          <w:tcPr>
-            <w:tcW w:w="3360" w:type="dxa"/>
-            <w:tcBorders>
-              <w:top w:val="single" w:color="CCCCCC" w:sz="0" w:space="0"/>
-              <w:left w:val="single" w:color="CCCCCC" w:sz="0" w:space="0"/>
-              <w:bottom w:val="single" w:color="CCCCCC" w:sz="0" w:space="0"/>
-              <w:right w:val="single" w:color="CCCCCC" w:sz="0" w:space="0"/>
-            </w:tcBorders>
-            <w:shd w:val="clear" w:color="auto" w:fill="FFFFFF"/>
-            <w:tcMar>
-              <w:top w:w="60" w:type="dxa"/>
-              <w:left w:w="120" w:type="dxa"/>
-              <w:bottom w:w="60" w:type="dxa"/>
-              <w:right w:w="120" w:type="dxa"/>
-            </w:tcMar>
-          </w:tcPr>
-          <w:p>
-            <w:pPr>
-              <w:rPr>
-                <w:rFonts w:hint="default" w:ascii="Times New Roman" w:hAnsi="Times New Roman" w:cs="Times New Roman"/>
-                <w:color w:val="auto"/>
-              </w:rPr>
-            </w:pPr>
-            <w:r>
-              <w:rPr>
-                <w:rFonts w:hint="default" w:ascii="Times New Roman" w:hAnsi="Times New Roman" w:eastAsia="Arial" w:cs="Times New Roman"/>
-                <w:color w:val="auto"/>
-                <w:sz w:val="20"/>
-                <w:szCs w:val="20"/>
-              </w:rPr>
-              <w:t>outputs/part_b/passage_embeddings.npy</w:t>
+            <w:tcW w:w="1440" w:type="dxa"/>
+            <w:tcBorders>
+              <w:top w:val="single" w:color="CCCCCC" w:sz="0" w:space="0"/>
+              <w:left w:val="single" w:color="CCCCCC" w:sz="0" w:space="0"/>
+              <w:bottom w:val="single" w:color="CCCCCC" w:sz="0" w:space="0"/>
+              <w:right w:val="single" w:color="CCCCCC" w:sz="0" w:space="0"/>
+            </w:tcBorders>
+            <w:shd w:val="clear" w:color="auto" w:fill="F2F2F2"/>
+            <w:tcMar>
+              <w:top w:w="60" w:type="dxa"/>
+              <w:left w:w="120" w:type="dxa"/>
+              <w:bottom w:w="60" w:type="dxa"/>
+              <w:right w:w="120" w:type="dxa"/>
+            </w:tcMar>
+          </w:tcPr>
+          <w:p>
+            <w:pPr>
+              <w:rPr>
+                <w:rFonts w:hint="default" w:ascii="Times New Roman" w:hAnsi="Times New Roman" w:cs="Times New Roman"/>
+                <w:color w:val="auto"/>
+              </w:rPr>
+            </w:pPr>
+            <w:r>
+              <w:rPr>
+                <w:rFonts w:hint="default" w:ascii="Times New Roman" w:hAnsi="Times New Roman" w:eastAsia="Arial" w:cs="Times New Roman"/>
+                <w:color w:val="auto"/>
+                <w:sz w:val="20"/>
+                <w:szCs w:val="20"/>
+              </w:rPr>
+              <w:t>Ollama Cloud</w:t>
+            </w:r>
+          </w:p>
+        </w:tc>
+        <w:tc>
+          <w:tcPr>
+            <w:tcW w:w="2200" w:type="dxa"/>
+            <w:tcBorders>
+              <w:top w:val="single" w:color="CCCCCC" w:sz="0" w:space="0"/>
+              <w:left w:val="single" w:color="CCCCCC" w:sz="0" w:space="0"/>
+              <w:bottom w:val="single" w:color="CCCCCC" w:sz="0" w:space="0"/>
+              <w:right w:val="single" w:color="CCCCCC" w:sz="0" w:space="0"/>
+            </w:tcBorders>
+            <w:shd w:val="clear" w:color="auto" w:fill="F2F2F2"/>
+            <w:tcMar>
+              <w:top w:w="60" w:type="dxa"/>
+              <w:left w:w="120" w:type="dxa"/>
+              <w:bottom w:w="60" w:type="dxa"/>
+              <w:right w:w="120" w:type="dxa"/>
+            </w:tcMar>
+          </w:tcPr>
+          <w:p>
+            <w:pPr>
+              <w:rPr>
+                <w:rFonts w:hint="default" w:ascii="Times New Roman" w:hAnsi="Times New Roman" w:cs="Times New Roman"/>
+                <w:color w:val="auto"/>
+              </w:rPr>
+            </w:pPr>
+            <w:r>
+              <w:rPr>
+                <w:rFonts w:hint="default" w:ascii="Times New Roman" w:hAnsi="Times New Roman" w:eastAsia="Arial" w:cs="Times New Roman"/>
+                <w:color w:val="auto"/>
+                <w:sz w:val="20"/>
+                <w:szCs w:val="20"/>
+              </w:rPr>
+              <w:t>https://ollama.com</w:t>
+            </w:r>
+          </w:p>
+        </w:tc>
+        <w:tc>
+          <w:tcPr>
+            <w:tcW w:w="1760" w:type="dxa"/>
+            <w:tcBorders>
+              <w:top w:val="single" w:color="CCCCCC" w:sz="0" w:space="0"/>
+              <w:left w:val="single" w:color="CCCCCC" w:sz="0" w:space="0"/>
+              <w:bottom w:val="single" w:color="CCCCCC" w:sz="0" w:space="0"/>
+              <w:right w:val="single" w:color="CCCCCC" w:sz="0" w:space="0"/>
+            </w:tcBorders>
+            <w:shd w:val="clear" w:color="auto" w:fill="F2F2F2"/>
+            <w:tcMar>
+              <w:top w:w="60" w:type="dxa"/>
+              <w:left w:w="120" w:type="dxa"/>
+              <w:bottom w:w="60" w:type="dxa"/>
+              <w:right w:w="120" w:type="dxa"/>
+            </w:tcMar>
+          </w:tcPr>
+          <w:p>
+            <w:pPr>
+              <w:rPr>
+                <w:rFonts w:hint="default" w:ascii="Times New Roman" w:hAnsi="Times New Roman" w:cs="Times New Roman"/>
+                <w:color w:val="auto"/>
+              </w:rPr>
+            </w:pPr>
+            <w:r>
+              <w:rPr>
+                <w:rFonts w:hint="default" w:ascii="Times New Roman" w:hAnsi="Times New Roman" w:eastAsia="Arial" w:cs="Times New Roman"/>
+                <w:color w:val="auto"/>
+                <w:sz w:val="20"/>
+                <w:szCs w:val="20"/>
+              </w:rPr>
+              <w:t>OLLAMA_API_KEY (Bearer token)</w:t>
+            </w:r>
+          </w:p>
+        </w:tc>
+        <w:tc>
+          <w:tcPr>
+            <w:tcW w:w="2560" w:type="dxa"/>
+            <w:tcBorders>
+              <w:top w:val="single" w:color="CCCCCC" w:sz="0" w:space="0"/>
+              <w:left w:val="single" w:color="CCCCCC" w:sz="0" w:space="0"/>
+              <w:bottom w:val="single" w:color="CCCCCC" w:sz="0" w:space="0"/>
+              <w:right w:val="single" w:color="CCCCCC" w:sz="0" w:space="0"/>
+            </w:tcBorders>
+            <w:shd w:val="clear" w:color="auto" w:fill="F2F2F2"/>
+            <w:tcMar>
+              <w:top w:w="60" w:type="dxa"/>
+              <w:left w:w="120" w:type="dxa"/>
+              <w:bottom w:w="60" w:type="dxa"/>
+              <w:right w:w="120" w:type="dxa"/>
+            </w:tcMar>
+          </w:tcPr>
+          <w:p>
+            <w:pPr>
+              <w:rPr>
+                <w:rFonts w:hint="default" w:ascii="Times New Roman" w:hAnsi="Times New Roman" w:cs="Times New Roman"/>
+                <w:color w:val="auto"/>
+              </w:rPr>
+            </w:pPr>
+            <w:r>
+              <w:rPr>
+                <w:rFonts w:hint="default" w:ascii="Times New Roman" w:hAnsi="Times New Roman" w:eastAsia="Arial" w:cs="Times New Roman"/>
+                <w:color w:val="auto"/>
+                <w:sz w:val="20"/>
+                <w:szCs w:val="20"/>
+              </w:rPr>
+              <w:t>POST https://ollama.com/api/generate</w:t>
+            </w:r>
+          </w:p>
+        </w:tc>
+        <w:tc>
+          <w:tcPr>
+            <w:tcW w:w="1400" w:type="dxa"/>
+            <w:tcBorders>
+              <w:top w:val="single" w:color="CCCCCC" w:sz="0" w:space="0"/>
+              <w:left w:val="single" w:color="CCCCCC" w:sz="0" w:space="0"/>
+              <w:bottom w:val="single" w:color="CCCCCC" w:sz="0" w:space="0"/>
+              <w:right w:val="single" w:color="CCCCCC" w:sz="0" w:space="0"/>
+            </w:tcBorders>
+            <w:shd w:val="clear" w:color="auto" w:fill="F2F2F2"/>
+            <w:tcMar>
+              <w:top w:w="60" w:type="dxa"/>
+              <w:left w:w="120" w:type="dxa"/>
+              <w:bottom w:w="60" w:type="dxa"/>
+              <w:right w:w="120" w:type="dxa"/>
+            </w:tcMar>
+          </w:tcPr>
+          <w:p>
+            <w:pPr>
+              <w:rPr>
+                <w:rFonts w:hint="default" w:ascii="Times New Roman" w:hAnsi="Times New Roman" w:cs="Times New Roman"/>
+                <w:color w:val="auto"/>
+              </w:rPr>
+            </w:pPr>
+            <w:r>
+              <w:rPr>
+                <w:rFonts w:hint="default" w:ascii="Times New Roman" w:hAnsi="Times New Roman" w:eastAsia="Arial" w:cs="Times New Roman"/>
+                <w:color w:val="auto"/>
+                <w:sz w:val="20"/>
+                <w:szCs w:val="20"/>
+              </w:rPr>
+              <w:t>response</w:t>
+            </w:r>
+          </w:p>
+        </w:tc>
+      </w:tr>
+    </w:tbl>
+    <w:p>
+      <w:pPr>
+        <w:spacing w:before="80" w:after="0"/>
+        <w:rPr>
+          <w:rFonts w:hint="default" w:ascii="Times New Roman" w:hAnsi="Times New Roman" w:cs="Times New Roman"/>
+          <w:color w:val="auto"/>
+        </w:rPr>
+      </w:pPr>
+    </w:p>
+    <w:p>
+      <w:pPr>
+        <w:spacing w:before="60" w:after="80"/>
+        <w:rPr>
+          <w:rFonts w:hint="default" w:ascii="Times New Roman" w:hAnsi="Times New Roman" w:cs="Times New Roman"/>
+          <w:color w:val="auto"/>
+        </w:rPr>
+      </w:pPr>
+      <w:r>
+        <w:rPr>
+          <w:rFonts w:hint="default" w:ascii="Times New Roman" w:hAnsi="Times New Roman" w:eastAsia="Arial" w:cs="Times New Roman"/>
+          <w:color w:val="auto"/>
+          <w:sz w:val="22"/>
+          <w:szCs w:val="22"/>
+        </w:rPr>
+        <w:t>Implementation: src/part_c/generation_backend.py — when OLLAMA_API_KEY is set and the host is ollama.com, requests use /api/generate with Authorization: Bearer ... and parse the response field instead of message.content.</w:t>
+      </w:r>
+    </w:p>
+    <w:p>
+      <w:pPr>
+        <w:spacing w:before="120" w:after="0"/>
+        <w:rPr>
+          <w:rFonts w:hint="default" w:ascii="Times New Roman" w:hAnsi="Times New Roman" w:cs="Times New Roman"/>
+          <w:color w:val="auto"/>
+        </w:rPr>
+      </w:pPr>
+    </w:p>
+    <w:p>
+      <w:pPr>
+        <w:pStyle w:val="3"/>
+        <w:spacing w:before="280" w:after="120"/>
+        <w:rPr>
+          <w:rFonts w:hint="default" w:ascii="Times New Roman" w:hAnsi="Times New Roman" w:cs="Times New Roman"/>
+          <w:color w:val="auto"/>
+        </w:rPr>
+      </w:pPr>
+      <w:r>
+        <w:rPr>
+          <w:rFonts w:hint="default" w:ascii="Times New Roman" w:hAnsi="Times New Roman" w:eastAsia="Arial" w:cs="Times New Roman"/>
+          <w:b/>
+          <w:bCs/>
+          <w:color w:val="auto"/>
+          <w:sz w:val="28"/>
+          <w:szCs w:val="28"/>
+        </w:rPr>
+        <w:t>Model Name Defaults (Local vs Cloud)</w:t>
+      </w:r>
+    </w:p>
+    <w:p>
+      <w:pPr>
+        <w:spacing w:before="60" w:after="80"/>
+        <w:rPr>
+          <w:rFonts w:hint="default" w:ascii="Times New Roman" w:hAnsi="Times New Roman" w:cs="Times New Roman"/>
+          <w:color w:val="auto"/>
+        </w:rPr>
+      </w:pPr>
+      <w:r>
+        <w:rPr>
+          <w:rFonts w:hint="default" w:ascii="Times New Roman" w:hAnsi="Times New Roman" w:eastAsia="Arial" w:cs="Times New Roman"/>
+          <w:color w:val="auto"/>
+          <w:sz w:val="22"/>
+          <w:szCs w:val="22"/>
+        </w:rPr>
+        <w:t>Model names differ between local Ollama and ollama.com. Both defaults are centralised in src/academic_city/constants.py:</w:t>
+      </w:r>
+    </w:p>
+    <w:p>
+      <w:pPr>
+        <w:pStyle w:val="16"/>
+        <w:numPr>
+          <w:ilvl w:val="0"/>
+          <w:numId w:val="1"/>
+        </w:numPr>
+        <w:spacing w:before="40" w:after="40"/>
+        <w:rPr>
+          <w:rFonts w:hint="default" w:ascii="Times New Roman" w:hAnsi="Times New Roman" w:cs="Times New Roman"/>
+          <w:color w:val="auto"/>
+        </w:rPr>
+      </w:pPr>
+      <w:r>
+        <w:rPr>
+          <w:rFonts w:hint="default" w:ascii="Times New Roman" w:hAnsi="Times New Roman" w:eastAsia="Arial" w:cs="Times New Roman"/>
+          <w:color w:val="auto"/>
+          <w:sz w:val="22"/>
+          <w:szCs w:val="22"/>
+        </w:rPr>
+        <w:t>DEFAULT_OLLAMA_MODEL — local Ollama default (e.g. llama3)</w:t>
+      </w:r>
+    </w:p>
+    <w:p>
+      <w:pPr>
+        <w:pStyle w:val="16"/>
+        <w:numPr>
+          <w:ilvl w:val="0"/>
+          <w:numId w:val="1"/>
+        </w:numPr>
+        <w:spacing w:before="40" w:after="40"/>
+        <w:rPr>
+          <w:rFonts w:hint="default" w:ascii="Times New Roman" w:hAnsi="Times New Roman" w:cs="Times New Roman"/>
+          <w:color w:val="auto"/>
+        </w:rPr>
+      </w:pPr>
+      <w:r>
+        <w:rPr>
+          <w:rFonts w:hint="default" w:ascii="Times New Roman" w:hAnsi="Times New Roman" w:eastAsia="Arial" w:cs="Times New Roman"/>
+          <w:color w:val="auto"/>
+          <w:sz w:val="22"/>
+          <w:szCs w:val="22"/>
+        </w:rPr>
+        <w:t>DEFAULT_OLLAMA_MODEL_CLOUD — ollama.com default when OLLAMA_API_KEY is present and OLLAMA_MODEL is not explicitly set (currently gpt-oss:120b-cloud)</w:t>
+      </w:r>
+    </w:p>
+    <w:p>
+      <w:pPr>
+        <w:spacing w:before="60" w:after="80"/>
+        <w:rPr>
+          <w:rFonts w:hint="default" w:ascii="Times New Roman" w:hAnsi="Times New Roman" w:cs="Times New Roman"/>
+          <w:color w:val="auto"/>
+        </w:rPr>
+      </w:pPr>
+      <w:r>
+        <w:rPr>
+          <w:rFonts w:hint="default" w:ascii="Times New Roman" w:hAnsi="Times New Roman" w:eastAsia="Arial" w:cs="Times New Roman"/>
+          <w:color w:val="auto"/>
+          <w:sz w:val="22"/>
+          <w:szCs w:val="22"/>
+        </w:rPr>
+        <w:t>The sidebar model name field in Streamlit pre-fills with the appropriate default depending on which mode is active. Streamlit Secrets (production) should set real values — example shape:</w:t>
+      </w:r>
+    </w:p>
+    <w:p>
+      <w:pPr>
+        <w:spacing w:before="80" w:after="0"/>
+        <w:rPr>
+          <w:rFonts w:hint="default" w:ascii="Times New Roman" w:hAnsi="Times New Roman" w:cs="Times New Roman"/>
+          <w:color w:val="auto"/>
+        </w:rPr>
+      </w:pPr>
+    </w:p>
+    <w:tbl>
+      <w:tblPr>
+        <w:tblStyle w:val="9"/>
+        <w:tblW w:w="9360" w:type="dxa"/>
+        <w:tblInd w:w="0" w:type="dxa"/>
+        <w:tblBorders>
+          <w:top w:val="single" w:color="auto" w:sz="4" w:space="0"/>
+          <w:left w:val="single" w:color="auto" w:sz="4" w:space="0"/>
+          <w:bottom w:val="single" w:color="auto" w:sz="4" w:space="0"/>
+          <w:right w:val="single" w:color="auto" w:sz="4" w:space="0"/>
+          <w:insideH w:val="single" w:color="auto" w:sz="4" w:space="0"/>
+          <w:insideV w:val="single" w:color="auto" w:sz="4" w:space="0"/>
+        </w:tblBorders>
+        <w:tblLayout w:type="autofit"/>
+        <w:tblCellMar>
+          <w:top w:w="0" w:type="dxa"/>
+          <w:left w:w="10" w:type="dxa"/>
+          <w:bottom w:w="0" w:type="dxa"/>
+          <w:right w:w="10" w:type="dxa"/>
+        </w:tblCellMar>
+      </w:tblPr>
+      <w:tblGrid>
+        <w:gridCol w:w="9360"/>
+      </w:tblGrid>
+      <w:tr>
+        <w:tblPrEx>
+          <w:tblBorders>
+            <w:top w:val="single" w:color="auto" w:sz="4" w:space="0"/>
+            <w:left w:val="single" w:color="auto" w:sz="4" w:space="0"/>
+            <w:bottom w:val="single" w:color="auto" w:sz="4" w:space="0"/>
+            <w:right w:val="single" w:color="auto" w:sz="4" w:space="0"/>
+            <w:insideH w:val="single" w:color="auto" w:sz="4" w:space="0"/>
+            <w:insideV w:val="single" w:color="auto" w:sz="4" w:space="0"/>
+          </w:tblBorders>
+          <w:tblCellMar>
+            <w:top w:w="0" w:type="dxa"/>
+            <w:left w:w="10" w:type="dxa"/>
+            <w:bottom w:w="0" w:type="dxa"/>
+            <w:right w:w="10" w:type="dxa"/>
+          </w:tblCellMar>
+        </w:tblPrEx>
+        <w:tc>
+          <w:tcPr>
+            <w:tcW w:w="9360" w:type="dxa"/>
+            <w:tcBorders>
+              <w:top w:val="single" w:color="CCCCCC" w:sz="0" w:space="0"/>
+              <w:left w:val="single" w:color="CCCCCC" w:sz="0" w:space="0"/>
+              <w:bottom w:val="single" w:color="CCCCCC" w:sz="0" w:space="0"/>
+              <w:right w:val="single" w:color="CCCCCC" w:sz="0" w:space="0"/>
+            </w:tcBorders>
+            <w:shd w:val="clear" w:color="auto" w:fill="F4F4F4"/>
+            <w:tcMar>
+              <w:top w:w="100" w:type="dxa"/>
+              <w:left w:w="200" w:type="dxa"/>
+              <w:bottom w:w="100" w:type="dxa"/>
+              <w:right w:w="200" w:type="dxa"/>
+            </w:tcMar>
+          </w:tcPr>
+          <w:p>
+            <w:pPr>
+              <w:spacing w:before="0" w:after="40"/>
+              <w:rPr>
+                <w:rFonts w:hint="default" w:ascii="Times New Roman" w:hAnsi="Times New Roman" w:cs="Times New Roman"/>
+                <w:color w:val="auto"/>
+              </w:rPr>
+            </w:pPr>
+            <w:r>
+              <w:rPr>
+                <w:rFonts w:hint="default" w:ascii="Times New Roman" w:hAnsi="Times New Roman" w:eastAsia="Courier New" w:cs="Times New Roman"/>
+                <w:color w:val="auto"/>
+                <w:sz w:val="18"/>
+                <w:szCs w:val="18"/>
+              </w:rPr>
+              <w:t># Streamlit Settings → Secrets (TOML)</w:t>
+            </w:r>
+          </w:p>
+          <w:p>
+            <w:pPr>
+              <w:spacing w:before="0" w:after="0"/>
+              <w:rPr>
+                <w:rFonts w:hint="default" w:ascii="Times New Roman" w:hAnsi="Times New Roman" w:cs="Times New Roman"/>
+                <w:color w:val="auto"/>
+              </w:rPr>
+            </w:pPr>
+            <w:r>
+              <w:rPr>
+                <w:rFonts w:hint="default" w:ascii="Times New Roman" w:hAnsi="Times New Roman" w:eastAsia="Courier New" w:cs="Times New Roman"/>
+                <w:color w:val="auto"/>
+                <w:sz w:val="18"/>
+                <w:szCs w:val="18"/>
+              </w:rPr>
+              <w:t>OLLAMA_API_KEY = "&lt;your key&gt;"</w:t>
+            </w:r>
+          </w:p>
+          <w:p>
+            <w:pPr>
+              <w:spacing w:before="0" w:after="0"/>
+              <w:rPr>
+                <w:rFonts w:hint="default" w:ascii="Times New Roman" w:hAnsi="Times New Roman" w:cs="Times New Roman"/>
+                <w:color w:val="auto"/>
+              </w:rPr>
+            </w:pPr>
+            <w:r>
+              <w:rPr>
+                <w:rFonts w:hint="default" w:ascii="Times New Roman" w:hAnsi="Times New Roman" w:eastAsia="Courier New" w:cs="Times New Roman"/>
+                <w:color w:val="auto"/>
+                <w:sz w:val="18"/>
+                <w:szCs w:val="18"/>
+              </w:rPr>
+              <w:t>OLLAMA_HOST    = "https://ollama.com"</w:t>
+            </w:r>
+          </w:p>
+          <w:p>
+            <w:pPr>
+              <w:spacing w:before="0" w:after="0"/>
+              <w:rPr>
+                <w:rFonts w:hint="default" w:ascii="Times New Roman" w:hAnsi="Times New Roman" w:cs="Times New Roman"/>
+                <w:color w:val="auto"/>
+              </w:rPr>
+            </w:pPr>
+            <w:r>
+              <w:rPr>
+                <w:rFonts w:hint="default" w:ascii="Times New Roman" w:hAnsi="Times New Roman" w:eastAsia="Courier New" w:cs="Times New Roman"/>
+                <w:color w:val="auto"/>
+                <w:sz w:val="18"/>
+                <w:szCs w:val="18"/>
+              </w:rPr>
+              <w:t>OLLAMA_MODEL   = "gpt-oss:120b-cloud"</w:t>
+            </w:r>
+          </w:p>
+        </w:tc>
+      </w:tr>
+    </w:tbl>
+    <w:p>
+      <w:pPr>
+        <w:spacing w:before="120" w:after="0"/>
+        <w:rPr>
+          <w:rFonts w:hint="default" w:ascii="Times New Roman" w:hAnsi="Times New Roman" w:cs="Times New Roman"/>
+          <w:color w:val="auto"/>
+        </w:rPr>
+      </w:pPr>
+    </w:p>
+    <w:p>
+      <w:pPr>
+        <w:pStyle w:val="3"/>
+        <w:spacing w:before="280" w:after="120"/>
+        <w:rPr>
+          <w:rFonts w:hint="default" w:ascii="Times New Roman" w:hAnsi="Times New Roman" w:cs="Times New Roman"/>
+          <w:color w:val="auto"/>
+        </w:rPr>
+      </w:pPr>
+      <w:r>
+        <w:rPr>
+          <w:rFonts w:hint="default" w:ascii="Times New Roman" w:hAnsi="Times New Roman" w:eastAsia="Arial" w:cs="Times New Roman"/>
+          <w:b/>
+          <w:bCs/>
+          <w:color w:val="auto"/>
+          <w:sz w:val="28"/>
+          <w:szCs w:val="28"/>
+        </w:rPr>
+        <w:t>Streamlit UI — Updated Layout</w:t>
+      </w:r>
+    </w:p>
+    <w:p>
+      <w:pPr>
+        <w:spacing w:before="60" w:after="80"/>
+        <w:rPr>
+          <w:rFonts w:hint="default" w:ascii="Times New Roman" w:hAnsi="Times New Roman" w:cs="Times New Roman"/>
+          <w:color w:val="auto"/>
+        </w:rPr>
+      </w:pPr>
+      <w:r>
+        <w:rPr>
+          <w:rFonts w:hint="default" w:ascii="Times New Roman" w:hAnsi="Times New Roman" w:eastAsia="Arial" w:cs="Times New Roman"/>
+          <w:color w:val="auto"/>
+          <w:sz w:val="22"/>
+          <w:szCs w:val="22"/>
+        </w:rPr>
+        <w:t>streamlit_app.py was updated during the deployment session. The UI now uses a tabbed layout with four tabs:</w:t>
+      </w:r>
+    </w:p>
+    <w:p>
+      <w:pPr>
+        <w:spacing w:before="80" w:after="0"/>
+        <w:rPr>
+          <w:rFonts w:hint="default" w:ascii="Times New Roman" w:hAnsi="Times New Roman" w:cs="Times New Roman"/>
+          <w:color w:val="auto"/>
+        </w:rPr>
+      </w:pPr>
+    </w:p>
+    <w:tbl>
+      <w:tblPr>
+        <w:tblStyle w:val="9"/>
+        <w:tblW w:w="9360" w:type="dxa"/>
+        <w:tblInd w:w="0" w:type="dxa"/>
+        <w:tblBorders>
+          <w:top w:val="single" w:color="auto" w:sz="4" w:space="0"/>
+          <w:left w:val="single" w:color="auto" w:sz="4" w:space="0"/>
+          <w:bottom w:val="single" w:color="auto" w:sz="4" w:space="0"/>
+          <w:right w:val="single" w:color="auto" w:sz="4" w:space="0"/>
+          <w:insideH w:val="single" w:color="auto" w:sz="4" w:space="0"/>
+          <w:insideV w:val="single" w:color="auto" w:sz="4" w:space="0"/>
+        </w:tblBorders>
+        <w:tblLayout w:type="autofit"/>
+        <w:tblCellMar>
+          <w:top w:w="0" w:type="dxa"/>
+          <w:left w:w="10" w:type="dxa"/>
+          <w:bottom w:w="0" w:type="dxa"/>
+          <w:right w:w="10" w:type="dxa"/>
+        </w:tblCellMar>
+      </w:tblPr>
+      <w:tblGrid>
+        <w:gridCol w:w="1440"/>
+        <w:gridCol w:w="7920"/>
+      </w:tblGrid>
+      <w:tr>
+        <w:tblPrEx>
+          <w:tblBorders>
+            <w:top w:val="single" w:color="auto" w:sz="4" w:space="0"/>
+            <w:left w:val="single" w:color="auto" w:sz="4" w:space="0"/>
+            <w:bottom w:val="single" w:color="auto" w:sz="4" w:space="0"/>
+            <w:right w:val="single" w:color="auto" w:sz="4" w:space="0"/>
+            <w:insideH w:val="single" w:color="auto" w:sz="4" w:space="0"/>
+            <w:insideV w:val="single" w:color="auto" w:sz="4" w:space="0"/>
+          </w:tblBorders>
+          <w:tblCellMar>
+            <w:top w:w="0" w:type="dxa"/>
+            <w:left w:w="10" w:type="dxa"/>
+            <w:bottom w:w="0" w:type="dxa"/>
+            <w:right w:w="10" w:type="dxa"/>
+          </w:tblCellMar>
+        </w:tblPrEx>
+        <w:trPr>
+          <w:tblHeader/>
+        </w:trPr>
+        <w:tc>
+          <w:tcPr>
+            <w:tcW w:w="1440" w:type="dxa"/>
+            <w:tcBorders>
+              <w:top w:val="single" w:color="CCCCCC" w:sz="0" w:space="0"/>
+              <w:left w:val="single" w:color="CCCCCC" w:sz="0" w:space="0"/>
+              <w:bottom w:val="single" w:color="CCCCCC" w:sz="0" w:space="0"/>
+              <w:right w:val="single" w:color="CCCCCC" w:sz="0" w:space="0"/>
+            </w:tcBorders>
+            <w:shd w:val="clear" w:color="auto" w:fill="2E4057"/>
+            <w:tcMar>
+              <w:top w:w="80" w:type="dxa"/>
+              <w:left w:w="120" w:type="dxa"/>
+              <w:bottom w:w="80" w:type="dxa"/>
+              <w:right w:w="120" w:type="dxa"/>
+            </w:tcMar>
+          </w:tcPr>
+          <w:p>
+            <w:pPr>
+              <w:jc w:val="left"/>
+              <w:rPr>
+                <w:rFonts w:hint="default" w:ascii="Times New Roman" w:hAnsi="Times New Roman" w:cs="Times New Roman"/>
+                <w:color w:val="auto"/>
+              </w:rPr>
+            </w:pPr>
+            <w:r>
+              <w:rPr>
+                <w:rFonts w:hint="default" w:ascii="Times New Roman" w:hAnsi="Times New Roman" w:eastAsia="Arial" w:cs="Times New Roman"/>
+                <w:b/>
+                <w:bCs/>
+                <w:color w:val="auto"/>
+                <w:sz w:val="20"/>
+                <w:szCs w:val="20"/>
+              </w:rPr>
+              <w:t>Tab</w:t>
+            </w:r>
+          </w:p>
+        </w:tc>
+        <w:tc>
+          <w:tcPr>
+            <w:tcW w:w="7920" w:type="dxa"/>
+            <w:tcBorders>
+              <w:top w:val="single" w:color="CCCCCC" w:sz="0" w:space="0"/>
+              <w:left w:val="single" w:color="CCCCCC" w:sz="0" w:space="0"/>
+              <w:bottom w:val="single" w:color="CCCCCC" w:sz="0" w:space="0"/>
+              <w:right w:val="single" w:color="CCCCCC" w:sz="0" w:space="0"/>
+            </w:tcBorders>
+            <w:shd w:val="clear" w:color="auto" w:fill="2E4057"/>
+            <w:tcMar>
+              <w:top w:w="80" w:type="dxa"/>
+              <w:left w:w="120" w:type="dxa"/>
+              <w:bottom w:w="80" w:type="dxa"/>
+              <w:right w:w="120" w:type="dxa"/>
+            </w:tcMar>
+          </w:tcPr>
+          <w:p>
+            <w:pPr>
+              <w:jc w:val="left"/>
+              <w:rPr>
+                <w:rFonts w:hint="default" w:ascii="Times New Roman" w:hAnsi="Times New Roman" w:cs="Times New Roman"/>
+                <w:color w:val="auto"/>
+              </w:rPr>
+            </w:pPr>
+            <w:r>
+              <w:rPr>
+                <w:rFonts w:hint="default" w:ascii="Times New Roman" w:hAnsi="Times New Roman" w:eastAsia="Arial" w:cs="Times New Roman"/>
+                <w:b/>
+                <w:bCs/>
+                <w:color w:val="auto"/>
+                <w:sz w:val="20"/>
+                <w:szCs w:val="20"/>
+              </w:rPr>
+              <w:t>Contents</w:t>
             </w:r>
           </w:p>
         </w:tc>
@@ -27111,169 +27558,71 @@
         </w:tblPrEx>
         <w:tc>
           <w:tcPr>
-            <w:tcW w:w="480" w:type="dxa"/>
-            <w:tcBorders>
-              <w:top w:val="single" w:color="CCCCCC" w:sz="0" w:space="0"/>
-              <w:left w:val="single" w:color="CCCCCC" w:sz="0" w:space="0"/>
-              <w:bottom w:val="single" w:color="CCCCCC" w:sz="0" w:space="0"/>
-              <w:right w:val="single" w:color="CCCCCC" w:sz="0" w:space="0"/>
-            </w:tcBorders>
-            <w:shd w:val="clear" w:color="auto" w:fill="F2F2F2"/>
-            <w:tcMar>
-              <w:top w:w="60" w:type="dxa"/>
-              <w:left w:w="120" w:type="dxa"/>
-              <w:bottom w:w="60" w:type="dxa"/>
-              <w:right w:w="120" w:type="dxa"/>
-            </w:tcMar>
-          </w:tcPr>
-          <w:p>
-            <w:pPr>
-              <w:rPr>
-                <w:rFonts w:hint="default" w:ascii="Times New Roman" w:hAnsi="Times New Roman" w:cs="Times New Roman"/>
-                <w:color w:val="auto"/>
-              </w:rPr>
-            </w:pPr>
-            <w:r>
-              <w:rPr>
-                <w:rFonts w:hint="default" w:ascii="Times New Roman" w:hAnsi="Times New Roman" w:eastAsia="Arial" w:cs="Times New Roman"/>
-                <w:color w:val="auto"/>
-                <w:sz w:val="20"/>
-                <w:szCs w:val="20"/>
-              </w:rPr>
-              <w:t>B</w:t>
-            </w:r>
-          </w:p>
-        </w:tc>
-        <w:tc>
-          <w:tcPr>
-            <w:tcW w:w="480" w:type="dxa"/>
-            <w:tcBorders>
-              <w:top w:val="single" w:color="CCCCCC" w:sz="0" w:space="0"/>
-              <w:left w:val="single" w:color="CCCCCC" w:sz="0" w:space="0"/>
-              <w:bottom w:val="single" w:color="CCCCCC" w:sz="0" w:space="0"/>
-              <w:right w:val="single" w:color="CCCCCC" w:sz="0" w:space="0"/>
-            </w:tcBorders>
-            <w:shd w:val="clear" w:color="auto" w:fill="F2F2F2"/>
-            <w:tcMar>
-              <w:top w:w="60" w:type="dxa"/>
-              <w:left w:w="120" w:type="dxa"/>
-              <w:bottom w:w="60" w:type="dxa"/>
-              <w:right w:w="120" w:type="dxa"/>
-            </w:tcMar>
-          </w:tcPr>
-          <w:p>
-            <w:pPr>
-              <w:rPr>
-                <w:rFonts w:hint="default" w:ascii="Times New Roman" w:hAnsi="Times New Roman" w:cs="Times New Roman"/>
-                <w:color w:val="auto"/>
-              </w:rPr>
-            </w:pPr>
-          </w:p>
-        </w:tc>
-        <w:tc>
-          <w:tcPr>
-            <w:tcW w:w="2160" w:type="dxa"/>
-            <w:tcBorders>
-              <w:top w:val="single" w:color="CCCCCC" w:sz="0" w:space="0"/>
-              <w:left w:val="single" w:color="CCCCCC" w:sz="0" w:space="0"/>
-              <w:bottom w:val="single" w:color="CCCCCC" w:sz="0" w:space="0"/>
-              <w:right w:val="single" w:color="CCCCCC" w:sz="0" w:space="0"/>
-            </w:tcBorders>
-            <w:shd w:val="clear" w:color="auto" w:fill="F2F2F2"/>
-            <w:tcMar>
-              <w:top w:w="60" w:type="dxa"/>
-              <w:left w:w="120" w:type="dxa"/>
-              <w:bottom w:w="60" w:type="dxa"/>
-              <w:right w:w="120" w:type="dxa"/>
-            </w:tcMar>
-          </w:tcPr>
-          <w:p>
-            <w:pPr>
-              <w:rPr>
-                <w:rFonts w:hint="default" w:ascii="Times New Roman" w:hAnsi="Times New Roman" w:cs="Times New Roman"/>
-                <w:color w:val="auto"/>
-              </w:rPr>
-            </w:pPr>
-            <w:r>
-              <w:rPr>
-                <w:rFonts w:hint="default" w:ascii="Times New Roman" w:hAnsi="Times New Roman" w:eastAsia="Arial" w:cs="Times New Roman"/>
-                <w:color w:val="auto"/>
-                <w:sz w:val="20"/>
-                <w:szCs w:val="20"/>
-              </w:rPr>
-              <w:t>Vector storage</w:t>
-            </w:r>
-          </w:p>
-        </w:tc>
-        <w:tc>
-          <w:tcPr>
-            <w:tcW w:w="2880" w:type="dxa"/>
-            <w:tcBorders>
-              <w:top w:val="single" w:color="CCCCCC" w:sz="0" w:space="0"/>
-              <w:left w:val="single" w:color="CCCCCC" w:sz="0" w:space="0"/>
-              <w:bottom w:val="single" w:color="CCCCCC" w:sz="0" w:space="0"/>
-              <w:right w:val="single" w:color="CCCCCC" w:sz="0" w:space="0"/>
-            </w:tcBorders>
-            <w:shd w:val="clear" w:color="auto" w:fill="F2F2F2"/>
-            <w:tcMar>
-              <w:top w:w="60" w:type="dxa"/>
-              <w:left w:w="120" w:type="dxa"/>
-              <w:bottom w:w="60" w:type="dxa"/>
-              <w:right w:w="120" w:type="dxa"/>
-            </w:tcMar>
-          </w:tcPr>
-          <w:p>
-            <w:pPr>
-              <w:rPr>
-                <w:rFonts w:hint="default" w:ascii="Times New Roman" w:hAnsi="Times New Roman" w:cs="Times New Roman"/>
-                <w:color w:val="auto"/>
-              </w:rPr>
-            </w:pPr>
-            <w:r>
-              <w:rPr>
-                <w:rFonts w:hint="default" w:ascii="Times New Roman" w:hAnsi="Times New Roman" w:eastAsia="Arial" w:cs="Times New Roman"/>
-                <w:color w:val="auto"/>
-                <w:sz w:val="20"/>
-                <w:szCs w:val="20"/>
-              </w:rPr>
-              <w:t>FaissVectorStore (FAISS IndexFlatIP)</w:t>
-            </w:r>
-          </w:p>
-        </w:tc>
-        <w:tc>
-          <w:tcPr>
-            <w:tcW w:w="3360" w:type="dxa"/>
-            <w:tcBorders>
-              <w:top w:val="single" w:color="CCCCCC" w:sz="0" w:space="0"/>
-              <w:left w:val="single" w:color="CCCCCC" w:sz="0" w:space="0"/>
-              <w:bottom w:val="single" w:color="CCCCCC" w:sz="0" w:space="0"/>
-              <w:right w:val="single" w:color="CCCCCC" w:sz="0" w:space="0"/>
-            </w:tcBorders>
-            <w:shd w:val="clear" w:color="auto" w:fill="F2F2F2"/>
-            <w:tcMar>
-              <w:top w:w="60" w:type="dxa"/>
-              <w:left w:w="120" w:type="dxa"/>
-              <w:bottom w:w="60" w:type="dxa"/>
-              <w:right w:w="120" w:type="dxa"/>
-            </w:tcMar>
-          </w:tcPr>
-          <w:p>
-            <w:pPr>
-              <w:rPr>
-                <w:rFonts w:hint="default" w:ascii="Times New Roman" w:hAnsi="Times New Roman" w:cs="Times New Roman"/>
-                <w:color w:val="auto"/>
-              </w:rPr>
-            </w:pPr>
-            <w:r>
-              <w:rPr>
-                <w:rFonts w:hint="default" w:ascii="Times New Roman" w:hAnsi="Times New Roman" w:eastAsia="Arial" w:cs="Times New Roman"/>
-                <w:color w:val="auto"/>
-                <w:sz w:val="20"/>
-                <w:szCs w:val="20"/>
-              </w:rPr>
-              <w:t>outputs/part_b/faiss.index
-outputs/part_b/chunks.pkl
-outputs/part_b/index_meta.json</w:t>
+            <w:tcW w:w="1440" w:type="dxa"/>
+            <w:tcBorders>
+              <w:top w:val="single" w:color="CCCCCC" w:sz="0" w:space="0"/>
+              <w:left w:val="single" w:color="CCCCCC" w:sz="0" w:space="0"/>
+              <w:bottom w:val="single" w:color="CCCCCC" w:sz="0" w:space="0"/>
+              <w:right w:val="single" w:color="CCCCCC" w:sz="0" w:space="0"/>
+            </w:tcBorders>
+            <w:shd w:val="clear" w:color="auto" w:fill="FFFFFF"/>
+            <w:tcMar>
+              <w:top w:w="60" w:type="dxa"/>
+              <w:left w:w="120" w:type="dxa"/>
+              <w:bottom w:w="60" w:type="dxa"/>
+              <w:right w:w="120" w:type="dxa"/>
+            </w:tcMar>
+          </w:tcPr>
+          <w:p>
+            <w:pPr>
+              <w:rPr>
+                <w:rFonts w:hint="default" w:ascii="Times New Roman" w:hAnsi="Times New Roman" w:cs="Times New Roman"/>
+                <w:color w:val="auto"/>
+              </w:rPr>
+            </w:pPr>
+            <w:r>
+              <w:rPr>
+                <w:rFonts w:hint="default" w:ascii="Times New Roman" w:hAnsi="Times New Roman" w:eastAsia="Arial" w:cs="Times New Roman"/>
+                <w:color w:val="auto"/>
+                <w:sz w:val="20"/>
+                <w:szCs w:val="20"/>
+              </w:rPr>
+              <w:t>Answer</w:t>
+            </w:r>
+          </w:p>
+        </w:tc>
+        <w:tc>
+          <w:tcPr>
+            <w:tcW w:w="7920" w:type="dxa"/>
+            <w:tcBorders>
+              <w:top w:val="single" w:color="CCCCCC" w:sz="0" w:space="0"/>
+              <w:left w:val="single" w:color="CCCCCC" w:sz="0" w:space="0"/>
+              <w:bottom w:val="single" w:color="CCCCCC" w:sz="0" w:space="0"/>
+              <w:right w:val="single" w:color="CCCCCC" w:sz="0" w:space="0"/>
+            </w:tcBorders>
+            <w:shd w:val="clear" w:color="auto" w:fill="FFFFFF"/>
+            <w:tcMar>
+              <w:top w:w="60" w:type="dxa"/>
+              <w:left w:w="120" w:type="dxa"/>
+              <w:bottom w:w="60" w:type="dxa"/>
+              <w:right w:w="120" w:type="dxa"/>
+            </w:tcMar>
+          </w:tcPr>
+          <w:p>
+            <w:pPr>
+              <w:rPr>
+                <w:rFonts w:hint="default" w:ascii="Times New Roman" w:hAnsi="Times New Roman" w:cs="Times New Roman"/>
+                <w:color w:val="auto"/>
+              </w:rPr>
+            </w:pPr>
+            <w:r>
+              <w:rPr>
+                <w:rFonts w:hint="default" w:ascii="Times New Roman" w:hAnsi="Times New Roman" w:eastAsia="Arial" w:cs="Times New Roman"/>
+                <w:color w:val="auto"/>
+                <w:sz w:val="20"/>
+                <w:szCs w:val="20"/>
+              </w:rPr>
+              <w:t>LLM-generated answer with inline citations; stage_timings_ms metrics displayed above the answer</w:t>
             </w:r>
           </w:p>
         </w:tc>
@@ -27297,168 +27646,71 @@
         </w:tblPrEx>
         <w:tc>
           <w:tcPr>
-            <w:tcW w:w="480" w:type="dxa"/>
-            <w:tcBorders>
-              <w:top w:val="single" w:color="CCCCCC" w:sz="0" w:space="0"/>
-              <w:left w:val="single" w:color="CCCCCC" w:sz="0" w:space="0"/>
-              <w:bottom w:val="single" w:color="CCCCCC" w:sz="0" w:space="0"/>
-              <w:right w:val="single" w:color="CCCCCC" w:sz="0" w:space="0"/>
-            </w:tcBorders>
-            <w:shd w:val="clear" w:color="auto" w:fill="FFFFFF"/>
-            <w:tcMar>
-              <w:top w:w="60" w:type="dxa"/>
-              <w:left w:w="120" w:type="dxa"/>
-              <w:bottom w:w="60" w:type="dxa"/>
-              <w:right w:w="120" w:type="dxa"/>
-            </w:tcMar>
-          </w:tcPr>
-          <w:p>
-            <w:pPr>
-              <w:rPr>
-                <w:rFonts w:hint="default" w:ascii="Times New Roman" w:hAnsi="Times New Roman" w:cs="Times New Roman"/>
-                <w:color w:val="auto"/>
-              </w:rPr>
-            </w:pPr>
-            <w:r>
-              <w:rPr>
-                <w:rFonts w:hint="default" w:ascii="Times New Roman" w:hAnsi="Times New Roman" w:eastAsia="Arial" w:cs="Times New Roman"/>
-                <w:color w:val="auto"/>
-                <w:sz w:val="20"/>
-                <w:szCs w:val="20"/>
-              </w:rPr>
-              <w:t>B</w:t>
-            </w:r>
-          </w:p>
-        </w:tc>
-        <w:tc>
-          <w:tcPr>
-            <w:tcW w:w="480" w:type="dxa"/>
-            <w:tcBorders>
-              <w:top w:val="single" w:color="CCCCCC" w:sz="0" w:space="0"/>
-              <w:left w:val="single" w:color="CCCCCC" w:sz="0" w:space="0"/>
-              <w:bottom w:val="single" w:color="CCCCCC" w:sz="0" w:space="0"/>
-              <w:right w:val="single" w:color="CCCCCC" w:sz="0" w:space="0"/>
-            </w:tcBorders>
-            <w:shd w:val="clear" w:color="auto" w:fill="FFFFFF"/>
-            <w:tcMar>
-              <w:top w:w="60" w:type="dxa"/>
-              <w:left w:w="120" w:type="dxa"/>
-              <w:bottom w:w="60" w:type="dxa"/>
-              <w:right w:w="120" w:type="dxa"/>
-            </w:tcMar>
-          </w:tcPr>
-          <w:p>
-            <w:pPr>
-              <w:rPr>
-                <w:rFonts w:hint="default" w:ascii="Times New Roman" w:hAnsi="Times New Roman" w:cs="Times New Roman"/>
-                <w:color w:val="auto"/>
-              </w:rPr>
-            </w:pPr>
-          </w:p>
-        </w:tc>
-        <w:tc>
-          <w:tcPr>
-            <w:tcW w:w="2160" w:type="dxa"/>
-            <w:tcBorders>
-              <w:top w:val="single" w:color="CCCCCC" w:sz="0" w:space="0"/>
-              <w:left w:val="single" w:color="CCCCCC" w:sz="0" w:space="0"/>
-              <w:bottom w:val="single" w:color="CCCCCC" w:sz="0" w:space="0"/>
-              <w:right w:val="single" w:color="CCCCCC" w:sz="0" w:space="0"/>
-            </w:tcBorders>
-            <w:shd w:val="clear" w:color="auto" w:fill="FFFFFF"/>
-            <w:tcMar>
-              <w:top w:w="60" w:type="dxa"/>
-              <w:left w:w="120" w:type="dxa"/>
-              <w:bottom w:w="60" w:type="dxa"/>
-              <w:right w:w="120" w:type="dxa"/>
-            </w:tcMar>
-          </w:tcPr>
-          <w:p>
-            <w:pPr>
-              <w:rPr>
-                <w:rFonts w:hint="default" w:ascii="Times New Roman" w:hAnsi="Times New Roman" w:cs="Times New Roman"/>
-                <w:color w:val="auto"/>
-              </w:rPr>
-            </w:pPr>
-            <w:r>
-              <w:rPr>
-                <w:rFonts w:hint="default" w:ascii="Times New Roman" w:hAnsi="Times New Roman" w:eastAsia="Arial" w:cs="Times New Roman"/>
-                <w:color w:val="auto"/>
-                <w:sz w:val="20"/>
-                <w:szCs w:val="20"/>
-              </w:rPr>
-              <w:t>Top-k retrieval + similarity scoring</w:t>
-            </w:r>
-          </w:p>
-        </w:tc>
-        <w:tc>
-          <w:tcPr>
-            <w:tcW w:w="2880" w:type="dxa"/>
-            <w:tcBorders>
-              <w:top w:val="single" w:color="CCCCCC" w:sz="0" w:space="0"/>
-              <w:left w:val="single" w:color="CCCCCC" w:sz="0" w:space="0"/>
-              <w:bottom w:val="single" w:color="CCCCCC" w:sz="0" w:space="0"/>
-              <w:right w:val="single" w:color="CCCCCC" w:sz="0" w:space="0"/>
-            </w:tcBorders>
-            <w:shd w:val="clear" w:color="auto" w:fill="FFFFFF"/>
-            <w:tcMar>
-              <w:top w:w="60" w:type="dxa"/>
-              <w:left w:w="120" w:type="dxa"/>
-              <w:bottom w:w="60" w:type="dxa"/>
-              <w:right w:w="120" w:type="dxa"/>
-            </w:tcMar>
-          </w:tcPr>
-          <w:p>
-            <w:pPr>
-              <w:rPr>
-                <w:rFonts w:hint="default" w:ascii="Times New Roman" w:hAnsi="Times New Roman" w:cs="Times New Roman"/>
-                <w:color w:val="auto"/>
-              </w:rPr>
-            </w:pPr>
-            <w:r>
-              <w:rPr>
-                <w:rFonts w:hint="default" w:ascii="Times New Roman" w:hAnsi="Times New Roman" w:eastAsia="Arial" w:cs="Times New Roman"/>
-                <w:color w:val="auto"/>
-                <w:sz w:val="20"/>
-                <w:szCs w:val="20"/>
-              </w:rPr>
-              <w:t>HybridRetriever.retrieve_dense()
-HybridRetriever.retrieve_hybrid_rrf()</w:t>
-            </w:r>
-          </w:p>
-        </w:tc>
-        <w:tc>
-          <w:tcPr>
-            <w:tcW w:w="3360" w:type="dxa"/>
-            <w:tcBorders>
-              <w:top w:val="single" w:color="CCCCCC" w:sz="0" w:space="0"/>
-              <w:left w:val="single" w:color="CCCCCC" w:sz="0" w:space="0"/>
-              <w:bottom w:val="single" w:color="CCCCCC" w:sz="0" w:space="0"/>
-              <w:right w:val="single" w:color="CCCCCC" w:sz="0" w:space="0"/>
-            </w:tcBorders>
-            <w:shd w:val="clear" w:color="auto" w:fill="FFFFFF"/>
-            <w:tcMar>
-              <w:top w:w="60" w:type="dxa"/>
-              <w:left w:w="120" w:type="dxa"/>
-              <w:bottom w:w="60" w:type="dxa"/>
-              <w:right w:w="120" w:type="dxa"/>
-            </w:tcMar>
-          </w:tcPr>
-          <w:p>
-            <w:pPr>
-              <w:rPr>
-                <w:rFonts w:hint="default" w:ascii="Times New Roman" w:hAnsi="Times New Roman" w:cs="Times New Roman"/>
-                <w:color w:val="auto"/>
-              </w:rPr>
-            </w:pPr>
-            <w:r>
-              <w:rPr>
-                <w:rFonts w:hint="default" w:ascii="Times New Roman" w:hAnsi="Times New Roman" w:eastAsia="Arial" w:cs="Times New Roman"/>
-                <w:color w:val="auto"/>
-                <w:sz w:val="20"/>
-                <w:szCs w:val="20"/>
-              </w:rPr>
-              <w:t>Scores: cosine_ip (dense), hybrid_rrf / hybrid_rrf_numeric (fusion)</w:t>
+            <w:tcW w:w="1440" w:type="dxa"/>
+            <w:tcBorders>
+              <w:top w:val="single" w:color="CCCCCC" w:sz="0" w:space="0"/>
+              <w:left w:val="single" w:color="CCCCCC" w:sz="0" w:space="0"/>
+              <w:bottom w:val="single" w:color="CCCCCC" w:sz="0" w:space="0"/>
+              <w:right w:val="single" w:color="CCCCCC" w:sz="0" w:space="0"/>
+            </w:tcBorders>
+            <w:shd w:val="clear" w:color="auto" w:fill="F2F2F2"/>
+            <w:tcMar>
+              <w:top w:w="60" w:type="dxa"/>
+              <w:left w:w="120" w:type="dxa"/>
+              <w:bottom w:w="60" w:type="dxa"/>
+              <w:right w:w="120" w:type="dxa"/>
+            </w:tcMar>
+          </w:tcPr>
+          <w:p>
+            <w:pPr>
+              <w:rPr>
+                <w:rFonts w:hint="default" w:ascii="Times New Roman" w:hAnsi="Times New Roman" w:cs="Times New Roman"/>
+                <w:color w:val="auto"/>
+              </w:rPr>
+            </w:pPr>
+            <w:r>
+              <w:rPr>
+                <w:rFonts w:hint="default" w:ascii="Times New Roman" w:hAnsi="Times New Roman" w:eastAsia="Arial" w:cs="Times New Roman"/>
+                <w:color w:val="auto"/>
+                <w:sz w:val="20"/>
+                <w:szCs w:val="20"/>
+              </w:rPr>
+              <w:t>Evidence</w:t>
+            </w:r>
+          </w:p>
+        </w:tc>
+        <w:tc>
+          <w:tcPr>
+            <w:tcW w:w="7920" w:type="dxa"/>
+            <w:tcBorders>
+              <w:top w:val="single" w:color="CCCCCC" w:sz="0" w:space="0"/>
+              <w:left w:val="single" w:color="CCCCCC" w:sz="0" w:space="0"/>
+              <w:bottom w:val="single" w:color="CCCCCC" w:sz="0" w:space="0"/>
+              <w:right w:val="single" w:color="CCCCCC" w:sz="0" w:space="0"/>
+            </w:tcBorders>
+            <w:shd w:val="clear" w:color="auto" w:fill="F2F2F2"/>
+            <w:tcMar>
+              <w:top w:w="60" w:type="dxa"/>
+              <w:left w:w="120" w:type="dxa"/>
+              <w:bottom w:w="60" w:type="dxa"/>
+              <w:right w:w="120" w:type="dxa"/>
+            </w:tcMar>
+          </w:tcPr>
+          <w:p>
+            <w:pPr>
+              <w:rPr>
+                <w:rFonts w:hint="default" w:ascii="Times New Roman" w:hAnsi="Times New Roman" w:cs="Times New Roman"/>
+                <w:color w:val="auto"/>
+              </w:rPr>
+            </w:pPr>
+            <w:r>
+              <w:rPr>
+                <w:rFonts w:hint="default" w:ascii="Times New Roman" w:hAnsi="Times New Roman" w:eastAsia="Arial" w:cs="Times New Roman"/>
+                <w:color w:val="auto"/>
+                <w:sz w:val="20"/>
+                <w:szCs w:val="20"/>
+              </w:rPr>
+              <w:t>Table of retrieved chunks with chunk_id, score, score_kind, and passage preview; JSON download button for the full retrieval result</w:t>
             </w:r>
           </w:p>
         </w:tc>
@@ -27482,188 +27734,71 @@
         </w:tblPrEx>
         <w:tc>
           <w:tcPr>
-            <w:tcW w:w="480" w:type="dxa"/>
-            <w:tcBorders>
-              <w:top w:val="single" w:color="CCCCCC" w:sz="0" w:space="0"/>
-              <w:left w:val="single" w:color="CCCCCC" w:sz="0" w:space="0"/>
-              <w:bottom w:val="single" w:color="CCCCCC" w:sz="0" w:space="0"/>
-              <w:right w:val="single" w:color="CCCCCC" w:sz="0" w:space="0"/>
-            </w:tcBorders>
-            <w:shd w:val="clear" w:color="auto" w:fill="F2F2F2"/>
-            <w:tcMar>
-              <w:top w:w="60" w:type="dxa"/>
-              <w:left w:w="120" w:type="dxa"/>
-              <w:bottom w:w="60" w:type="dxa"/>
-              <w:right w:w="120" w:type="dxa"/>
-            </w:tcMar>
-          </w:tcPr>
-          <w:p>
-            <w:pPr>
-              <w:rPr>
-                <w:rFonts w:hint="default" w:ascii="Times New Roman" w:hAnsi="Times New Roman" w:cs="Times New Roman"/>
-                <w:color w:val="auto"/>
-              </w:rPr>
-            </w:pPr>
-            <w:r>
-              <w:rPr>
-                <w:rFonts w:hint="default" w:ascii="Times New Roman" w:hAnsi="Times New Roman" w:eastAsia="Arial" w:cs="Times New Roman"/>
-                <w:color w:val="auto"/>
-                <w:sz w:val="20"/>
-                <w:szCs w:val="20"/>
-              </w:rPr>
-              <w:t>B</w:t>
-            </w:r>
-          </w:p>
-        </w:tc>
-        <w:tc>
-          <w:tcPr>
-            <w:tcW w:w="480" w:type="dxa"/>
-            <w:tcBorders>
-              <w:top w:val="single" w:color="CCCCCC" w:sz="0" w:space="0"/>
-              <w:left w:val="single" w:color="CCCCCC" w:sz="0" w:space="0"/>
-              <w:bottom w:val="single" w:color="CCCCCC" w:sz="0" w:space="0"/>
-              <w:right w:val="single" w:color="CCCCCC" w:sz="0" w:space="0"/>
-            </w:tcBorders>
-            <w:shd w:val="clear" w:color="auto" w:fill="F2F2F2"/>
-            <w:tcMar>
-              <w:top w:w="60" w:type="dxa"/>
-              <w:left w:w="120" w:type="dxa"/>
-              <w:bottom w:w="60" w:type="dxa"/>
-              <w:right w:w="120" w:type="dxa"/>
-            </w:tcMar>
-          </w:tcPr>
-          <w:p>
-            <w:pPr>
-              <w:rPr>
-                <w:rFonts w:hint="default" w:ascii="Times New Roman" w:hAnsi="Times New Roman" w:cs="Times New Roman"/>
-                <w:color w:val="auto"/>
-              </w:rPr>
-            </w:pPr>
-          </w:p>
-        </w:tc>
-        <w:tc>
-          <w:tcPr>
-            <w:tcW w:w="2160" w:type="dxa"/>
-            <w:tcBorders>
-              <w:top w:val="single" w:color="CCCCCC" w:sz="0" w:space="0"/>
-              <w:left w:val="single" w:color="CCCCCC" w:sz="0" w:space="0"/>
-              <w:bottom w:val="single" w:color="CCCCCC" w:sz="0" w:space="0"/>
-              <w:right w:val="single" w:color="CCCCCC" w:sz="0" w:space="0"/>
-            </w:tcBorders>
-            <w:shd w:val="clear" w:color="auto" w:fill="F2F2F2"/>
-            <w:tcMar>
-              <w:top w:w="60" w:type="dxa"/>
-              <w:left w:w="120" w:type="dxa"/>
-              <w:bottom w:w="60" w:type="dxa"/>
-              <w:right w:w="120" w:type="dxa"/>
-            </w:tcMar>
-          </w:tcPr>
-          <w:p>
-            <w:pPr>
-              <w:rPr>
-                <w:rFonts w:hint="default" w:ascii="Times New Roman" w:hAnsi="Times New Roman" w:cs="Times New Roman"/>
-                <w:color w:val="auto"/>
-              </w:rPr>
-            </w:pPr>
-            <w:r>
-              <w:rPr>
-                <w:rFonts w:hint="default" w:ascii="Times New Roman" w:hAnsi="Times New Roman" w:eastAsia="Arial" w:cs="Times New Roman"/>
-                <w:color w:val="auto"/>
-                <w:sz w:val="20"/>
-                <w:szCs w:val="20"/>
-              </w:rPr>
-              <w:t>Extension — hybrid search (keyword + vector) via RRF</w:t>
-            </w:r>
-          </w:p>
-        </w:tc>
-        <w:tc>
-          <w:tcPr>
-            <w:tcW w:w="2880" w:type="dxa"/>
-            <w:tcBorders>
-              <w:top w:val="single" w:color="CCCCCC" w:sz="0" w:space="0"/>
-              <w:left w:val="single" w:color="CCCCCC" w:sz="0" w:space="0"/>
-              <w:bottom w:val="single" w:color="CCCCCC" w:sz="0" w:space="0"/>
-              <w:right w:val="single" w:color="CCCCCC" w:sz="0" w:space="0"/>
-            </w:tcBorders>
-            <w:shd w:val="clear" w:color="auto" w:fill="F2F2F2"/>
-            <w:tcMar>
-              <w:top w:w="60" w:type="dxa"/>
-              <w:left w:w="120" w:type="dxa"/>
-              <w:bottom w:w="60" w:type="dxa"/>
-              <w:right w:w="120" w:type="dxa"/>
-            </w:tcMar>
-          </w:tcPr>
-          <w:p>
-            <w:pPr>
-              <w:rPr>
-                <w:rFonts w:hint="default" w:ascii="Times New Roman" w:hAnsi="Times New Roman" w:cs="Times New Roman"/>
-                <w:color w:val="auto"/>
-              </w:rPr>
-            </w:pPr>
-            <w:r>
-              <w:rPr>
-                <w:rFonts w:hint="default" w:ascii="Times New Roman" w:hAnsi="Times New Roman" w:eastAsia="Arial" w:cs="Times New Roman"/>
-                <w:color w:val="auto"/>
-                <w:sz w:val="20"/>
-                <w:szCs w:val="20"/>
-              </w:rPr>
-              <w:t>retrieve_hybrid_rrf() + KeywordIndex
-reciprocal_rank_fusion()
-Numeric boost: _digit_runs_from_query()</w:t>
-            </w:r>
-          </w:p>
-        </w:tc>
-        <w:tc>
-          <w:tcPr>
-            <w:tcW w:w="3360" w:type="dxa"/>
-            <w:tcBorders>
-              <w:top w:val="single" w:color="CCCCCC" w:sz="0" w:space="0"/>
-              <w:left w:val="single" w:color="CCCCCC" w:sz="0" w:space="0"/>
-              <w:bottom w:val="single" w:color="CCCCCC" w:sz="0" w:space="0"/>
-              <w:right w:val="single" w:color="CCCCCC" w:sz="0" w:space="0"/>
-            </w:tcBorders>
-            <w:shd w:val="clear" w:color="auto" w:fill="F2F2F2"/>
-            <w:tcMar>
-              <w:top w:w="60" w:type="dxa"/>
-              <w:left w:w="120" w:type="dxa"/>
-              <w:bottom w:w="60" w:type="dxa"/>
-              <w:right w:w="120" w:type="dxa"/>
-            </w:tcMar>
-          </w:tcPr>
-          <w:p>
-            <w:pPr>
-              <w:rPr>
-                <w:rFonts w:hint="default" w:ascii="Times New Roman" w:hAnsi="Times New Roman" w:cs="Times New Roman"/>
-                <w:color w:val="auto"/>
-              </w:rPr>
-            </w:pPr>
-            <w:r>
-              <w:rPr>
-                <w:rFonts w:hint="default" w:ascii="Times New Roman" w:hAnsi="Times New Roman" w:eastAsia="Arial" w:cs="Times New Roman"/>
-                <w:color w:val="auto"/>
-                <w:sz w:val="20"/>
-                <w:szCs w:val="20"/>
-              </w:rPr>
-              <w:t>MANUAL_EXPERIMENT_LOGS</w:t>
-            </w:r>
-            <w:r>
-              <w:rPr>
-                <w:rFonts w:hint="default" w:ascii="Times New Roman" w:hAnsi="Times New Roman" w:cs="Times New Roman"/>
-                <w:color w:val="auto"/>
-                <w:sz w:val="20"/>
-                <w:szCs w:val="20"/>
-                <w:lang w:val="en-US"/>
-              </w:rPr>
-              <w:t xml:space="preserve"> </w:t>
-            </w:r>
-            <w:r>
-              <w:rPr>
-                <w:rFonts w:hint="default" w:ascii="Times New Roman" w:hAnsi="Times New Roman" w:eastAsia="Arial" w:cs="Times New Roman"/>
-                <w:color w:val="auto"/>
-                <w:sz w:val="20"/>
-                <w:szCs w:val="20"/>
-              </w:rPr>
-              <w:t xml:space="preserve"> (Part B traces)</w:t>
+            <w:tcW w:w="1440" w:type="dxa"/>
+            <w:tcBorders>
+              <w:top w:val="single" w:color="CCCCCC" w:sz="0" w:space="0"/>
+              <w:left w:val="single" w:color="CCCCCC" w:sz="0" w:space="0"/>
+              <w:bottom w:val="single" w:color="CCCCCC" w:sz="0" w:space="0"/>
+              <w:right w:val="single" w:color="CCCCCC" w:sz="0" w:space="0"/>
+            </w:tcBorders>
+            <w:shd w:val="clear" w:color="auto" w:fill="FFFFFF"/>
+            <w:tcMar>
+              <w:top w:w="60" w:type="dxa"/>
+              <w:left w:w="120" w:type="dxa"/>
+              <w:bottom w:w="60" w:type="dxa"/>
+              <w:right w:w="120" w:type="dxa"/>
+            </w:tcMar>
+          </w:tcPr>
+          <w:p>
+            <w:pPr>
+              <w:rPr>
+                <w:rFonts w:hint="default" w:ascii="Times New Roman" w:hAnsi="Times New Roman" w:cs="Times New Roman"/>
+                <w:color w:val="auto"/>
+              </w:rPr>
+            </w:pPr>
+            <w:r>
+              <w:rPr>
+                <w:rFonts w:hint="default" w:ascii="Times New Roman" w:hAnsi="Times New Roman" w:eastAsia="Arial" w:cs="Times New Roman"/>
+                <w:color w:val="auto"/>
+                <w:sz w:val="20"/>
+                <w:szCs w:val="20"/>
+              </w:rPr>
+              <w:t>Prompt</w:t>
+            </w:r>
+          </w:p>
+        </w:tc>
+        <w:tc>
+          <w:tcPr>
+            <w:tcW w:w="7920" w:type="dxa"/>
+            <w:tcBorders>
+              <w:top w:val="single" w:color="CCCCCC" w:sz="0" w:space="0"/>
+              <w:left w:val="single" w:color="CCCCCC" w:sz="0" w:space="0"/>
+              <w:bottom w:val="single" w:color="CCCCCC" w:sz="0" w:space="0"/>
+              <w:right w:val="single" w:color="CCCCCC" w:sz="0" w:space="0"/>
+            </w:tcBorders>
+            <w:shd w:val="clear" w:color="auto" w:fill="FFFFFF"/>
+            <w:tcMar>
+              <w:top w:w="60" w:type="dxa"/>
+              <w:left w:w="120" w:type="dxa"/>
+              <w:bottom w:w="60" w:type="dxa"/>
+              <w:right w:w="120" w:type="dxa"/>
+            </w:tcMar>
+          </w:tcPr>
+          <w:p>
+            <w:pPr>
+              <w:rPr>
+                <w:rFonts w:hint="default" w:ascii="Times New Roman" w:hAnsi="Times New Roman" w:cs="Times New Roman"/>
+                <w:color w:val="auto"/>
+              </w:rPr>
+            </w:pPr>
+            <w:r>
+              <w:rPr>
+                <w:rFonts w:hint="default" w:ascii="Times New Roman" w:hAnsi="Times New Roman" w:eastAsia="Arial" w:cs="Times New Roman"/>
+                <w:color w:val="auto"/>
+                <w:sz w:val="20"/>
+                <w:szCs w:val="20"/>
+              </w:rPr>
+              <w:t>Full rendered prompt string sent to the model; .txt download button</w:t>
             </w:r>
           </w:p>
         </w:tc>
@@ -27687,168 +27822,260 @@
         </w:tblPrEx>
         <w:tc>
           <w:tcPr>
-            <w:tcW w:w="480" w:type="dxa"/>
-            <w:tcBorders>
-              <w:top w:val="single" w:color="CCCCCC" w:sz="0" w:space="0"/>
-              <w:left w:val="single" w:color="CCCCCC" w:sz="0" w:space="0"/>
-              <w:bottom w:val="single" w:color="CCCCCC" w:sz="0" w:space="0"/>
-              <w:right w:val="single" w:color="CCCCCC" w:sz="0" w:space="0"/>
-            </w:tcBorders>
-            <w:shd w:val="clear" w:color="auto" w:fill="FFFFFF"/>
-            <w:tcMar>
-              <w:top w:w="60" w:type="dxa"/>
-              <w:left w:w="120" w:type="dxa"/>
-              <w:bottom w:w="60" w:type="dxa"/>
-              <w:right w:w="120" w:type="dxa"/>
-            </w:tcMar>
-          </w:tcPr>
-          <w:p>
-            <w:pPr>
-              <w:rPr>
-                <w:rFonts w:hint="default" w:ascii="Times New Roman" w:hAnsi="Times New Roman" w:cs="Times New Roman"/>
-                <w:color w:val="auto"/>
-              </w:rPr>
-            </w:pPr>
-            <w:r>
-              <w:rPr>
-                <w:rFonts w:hint="default" w:ascii="Times New Roman" w:hAnsi="Times New Roman" w:eastAsia="Arial" w:cs="Times New Roman"/>
-                <w:color w:val="auto"/>
-                <w:sz w:val="20"/>
-                <w:szCs w:val="20"/>
-              </w:rPr>
-              <w:t>B</w:t>
-            </w:r>
-          </w:p>
-        </w:tc>
-        <w:tc>
-          <w:tcPr>
-            <w:tcW w:w="480" w:type="dxa"/>
-            <w:tcBorders>
-              <w:top w:val="single" w:color="CCCCCC" w:sz="0" w:space="0"/>
-              <w:left w:val="single" w:color="CCCCCC" w:sz="0" w:space="0"/>
-              <w:bottom w:val="single" w:color="CCCCCC" w:sz="0" w:space="0"/>
-              <w:right w:val="single" w:color="CCCCCC" w:sz="0" w:space="0"/>
-            </w:tcBorders>
-            <w:shd w:val="clear" w:color="auto" w:fill="FFFFFF"/>
-            <w:tcMar>
-              <w:top w:w="60" w:type="dxa"/>
-              <w:left w:w="120" w:type="dxa"/>
-              <w:bottom w:w="60" w:type="dxa"/>
-              <w:right w:w="120" w:type="dxa"/>
-            </w:tcMar>
-          </w:tcPr>
-          <w:p>
-            <w:pPr>
-              <w:rPr>
-                <w:rFonts w:hint="default" w:ascii="Times New Roman" w:hAnsi="Times New Roman" w:cs="Times New Roman"/>
-                <w:color w:val="auto"/>
-              </w:rPr>
-            </w:pPr>
-          </w:p>
-        </w:tc>
-        <w:tc>
-          <w:tcPr>
-            <w:tcW w:w="2160" w:type="dxa"/>
-            <w:tcBorders>
-              <w:top w:val="single" w:color="CCCCCC" w:sz="0" w:space="0"/>
-              <w:left w:val="single" w:color="CCCCCC" w:sz="0" w:space="0"/>
-              <w:bottom w:val="single" w:color="CCCCCC" w:sz="0" w:space="0"/>
-              <w:right w:val="single" w:color="CCCCCC" w:sz="0" w:space="0"/>
-            </w:tcBorders>
-            <w:shd w:val="clear" w:color="auto" w:fill="FFFFFF"/>
-            <w:tcMar>
-              <w:top w:w="60" w:type="dxa"/>
-              <w:left w:w="120" w:type="dxa"/>
-              <w:bottom w:w="60" w:type="dxa"/>
-              <w:right w:w="120" w:type="dxa"/>
-            </w:tcMar>
-          </w:tcPr>
-          <w:p>
-            <w:pPr>
-              <w:rPr>
-                <w:rFonts w:hint="default" w:ascii="Times New Roman" w:hAnsi="Times New Roman" w:cs="Times New Roman"/>
-                <w:color w:val="auto"/>
-              </w:rPr>
-            </w:pPr>
-            <w:r>
-              <w:rPr>
-                <w:rFonts w:hint="default" w:ascii="Times New Roman" w:hAnsi="Times New Roman" w:eastAsia="Arial" w:cs="Times New Roman"/>
-                <w:color w:val="auto"/>
-                <w:sz w:val="20"/>
-                <w:szCs w:val="20"/>
-              </w:rPr>
-              <w:t>Critical: failure cases + fix</w:t>
-            </w:r>
-          </w:p>
-        </w:tc>
-        <w:tc>
-          <w:tcPr>
-            <w:tcW w:w="2880" w:type="dxa"/>
-            <w:tcBorders>
-              <w:top w:val="single" w:color="CCCCCC" w:sz="0" w:space="0"/>
-              <w:left w:val="single" w:color="CCCCCC" w:sz="0" w:space="0"/>
-              <w:bottom w:val="single" w:color="CCCCCC" w:sz="0" w:space="0"/>
-              <w:right w:val="single" w:color="CCCCCC" w:sz="0" w:space="0"/>
-            </w:tcBorders>
-            <w:shd w:val="clear" w:color="auto" w:fill="FFFFFF"/>
-            <w:tcMar>
-              <w:top w:w="60" w:type="dxa"/>
-              <w:left w:w="120" w:type="dxa"/>
-              <w:bottom w:w="60" w:type="dxa"/>
-              <w:right w:w="120" w:type="dxa"/>
-            </w:tcMar>
-          </w:tcPr>
-          <w:p>
-            <w:pPr>
-              <w:rPr>
-                <w:rFonts w:hint="default" w:ascii="Times New Roman" w:hAnsi="Times New Roman" w:cs="Times New Roman"/>
-                <w:color w:val="auto"/>
-              </w:rPr>
-            </w:pPr>
-            <w:r>
-              <w:rPr>
-                <w:rFonts w:hint="default" w:ascii="Times New Roman" w:hAnsi="Times New Roman" w:eastAsia="Arial" w:cs="Times New Roman"/>
-                <w:color w:val="auto"/>
-                <w:sz w:val="20"/>
-                <w:szCs w:val="20"/>
-              </w:rPr>
-              <w:t>src/part_b/run_part_b.py — 3 failure queries
-dense vs hybrid top-k comparison</w:t>
-            </w:r>
-          </w:p>
-        </w:tc>
-        <w:tc>
-          <w:tcPr>
-            <w:tcW w:w="3360" w:type="dxa"/>
-            <w:tcBorders>
-              <w:top w:val="single" w:color="CCCCCC" w:sz="0" w:space="0"/>
-              <w:left w:val="single" w:color="CCCCCC" w:sz="0" w:space="0"/>
-              <w:bottom w:val="single" w:color="CCCCCC" w:sz="0" w:space="0"/>
-              <w:right w:val="single" w:color="CCCCCC" w:sz="0" w:space="0"/>
-            </w:tcBorders>
-            <w:shd w:val="clear" w:color="auto" w:fill="FFFFFF"/>
-            <w:tcMar>
-              <w:top w:w="60" w:type="dxa"/>
-              <w:left w:w="120" w:type="dxa"/>
-              <w:bottom w:w="60" w:type="dxa"/>
-              <w:right w:w="120" w:type="dxa"/>
-            </w:tcMar>
-          </w:tcPr>
-          <w:p>
-            <w:pPr>
-              <w:rPr>
-                <w:rFonts w:hint="default" w:ascii="Times New Roman" w:hAnsi="Times New Roman" w:cs="Times New Roman"/>
-                <w:color w:val="auto"/>
-              </w:rPr>
-            </w:pPr>
-            <w:r>
-              <w:rPr>
-                <w:rFonts w:hint="default" w:ascii="Times New Roman" w:hAnsi="Times New Roman" w:eastAsia="Arial" w:cs="Times New Roman"/>
-                <w:color w:val="auto"/>
-                <w:sz w:val="20"/>
-                <w:szCs w:val="20"/>
-              </w:rPr>
-              <w:t>outputs/part_b/PART_B_FAILURES_AND_FIX.md</w:t>
+            <w:tcW w:w="1440" w:type="dxa"/>
+            <w:tcBorders>
+              <w:top w:val="single" w:color="CCCCCC" w:sz="0" w:space="0"/>
+              <w:left w:val="single" w:color="CCCCCC" w:sz="0" w:space="0"/>
+              <w:bottom w:val="single" w:color="CCCCCC" w:sz="0" w:space="0"/>
+              <w:right w:val="single" w:color="CCCCCC" w:sz="0" w:space="0"/>
+            </w:tcBorders>
+            <w:shd w:val="clear" w:color="auto" w:fill="F2F2F2"/>
+            <w:tcMar>
+              <w:top w:w="60" w:type="dxa"/>
+              <w:left w:w="120" w:type="dxa"/>
+              <w:bottom w:w="60" w:type="dxa"/>
+              <w:right w:w="120" w:type="dxa"/>
+            </w:tcMar>
+          </w:tcPr>
+          <w:p>
+            <w:pPr>
+              <w:rPr>
+                <w:rFonts w:hint="default" w:ascii="Times New Roman" w:hAnsi="Times New Roman" w:cs="Times New Roman"/>
+                <w:color w:val="auto"/>
+              </w:rPr>
+            </w:pPr>
+            <w:r>
+              <w:rPr>
+                <w:rFonts w:hint="default" w:ascii="Times New Roman" w:hAnsi="Times New Roman" w:eastAsia="Arial" w:cs="Times New Roman"/>
+                <w:color w:val="auto"/>
+                <w:sz w:val="20"/>
+                <w:szCs w:val="20"/>
+              </w:rPr>
+              <w:t>Feedback</w:t>
+            </w:r>
+          </w:p>
+        </w:tc>
+        <w:tc>
+          <w:tcPr>
+            <w:tcW w:w="7920" w:type="dxa"/>
+            <w:tcBorders>
+              <w:top w:val="single" w:color="CCCCCC" w:sz="0" w:space="0"/>
+              <w:left w:val="single" w:color="CCCCCC" w:sz="0" w:space="0"/>
+              <w:bottom w:val="single" w:color="CCCCCC" w:sz="0" w:space="0"/>
+              <w:right w:val="single" w:color="CCCCCC" w:sz="0" w:space="0"/>
+            </w:tcBorders>
+            <w:shd w:val="clear" w:color="auto" w:fill="F2F2F2"/>
+            <w:tcMar>
+              <w:top w:w="60" w:type="dxa"/>
+              <w:left w:w="120" w:type="dxa"/>
+              <w:bottom w:w="60" w:type="dxa"/>
+              <w:right w:w="120" w:type="dxa"/>
+            </w:tcMar>
+          </w:tcPr>
+          <w:p>
+            <w:pPr>
+              <w:rPr>
+                <w:rFonts w:hint="default" w:ascii="Times New Roman" w:hAnsi="Times New Roman" w:cs="Times New Roman"/>
+                <w:color w:val="auto"/>
+              </w:rPr>
+            </w:pPr>
+            <w:r>
+              <w:rPr>
+                <w:rFonts w:hint="default" w:ascii="Times New Roman" w:hAnsi="Times New Roman" w:eastAsia="Arial" w:cs="Times New Roman"/>
+                <w:color w:val="auto"/>
+                <w:sz w:val="20"/>
+                <w:szCs w:val="20"/>
+              </w:rPr>
+              <w:t>Helpful / Not helpful buttons per retrieved chunk; writes to outputs/part_g/feedback.jsonl via record_feedback.py</w:t>
+            </w:r>
+          </w:p>
+        </w:tc>
+      </w:tr>
+    </w:tbl>
+    <w:p>
+      <w:pPr>
+        <w:spacing w:before="80" w:after="0"/>
+        <w:rPr>
+          <w:rFonts w:hint="default" w:ascii="Times New Roman" w:hAnsi="Times New Roman" w:cs="Times New Roman"/>
+          <w:color w:val="auto"/>
+        </w:rPr>
+      </w:pPr>
+    </w:p>
+    <w:p>
+      <w:pPr>
+        <w:spacing w:before="60" w:after="80"/>
+        <w:rPr>
+          <w:rFonts w:hint="default" w:ascii="Times New Roman" w:hAnsi="Times New Roman" w:cs="Times New Roman"/>
+          <w:color w:val="auto"/>
+        </w:rPr>
+      </w:pPr>
+      <w:r>
+        <w:rPr>
+          <w:rFonts w:hint="default" w:ascii="Times New Roman" w:hAnsi="Times New Roman" w:eastAsia="Arial" w:cs="Times New Roman"/>
+          <w:color w:val="auto"/>
+          <w:sz w:val="22"/>
+          <w:szCs w:val="22"/>
+        </w:rPr>
+        <w:t>Host resolution order (sidebar field → Streamlit Secrets → environment variable → default). On Streamlit Cloud, loopback (127.0.0.1) is blocked — the app detects this and warns the user if ollama.com + API key is not configured.</w:t>
+      </w:r>
+    </w:p>
+    <w:p>
+      <w:pPr>
+        <w:spacing w:before="120" w:after="0"/>
+        <w:rPr>
+          <w:rFonts w:hint="default" w:ascii="Times New Roman" w:hAnsi="Times New Roman" w:cs="Times New Roman"/>
+          <w:color w:val="auto"/>
+        </w:rPr>
+      </w:pPr>
+    </w:p>
+    <w:p>
+      <w:pPr>
+        <w:pStyle w:val="3"/>
+        <w:spacing w:before="280" w:after="120"/>
+        <w:rPr>
+          <w:rFonts w:hint="default" w:ascii="Times New Roman" w:hAnsi="Times New Roman" w:cs="Times New Roman"/>
+          <w:color w:val="auto"/>
+        </w:rPr>
+      </w:pPr>
+      <w:r>
+        <w:rPr>
+          <w:rFonts w:hint="default" w:ascii="Times New Roman" w:hAnsi="Times New Roman" w:eastAsia="Arial" w:cs="Times New Roman"/>
+          <w:b/>
+          <w:bCs/>
+          <w:color w:val="auto"/>
+          <w:sz w:val="28"/>
+          <w:szCs w:val="28"/>
+        </w:rPr>
+        <w:t>Wiring Changes (Deployment Session)</w:t>
+      </w:r>
+    </w:p>
+    <w:p>
+      <w:pPr>
+        <w:spacing w:before="80" w:after="0"/>
+        <w:rPr>
+          <w:rFonts w:hint="default" w:ascii="Times New Roman" w:hAnsi="Times New Roman" w:cs="Times New Roman"/>
+          <w:color w:val="auto"/>
+        </w:rPr>
+      </w:pPr>
+    </w:p>
+    <w:tbl>
+      <w:tblPr>
+        <w:tblStyle w:val="9"/>
+        <w:tblW w:w="9360" w:type="dxa"/>
+        <w:tblInd w:w="0" w:type="dxa"/>
+        <w:tblBorders>
+          <w:top w:val="single" w:color="auto" w:sz="4" w:space="0"/>
+          <w:left w:val="single" w:color="auto" w:sz="4" w:space="0"/>
+          <w:bottom w:val="single" w:color="auto" w:sz="4" w:space="0"/>
+          <w:right w:val="single" w:color="auto" w:sz="4" w:space="0"/>
+          <w:insideH w:val="single" w:color="auto" w:sz="4" w:space="0"/>
+          <w:insideV w:val="single" w:color="auto" w:sz="4" w:space="0"/>
+        </w:tblBorders>
+        <w:tblLayout w:type="autofit"/>
+        <w:tblCellMar>
+          <w:top w:w="0" w:type="dxa"/>
+          <w:left w:w="10" w:type="dxa"/>
+          <w:bottom w:w="0" w:type="dxa"/>
+          <w:right w:w="10" w:type="dxa"/>
+        </w:tblCellMar>
+      </w:tblPr>
+      <w:tblGrid>
+        <w:gridCol w:w="2945"/>
+        <w:gridCol w:w="6415"/>
+      </w:tblGrid>
+      <w:tr>
+        <w:tblPrEx>
+          <w:tblBorders>
+            <w:top w:val="single" w:color="auto" w:sz="4" w:space="0"/>
+            <w:left w:val="single" w:color="auto" w:sz="4" w:space="0"/>
+            <w:bottom w:val="single" w:color="auto" w:sz="4" w:space="0"/>
+            <w:right w:val="single" w:color="auto" w:sz="4" w:space="0"/>
+            <w:insideH w:val="single" w:color="auto" w:sz="4" w:space="0"/>
+            <w:insideV w:val="single" w:color="auto" w:sz="4" w:space="0"/>
+          </w:tblBorders>
+          <w:tblCellMar>
+            <w:top w:w="0" w:type="dxa"/>
+            <w:left w:w="10" w:type="dxa"/>
+            <w:bottom w:w="0" w:type="dxa"/>
+            <w:right w:w="10" w:type="dxa"/>
+          </w:tblCellMar>
+        </w:tblPrEx>
+        <w:trPr>
+          <w:tblHeader/>
+        </w:trPr>
+        <w:tc>
+          <w:tcPr>
+            <w:tcW w:w="2800" w:type="dxa"/>
+            <w:tcBorders>
+              <w:top w:val="single" w:color="CCCCCC" w:sz="0" w:space="0"/>
+              <w:left w:val="single" w:color="CCCCCC" w:sz="0" w:space="0"/>
+              <w:bottom w:val="single" w:color="CCCCCC" w:sz="0" w:space="0"/>
+              <w:right w:val="single" w:color="CCCCCC" w:sz="0" w:space="0"/>
+            </w:tcBorders>
+            <w:shd w:val="clear" w:color="auto" w:fill="2E4057"/>
+            <w:tcMar>
+              <w:top w:w="80" w:type="dxa"/>
+              <w:left w:w="120" w:type="dxa"/>
+              <w:bottom w:w="80" w:type="dxa"/>
+              <w:right w:w="120" w:type="dxa"/>
+            </w:tcMar>
+          </w:tcPr>
+          <w:p>
+            <w:pPr>
+              <w:jc w:val="left"/>
+              <w:rPr>
+                <w:rFonts w:hint="default" w:ascii="Times New Roman" w:hAnsi="Times New Roman" w:cs="Times New Roman"/>
+                <w:color w:val="auto"/>
+              </w:rPr>
+            </w:pPr>
+            <w:r>
+              <w:rPr>
+                <w:rFonts w:hint="default" w:ascii="Times New Roman" w:hAnsi="Times New Roman" w:eastAsia="Arial" w:cs="Times New Roman"/>
+                <w:b/>
+                <w:bCs/>
+                <w:color w:val="auto"/>
+                <w:sz w:val="20"/>
+                <w:szCs w:val="20"/>
+              </w:rPr>
+              <w:t>File</w:t>
+            </w:r>
+          </w:p>
+        </w:tc>
+        <w:tc>
+          <w:tcPr>
+            <w:tcW w:w="6560" w:type="dxa"/>
+            <w:tcBorders>
+              <w:top w:val="single" w:color="CCCCCC" w:sz="0" w:space="0"/>
+              <w:left w:val="single" w:color="CCCCCC" w:sz="0" w:space="0"/>
+              <w:bottom w:val="single" w:color="CCCCCC" w:sz="0" w:space="0"/>
+              <w:right w:val="single" w:color="CCCCCC" w:sz="0" w:space="0"/>
+            </w:tcBorders>
+            <w:shd w:val="clear" w:color="auto" w:fill="2E4057"/>
+            <w:tcMar>
+              <w:top w:w="80" w:type="dxa"/>
+              <w:left w:w="120" w:type="dxa"/>
+              <w:bottom w:w="80" w:type="dxa"/>
+              <w:right w:w="120" w:type="dxa"/>
+            </w:tcMar>
+          </w:tcPr>
+          <w:p>
+            <w:pPr>
+              <w:jc w:val="left"/>
+              <w:rPr>
+                <w:rFonts w:hint="default" w:ascii="Times New Roman" w:hAnsi="Times New Roman" w:cs="Times New Roman"/>
+                <w:color w:val="auto"/>
+              </w:rPr>
+            </w:pPr>
+            <w:r>
+              <w:rPr>
+                <w:rFonts w:hint="default" w:ascii="Times New Roman" w:hAnsi="Times New Roman" w:eastAsia="Arial" w:cs="Times New Roman"/>
+                <w:b/>
+                <w:bCs/>
+                <w:color w:val="auto"/>
+                <w:sz w:val="20"/>
+                <w:szCs w:val="20"/>
+              </w:rPr>
+              <w:t>Change</w:t>
             </w:r>
           </w:p>
         </w:tc>
@@ -27872,177 +28099,71 @@
         </w:tblPrEx>
         <w:tc>
           <w:tcPr>
-            <w:tcW w:w="480" w:type="dxa"/>
-            <w:tcBorders>
-              <w:top w:val="single" w:color="CCCCCC" w:sz="0" w:space="0"/>
-              <w:left w:val="single" w:color="CCCCCC" w:sz="0" w:space="0"/>
-              <w:bottom w:val="single" w:color="CCCCCC" w:sz="0" w:space="0"/>
-              <w:right w:val="single" w:color="CCCCCC" w:sz="0" w:space="0"/>
-            </w:tcBorders>
-            <w:shd w:val="clear" w:color="auto" w:fill="F2F2F2"/>
-            <w:tcMar>
-              <w:top w:w="60" w:type="dxa"/>
-              <w:left w:w="120" w:type="dxa"/>
-              <w:bottom w:w="60" w:type="dxa"/>
-              <w:right w:w="120" w:type="dxa"/>
-            </w:tcMar>
-          </w:tcPr>
-          <w:p>
-            <w:pPr>
-              <w:rPr>
-                <w:rFonts w:hint="default" w:ascii="Times New Roman" w:hAnsi="Times New Roman" w:cs="Times New Roman"/>
-                <w:color w:val="auto"/>
-              </w:rPr>
-            </w:pPr>
-            <w:r>
-              <w:rPr>
-                <w:rFonts w:hint="default" w:ascii="Times New Roman" w:hAnsi="Times New Roman" w:eastAsia="Arial" w:cs="Times New Roman"/>
-                <w:color w:val="auto"/>
-                <w:sz w:val="20"/>
-                <w:szCs w:val="20"/>
-              </w:rPr>
-              <w:t>C</w:t>
-            </w:r>
-          </w:p>
-        </w:tc>
-        <w:tc>
-          <w:tcPr>
-            <w:tcW w:w="480" w:type="dxa"/>
-            <w:tcBorders>
-              <w:top w:val="single" w:color="CCCCCC" w:sz="0" w:space="0"/>
-              <w:left w:val="single" w:color="CCCCCC" w:sz="0" w:space="0"/>
-              <w:bottom w:val="single" w:color="CCCCCC" w:sz="0" w:space="0"/>
-              <w:right w:val="single" w:color="CCCCCC" w:sz="0" w:space="0"/>
-            </w:tcBorders>
-            <w:shd w:val="clear" w:color="auto" w:fill="F2F2F2"/>
-            <w:tcMar>
-              <w:top w:w="60" w:type="dxa"/>
-              <w:left w:w="120" w:type="dxa"/>
-              <w:bottom w:w="60" w:type="dxa"/>
-              <w:right w:w="120" w:type="dxa"/>
-            </w:tcMar>
-          </w:tcPr>
-          <w:p>
-            <w:pPr>
-              <w:rPr>
-                <w:rFonts w:hint="default" w:ascii="Times New Roman" w:hAnsi="Times New Roman" w:cs="Times New Roman"/>
-                <w:color w:val="auto"/>
-              </w:rPr>
-            </w:pPr>
-            <w:r>
-              <w:rPr>
-                <w:rFonts w:hint="default" w:ascii="Times New Roman" w:hAnsi="Times New Roman" w:eastAsia="Arial" w:cs="Times New Roman"/>
-                <w:color w:val="auto"/>
-                <w:sz w:val="20"/>
-                <w:szCs w:val="20"/>
-              </w:rPr>
-              <w:t>4</w:t>
-            </w:r>
-          </w:p>
-        </w:tc>
-        <w:tc>
-          <w:tcPr>
-            <w:tcW w:w="2160" w:type="dxa"/>
-            <w:tcBorders>
-              <w:top w:val="single" w:color="CCCCCC" w:sz="0" w:space="0"/>
-              <w:left w:val="single" w:color="CCCCCC" w:sz="0" w:space="0"/>
-              <w:bottom w:val="single" w:color="CCCCCC" w:sz="0" w:space="0"/>
-              <w:right w:val="single" w:color="CCCCCC" w:sz="0" w:space="0"/>
-            </w:tcBorders>
-            <w:shd w:val="clear" w:color="auto" w:fill="F2F2F2"/>
-            <w:tcMar>
-              <w:top w:w="60" w:type="dxa"/>
-              <w:left w:w="120" w:type="dxa"/>
-              <w:bottom w:w="60" w:type="dxa"/>
-              <w:right w:w="120" w:type="dxa"/>
-            </w:tcMar>
-          </w:tcPr>
-          <w:p>
-            <w:pPr>
-              <w:rPr>
-                <w:rFonts w:hint="default" w:ascii="Times New Roman" w:hAnsi="Times New Roman" w:cs="Times New Roman"/>
-                <w:color w:val="auto"/>
-              </w:rPr>
-            </w:pPr>
-            <w:r>
-              <w:rPr>
-                <w:rFonts w:hint="default" w:ascii="Times New Roman" w:hAnsi="Times New Roman" w:eastAsia="Arial" w:cs="Times New Roman"/>
-                <w:color w:val="auto"/>
-                <w:sz w:val="20"/>
-                <w:szCs w:val="20"/>
-              </w:rPr>
-              <w:t>Prompt template injects context + hallucination control</w:t>
-            </w:r>
-          </w:p>
-        </w:tc>
-        <w:tc>
-          <w:tcPr>
-            <w:tcW w:w="2880" w:type="dxa"/>
-            <w:tcBorders>
-              <w:top w:val="single" w:color="CCCCCC" w:sz="0" w:space="0"/>
-              <w:left w:val="single" w:color="CCCCCC" w:sz="0" w:space="0"/>
-              <w:bottom w:val="single" w:color="CCCCCC" w:sz="0" w:space="0"/>
-              <w:right w:val="single" w:color="CCCCCC" w:sz="0" w:space="0"/>
-            </w:tcBorders>
-            <w:shd w:val="clear" w:color="auto" w:fill="F2F2F2"/>
-            <w:tcMar>
-              <w:top w:w="60" w:type="dxa"/>
-              <w:left w:w="120" w:type="dxa"/>
-              <w:bottom w:w="60" w:type="dxa"/>
-              <w:right w:w="120" w:type="dxa"/>
-            </w:tcMar>
-          </w:tcPr>
-          <w:p>
-            <w:pPr>
-              <w:rPr>
-                <w:rFonts w:hint="default" w:ascii="Times New Roman" w:hAnsi="Times New Roman" w:cs="Times New Roman"/>
-                <w:color w:val="auto"/>
-              </w:rPr>
-            </w:pPr>
-            <w:r>
-              <w:rPr>
-                <w:rFonts w:hint="default" w:ascii="Times New Roman" w:hAnsi="Times New Roman" w:eastAsia="Arial" w:cs="Times New Roman"/>
-                <w:color w:val="auto"/>
-                <w:sz w:val="20"/>
-                <w:szCs w:val="20"/>
-              </w:rPr>
-              <w:t>src/part_c/prompt_templates.py
-v1_minimal · v2_grounded · v3_json</w:t>
-            </w:r>
-          </w:p>
-        </w:tc>
-        <w:tc>
-          <w:tcPr>
-            <w:tcW w:w="3360" w:type="dxa"/>
-            <w:tcBorders>
-              <w:top w:val="single" w:color="CCCCCC" w:sz="0" w:space="0"/>
-              <w:left w:val="single" w:color="CCCCCC" w:sz="0" w:space="0"/>
-              <w:bottom w:val="single" w:color="CCCCCC" w:sz="0" w:space="0"/>
-              <w:right w:val="single" w:color="CCCCCC" w:sz="0" w:space="0"/>
-            </w:tcBorders>
-            <w:shd w:val="clear" w:color="auto" w:fill="F2F2F2"/>
-            <w:tcMar>
-              <w:top w:w="60" w:type="dxa"/>
-              <w:left w:w="120" w:type="dxa"/>
-              <w:bottom w:w="60" w:type="dxa"/>
-              <w:right w:w="120" w:type="dxa"/>
-            </w:tcMar>
-          </w:tcPr>
-          <w:p>
-            <w:pPr>
-              <w:rPr>
-                <w:rFonts w:hint="default" w:ascii="Times New Roman" w:hAnsi="Times New Roman" w:cs="Times New Roman"/>
-                <w:color w:val="auto"/>
-              </w:rPr>
-            </w:pPr>
-            <w:r>
-              <w:rPr>
-                <w:rFonts w:hint="default" w:ascii="Times New Roman" w:hAnsi="Times New Roman" w:eastAsia="Arial" w:cs="Times New Roman"/>
-                <w:color w:val="auto"/>
-                <w:sz w:val="20"/>
-                <w:szCs w:val="20"/>
-              </w:rPr>
-              <w:t>outputs/part_c/sample_prompt_v2_grounded.txt</w:t>
+            <w:tcW w:w="2800" w:type="dxa"/>
+            <w:tcBorders>
+              <w:top w:val="single" w:color="CCCCCC" w:sz="0" w:space="0"/>
+              <w:left w:val="single" w:color="CCCCCC" w:sz="0" w:space="0"/>
+              <w:bottom w:val="single" w:color="CCCCCC" w:sz="0" w:space="0"/>
+              <w:right w:val="single" w:color="CCCCCC" w:sz="0" w:space="0"/>
+            </w:tcBorders>
+            <w:shd w:val="clear" w:color="auto" w:fill="FFFFFF"/>
+            <w:tcMar>
+              <w:top w:w="60" w:type="dxa"/>
+              <w:left w:w="120" w:type="dxa"/>
+              <w:bottom w:w="60" w:type="dxa"/>
+              <w:right w:w="120" w:type="dxa"/>
+            </w:tcMar>
+          </w:tcPr>
+          <w:p>
+            <w:pPr>
+              <w:rPr>
+                <w:rFonts w:hint="default" w:ascii="Times New Roman" w:hAnsi="Times New Roman" w:cs="Times New Roman"/>
+                <w:color w:val="auto"/>
+              </w:rPr>
+            </w:pPr>
+            <w:r>
+              <w:rPr>
+                <w:rFonts w:hint="default" w:ascii="Times New Roman" w:hAnsi="Times New Roman" w:eastAsia="Arial" w:cs="Times New Roman"/>
+                <w:color w:val="auto"/>
+                <w:sz w:val="20"/>
+                <w:szCs w:val="20"/>
+              </w:rPr>
+              <w:t>src/part_d/rag_pipeline.py</w:t>
+            </w:r>
+          </w:p>
+        </w:tc>
+        <w:tc>
+          <w:tcPr>
+            <w:tcW w:w="6560" w:type="dxa"/>
+            <w:tcBorders>
+              <w:top w:val="single" w:color="CCCCCC" w:sz="0" w:space="0"/>
+              <w:left w:val="single" w:color="CCCCCC" w:sz="0" w:space="0"/>
+              <w:bottom w:val="single" w:color="CCCCCC" w:sz="0" w:space="0"/>
+              <w:right w:val="single" w:color="CCCCCC" w:sz="0" w:space="0"/>
+            </w:tcBorders>
+            <w:shd w:val="clear" w:color="auto" w:fill="FFFFFF"/>
+            <w:tcMar>
+              <w:top w:w="60" w:type="dxa"/>
+              <w:left w:w="120" w:type="dxa"/>
+              <w:bottom w:w="60" w:type="dxa"/>
+              <w:right w:w="120" w:type="dxa"/>
+            </w:tcMar>
+          </w:tcPr>
+          <w:p>
+            <w:pPr>
+              <w:rPr>
+                <w:rFonts w:hint="default" w:ascii="Times New Roman" w:hAnsi="Times New Roman" w:cs="Times New Roman"/>
+                <w:color w:val="auto"/>
+              </w:rPr>
+            </w:pPr>
+            <w:r>
+              <w:rPr>
+                <w:rFonts w:hint="default" w:ascii="Times New Roman" w:hAnsi="Times New Roman" w:eastAsia="Arial" w:cs="Times New Roman"/>
+                <w:color w:val="auto"/>
+                <w:sz w:val="20"/>
+                <w:szCs w:val="20"/>
+              </w:rPr>
+              <w:t>from_saved_index(..., ollama_api_key=...) — ollama_api_key parameter forwarded through to get_generator() so the cloud auth token is wired end-to-end without global state.</w:t>
             </w:r>
           </w:p>
         </w:tc>
@@ -28066,168 +28187,71 @@
         </w:tblPrEx>
         <w:tc>
           <w:tcPr>
-            <w:tcW w:w="480" w:type="dxa"/>
-            <w:tcBorders>
-              <w:top w:val="single" w:color="CCCCCC" w:sz="0" w:space="0"/>
-              <w:left w:val="single" w:color="CCCCCC" w:sz="0" w:space="0"/>
-              <w:bottom w:val="single" w:color="CCCCCC" w:sz="0" w:space="0"/>
-              <w:right w:val="single" w:color="CCCCCC" w:sz="0" w:space="0"/>
-            </w:tcBorders>
-            <w:shd w:val="clear" w:color="auto" w:fill="FFFFFF"/>
-            <w:tcMar>
-              <w:top w:w="60" w:type="dxa"/>
-              <w:left w:w="120" w:type="dxa"/>
-              <w:bottom w:w="60" w:type="dxa"/>
-              <w:right w:w="120" w:type="dxa"/>
-            </w:tcMar>
-          </w:tcPr>
-          <w:p>
-            <w:pPr>
-              <w:rPr>
-                <w:rFonts w:hint="default" w:ascii="Times New Roman" w:hAnsi="Times New Roman" w:cs="Times New Roman"/>
-                <w:color w:val="auto"/>
-              </w:rPr>
-            </w:pPr>
-            <w:r>
-              <w:rPr>
-                <w:rFonts w:hint="default" w:ascii="Times New Roman" w:hAnsi="Times New Roman" w:eastAsia="Arial" w:cs="Times New Roman"/>
-                <w:color w:val="auto"/>
-                <w:sz w:val="20"/>
-                <w:szCs w:val="20"/>
-              </w:rPr>
-              <w:t>C</w:t>
-            </w:r>
-          </w:p>
-        </w:tc>
-        <w:tc>
-          <w:tcPr>
-            <w:tcW w:w="480" w:type="dxa"/>
-            <w:tcBorders>
-              <w:top w:val="single" w:color="CCCCCC" w:sz="0" w:space="0"/>
-              <w:left w:val="single" w:color="CCCCCC" w:sz="0" w:space="0"/>
-              <w:bottom w:val="single" w:color="CCCCCC" w:sz="0" w:space="0"/>
-              <w:right w:val="single" w:color="CCCCCC" w:sz="0" w:space="0"/>
-            </w:tcBorders>
-            <w:shd w:val="clear" w:color="auto" w:fill="FFFFFF"/>
-            <w:tcMar>
-              <w:top w:w="60" w:type="dxa"/>
-              <w:left w:w="120" w:type="dxa"/>
-              <w:bottom w:w="60" w:type="dxa"/>
-              <w:right w:w="120" w:type="dxa"/>
-            </w:tcMar>
-          </w:tcPr>
-          <w:p>
-            <w:pPr>
-              <w:rPr>
-                <w:rFonts w:hint="default" w:ascii="Times New Roman" w:hAnsi="Times New Roman" w:cs="Times New Roman"/>
-                <w:color w:val="auto"/>
-              </w:rPr>
-            </w:pPr>
-          </w:p>
-        </w:tc>
-        <w:tc>
-          <w:tcPr>
-            <w:tcW w:w="2160" w:type="dxa"/>
-            <w:tcBorders>
-              <w:top w:val="single" w:color="CCCCCC" w:sz="0" w:space="0"/>
-              <w:left w:val="single" w:color="CCCCCC" w:sz="0" w:space="0"/>
-              <w:bottom w:val="single" w:color="CCCCCC" w:sz="0" w:space="0"/>
-              <w:right w:val="single" w:color="CCCCCC" w:sz="0" w:space="0"/>
-            </w:tcBorders>
-            <w:shd w:val="clear" w:color="auto" w:fill="FFFFFF"/>
-            <w:tcMar>
-              <w:top w:w="60" w:type="dxa"/>
-              <w:left w:w="120" w:type="dxa"/>
-              <w:bottom w:w="60" w:type="dxa"/>
-              <w:right w:w="120" w:type="dxa"/>
-            </w:tcMar>
-          </w:tcPr>
-          <w:p>
-            <w:pPr>
-              <w:rPr>
-                <w:rFonts w:hint="default" w:ascii="Times New Roman" w:hAnsi="Times New Roman" w:cs="Times New Roman"/>
-                <w:color w:val="auto"/>
-              </w:rPr>
-            </w:pPr>
-            <w:r>
-              <w:rPr>
-                <w:rFonts w:hint="default" w:ascii="Times New Roman" w:hAnsi="Times New Roman" w:eastAsia="Arial" w:cs="Times New Roman"/>
-                <w:color w:val="auto"/>
-                <w:sz w:val="20"/>
-                <w:szCs w:val="20"/>
-              </w:rPr>
-              <w:t>Context window management (truncate / rank / filter)</w:t>
-            </w:r>
-          </w:p>
-        </w:tc>
-        <w:tc>
-          <w:tcPr>
-            <w:tcW w:w="2880" w:type="dxa"/>
-            <w:tcBorders>
-              <w:top w:val="single" w:color="CCCCCC" w:sz="0" w:space="0"/>
-              <w:left w:val="single" w:color="CCCCCC" w:sz="0" w:space="0"/>
-              <w:bottom w:val="single" w:color="CCCCCC" w:sz="0" w:space="0"/>
-              <w:right w:val="single" w:color="CCCCCC" w:sz="0" w:space="0"/>
-            </w:tcBorders>
-            <w:shd w:val="clear" w:color="auto" w:fill="FFFFFF"/>
-            <w:tcMar>
-              <w:top w:w="60" w:type="dxa"/>
-              <w:left w:w="120" w:type="dxa"/>
-              <w:bottom w:w="60" w:type="dxa"/>
-              <w:right w:w="120" w:type="dxa"/>
-            </w:tcMar>
-          </w:tcPr>
-          <w:p>
-            <w:pPr>
-              <w:rPr>
-                <w:rFonts w:hint="default" w:ascii="Times New Roman" w:hAnsi="Times New Roman" w:cs="Times New Roman"/>
-                <w:color w:val="auto"/>
-              </w:rPr>
-            </w:pPr>
-            <w:r>
-              <w:rPr>
-                <w:rFonts w:hint="default" w:ascii="Times New Roman" w:hAnsi="Times New Roman" w:eastAsia="Arial" w:cs="Times New Roman"/>
-                <w:color w:val="auto"/>
-                <w:sz w:val="20"/>
-                <w:szCs w:val="20"/>
-              </w:rPr>
-              <w:t>src/part_c/context_pack.py
-pack_context_for_prompt()</w:t>
-            </w:r>
-          </w:p>
-        </w:tc>
-        <w:tc>
-          <w:tcPr>
-            <w:tcW w:w="3360" w:type="dxa"/>
-            <w:tcBorders>
-              <w:top w:val="single" w:color="CCCCCC" w:sz="0" w:space="0"/>
-              <w:left w:val="single" w:color="CCCCCC" w:sz="0" w:space="0"/>
-              <w:bottom w:val="single" w:color="CCCCCC" w:sz="0" w:space="0"/>
-              <w:right w:val="single" w:color="CCCCCC" w:sz="0" w:space="0"/>
-            </w:tcBorders>
-            <w:shd w:val="clear" w:color="auto" w:fill="FFFFFF"/>
-            <w:tcMar>
-              <w:top w:w="60" w:type="dxa"/>
-              <w:left w:w="120" w:type="dxa"/>
-              <w:bottom w:w="60" w:type="dxa"/>
-              <w:right w:w="120" w:type="dxa"/>
-            </w:tcMar>
-          </w:tcPr>
-          <w:p>
-            <w:pPr>
-              <w:rPr>
-                <w:rFonts w:hint="default" w:ascii="Times New Roman" w:hAnsi="Times New Roman" w:cs="Times New Roman"/>
-                <w:color w:val="auto"/>
-              </w:rPr>
-            </w:pPr>
-            <w:r>
-              <w:rPr>
-                <w:rFonts w:hint="default" w:ascii="Times New Roman" w:hAnsi="Times New Roman" w:eastAsia="Arial" w:cs="Times New Roman"/>
-                <w:color w:val="auto"/>
-                <w:sz w:val="20"/>
-                <w:szCs w:val="20"/>
-              </w:rPr>
-              <w:t>Behaviour: ranked order, per-chunk + global char cap, optional min_score filter</w:t>
+            <w:tcW w:w="2800" w:type="dxa"/>
+            <w:tcBorders>
+              <w:top w:val="single" w:color="CCCCCC" w:sz="0" w:space="0"/>
+              <w:left w:val="single" w:color="CCCCCC" w:sz="0" w:space="0"/>
+              <w:bottom w:val="single" w:color="CCCCCC" w:sz="0" w:space="0"/>
+              <w:right w:val="single" w:color="CCCCCC" w:sz="0" w:space="0"/>
+            </w:tcBorders>
+            <w:shd w:val="clear" w:color="auto" w:fill="F2F2F2"/>
+            <w:tcMar>
+              <w:top w:w="60" w:type="dxa"/>
+              <w:left w:w="120" w:type="dxa"/>
+              <w:bottom w:w="60" w:type="dxa"/>
+              <w:right w:w="120" w:type="dxa"/>
+            </w:tcMar>
+          </w:tcPr>
+          <w:p>
+            <w:pPr>
+              <w:rPr>
+                <w:rFonts w:hint="default" w:ascii="Times New Roman" w:hAnsi="Times New Roman" w:cs="Times New Roman"/>
+                <w:color w:val="auto"/>
+              </w:rPr>
+            </w:pPr>
+            <w:r>
+              <w:rPr>
+                <w:rFonts w:hint="default" w:ascii="Times New Roman" w:hAnsi="Times New Roman" w:eastAsia="Arial" w:cs="Times New Roman"/>
+                <w:color w:val="auto"/>
+                <w:sz w:val="20"/>
+                <w:szCs w:val="20"/>
+              </w:rPr>
+              <w:t>src/part_c/generation_backend.py</w:t>
+            </w:r>
+          </w:p>
+        </w:tc>
+        <w:tc>
+          <w:tcPr>
+            <w:tcW w:w="6560" w:type="dxa"/>
+            <w:tcBorders>
+              <w:top w:val="single" w:color="CCCCCC" w:sz="0" w:space="0"/>
+              <w:left w:val="single" w:color="CCCCCC" w:sz="0" w:space="0"/>
+              <w:bottom w:val="single" w:color="CCCCCC" w:sz="0" w:space="0"/>
+              <w:right w:val="single" w:color="CCCCCC" w:sz="0" w:space="0"/>
+            </w:tcBorders>
+            <w:shd w:val="clear" w:color="auto" w:fill="F2F2F2"/>
+            <w:tcMar>
+              <w:top w:w="60" w:type="dxa"/>
+              <w:left w:w="120" w:type="dxa"/>
+              <w:bottom w:w="60" w:type="dxa"/>
+              <w:right w:w="120" w:type="dxa"/>
+            </w:tcMar>
+          </w:tcPr>
+          <w:p>
+            <w:pPr>
+              <w:rPr>
+                <w:rFonts w:hint="default" w:ascii="Times New Roman" w:hAnsi="Times New Roman" w:cs="Times New Roman"/>
+                <w:color w:val="auto"/>
+              </w:rPr>
+            </w:pPr>
+            <w:r>
+              <w:rPr>
+                <w:rFonts w:hint="default" w:ascii="Times New Roman" w:hAnsi="Times New Roman" w:eastAsia="Arial" w:cs="Times New Roman"/>
+                <w:color w:val="auto"/>
+                <w:sz w:val="20"/>
+                <w:szCs w:val="20"/>
+              </w:rPr>
+              <w:t>Cloud mode: when OLLAMA_API_KEY is set and host is ollama.com, switches endpoint to /api/generate, adds Authorization: Bearer header, parses response field instead of message.content.</w:t>
             </w:r>
           </w:p>
         </w:tc>
@@ -28251,187 +28275,71 @@
         </w:tblPrEx>
         <w:tc>
           <w:tcPr>
-            <w:tcW w:w="480" w:type="dxa"/>
-            <w:tcBorders>
-              <w:top w:val="single" w:color="CCCCCC" w:sz="0" w:space="0"/>
-              <w:left w:val="single" w:color="CCCCCC" w:sz="0" w:space="0"/>
-              <w:bottom w:val="single" w:color="CCCCCC" w:sz="0" w:space="0"/>
-              <w:right w:val="single" w:color="CCCCCC" w:sz="0" w:space="0"/>
-            </w:tcBorders>
-            <w:shd w:val="clear" w:color="auto" w:fill="F2F2F2"/>
-            <w:tcMar>
-              <w:top w:w="60" w:type="dxa"/>
-              <w:left w:w="120" w:type="dxa"/>
-              <w:bottom w:w="60" w:type="dxa"/>
-              <w:right w:w="120" w:type="dxa"/>
-            </w:tcMar>
-          </w:tcPr>
-          <w:p>
-            <w:pPr>
-              <w:rPr>
-                <w:rFonts w:hint="default" w:ascii="Times New Roman" w:hAnsi="Times New Roman" w:cs="Times New Roman"/>
-                <w:color w:val="auto"/>
-              </w:rPr>
-            </w:pPr>
-            <w:r>
-              <w:rPr>
-                <w:rFonts w:hint="default" w:ascii="Times New Roman" w:hAnsi="Times New Roman" w:eastAsia="Arial" w:cs="Times New Roman"/>
-                <w:color w:val="auto"/>
-                <w:sz w:val="20"/>
-                <w:szCs w:val="20"/>
-              </w:rPr>
-              <w:t>C</w:t>
-            </w:r>
-          </w:p>
-        </w:tc>
-        <w:tc>
-          <w:tcPr>
-            <w:tcW w:w="480" w:type="dxa"/>
-            <w:tcBorders>
-              <w:top w:val="single" w:color="CCCCCC" w:sz="0" w:space="0"/>
-              <w:left w:val="single" w:color="CCCCCC" w:sz="0" w:space="0"/>
-              <w:bottom w:val="single" w:color="CCCCCC" w:sz="0" w:space="0"/>
-              <w:right w:val="single" w:color="CCCCCC" w:sz="0" w:space="0"/>
-            </w:tcBorders>
-            <w:shd w:val="clear" w:color="auto" w:fill="F2F2F2"/>
-            <w:tcMar>
-              <w:top w:w="60" w:type="dxa"/>
-              <w:left w:w="120" w:type="dxa"/>
-              <w:bottom w:w="60" w:type="dxa"/>
-              <w:right w:w="120" w:type="dxa"/>
-            </w:tcMar>
-          </w:tcPr>
-          <w:p>
-            <w:pPr>
-              <w:rPr>
-                <w:rFonts w:hint="default" w:ascii="Times New Roman" w:hAnsi="Times New Roman" w:cs="Times New Roman"/>
-                <w:color w:val="auto"/>
-              </w:rPr>
-            </w:pPr>
-          </w:p>
-        </w:tc>
-        <w:tc>
-          <w:tcPr>
-            <w:tcW w:w="2160" w:type="dxa"/>
-            <w:tcBorders>
-              <w:top w:val="single" w:color="CCCCCC" w:sz="0" w:space="0"/>
-              <w:left w:val="single" w:color="CCCCCC" w:sz="0" w:space="0"/>
-              <w:bottom w:val="single" w:color="CCCCCC" w:sz="0" w:space="0"/>
-              <w:right w:val="single" w:color="CCCCCC" w:sz="0" w:space="0"/>
-            </w:tcBorders>
-            <w:shd w:val="clear" w:color="auto" w:fill="F2F2F2"/>
-            <w:tcMar>
-              <w:top w:w="60" w:type="dxa"/>
-              <w:left w:w="120" w:type="dxa"/>
-              <w:bottom w:w="60" w:type="dxa"/>
-              <w:right w:w="120" w:type="dxa"/>
-            </w:tcMar>
-          </w:tcPr>
-          <w:p>
-            <w:pPr>
-              <w:rPr>
-                <w:rFonts w:hint="default" w:ascii="Times New Roman" w:hAnsi="Times New Roman" w:cs="Times New Roman"/>
-                <w:color w:val="auto"/>
-              </w:rPr>
-            </w:pPr>
-            <w:r>
-              <w:rPr>
-                <w:rFonts w:hint="default" w:ascii="Times New Roman" w:hAnsi="Times New Roman" w:eastAsia="Arial" w:cs="Times New Roman"/>
-                <w:color w:val="auto"/>
-                <w:sz w:val="20"/>
-                <w:szCs w:val="20"/>
-              </w:rPr>
-              <w:t>Experiments: same query, different prompts + analysis</w:t>
-            </w:r>
-          </w:p>
-        </w:tc>
-        <w:tc>
-          <w:tcPr>
-            <w:tcW w:w="2880" w:type="dxa"/>
-            <w:tcBorders>
-              <w:top w:val="single" w:color="CCCCCC" w:sz="0" w:space="0"/>
-              <w:left w:val="single" w:color="CCCCCC" w:sz="0" w:space="0"/>
-              <w:bottom w:val="single" w:color="CCCCCC" w:sz="0" w:space="0"/>
-              <w:right w:val="single" w:color="CCCCCC" w:sz="0" w:space="0"/>
-            </w:tcBorders>
-            <w:shd w:val="clear" w:color="auto" w:fill="F2F2F2"/>
-            <w:tcMar>
-              <w:top w:w="60" w:type="dxa"/>
-              <w:left w:w="120" w:type="dxa"/>
-              <w:bottom w:w="60" w:type="dxa"/>
-              <w:right w:w="120" w:type="dxa"/>
-            </w:tcMar>
-          </w:tcPr>
-          <w:p>
-            <w:pPr>
-              <w:rPr>
-                <w:rFonts w:hint="default" w:ascii="Times New Roman" w:hAnsi="Times New Roman" w:cs="Times New Roman"/>
-                <w:color w:val="auto"/>
-              </w:rPr>
-            </w:pPr>
-            <w:r>
-              <w:rPr>
-                <w:rFonts w:hint="default" w:ascii="Times New Roman" w:hAnsi="Times New Roman" w:eastAsia="Arial" w:cs="Times New Roman"/>
-                <w:color w:val="auto"/>
-                <w:sz w:val="20"/>
-                <w:szCs w:val="20"/>
-              </w:rPr>
-              <w:t>src/part_c/run_experiments.py</w:t>
-            </w:r>
-          </w:p>
-        </w:tc>
-        <w:tc>
-          <w:tcPr>
-            <w:tcW w:w="3360" w:type="dxa"/>
-            <w:tcBorders>
-              <w:top w:val="single" w:color="CCCCCC" w:sz="0" w:space="0"/>
-              <w:left w:val="single" w:color="CCCCCC" w:sz="0" w:space="0"/>
-              <w:bottom w:val="single" w:color="CCCCCC" w:sz="0" w:space="0"/>
-              <w:right w:val="single" w:color="CCCCCC" w:sz="0" w:space="0"/>
-            </w:tcBorders>
-            <w:shd w:val="clear" w:color="auto" w:fill="F2F2F2"/>
-            <w:tcMar>
-              <w:top w:w="60" w:type="dxa"/>
-              <w:left w:w="120" w:type="dxa"/>
-              <w:bottom w:w="60" w:type="dxa"/>
-              <w:right w:w="120" w:type="dxa"/>
-            </w:tcMar>
-          </w:tcPr>
-          <w:p>
-            <w:pPr>
-              <w:rPr>
-                <w:rFonts w:hint="default" w:ascii="Times New Roman" w:hAnsi="Times New Roman" w:cs="Times New Roman"/>
-                <w:color w:val="auto"/>
-              </w:rPr>
-            </w:pPr>
-            <w:r>
-              <w:rPr>
-                <w:rFonts w:hint="default" w:ascii="Times New Roman" w:hAnsi="Times New Roman" w:eastAsia="Arial" w:cs="Times New Roman"/>
-                <w:color w:val="auto"/>
-                <w:sz w:val="20"/>
-                <w:szCs w:val="20"/>
-              </w:rPr>
-              <w:t>outputs/part_c/PART_C_EXPERIMENT_RESULTS.md
-Analysis: MANUAL_EXPERIMENT_LOGS</w:t>
-            </w:r>
-            <w:r>
-              <w:rPr>
-                <w:rFonts w:hint="default" w:ascii="Times New Roman" w:hAnsi="Times New Roman" w:cs="Times New Roman"/>
-                <w:color w:val="auto"/>
-                <w:sz w:val="20"/>
-                <w:szCs w:val="20"/>
-                <w:lang w:val="en-US"/>
-              </w:rPr>
-              <w:t xml:space="preserve"> </w:t>
-            </w:r>
-            <w:r>
-              <w:rPr>
-                <w:rFonts w:hint="default" w:ascii="Times New Roman" w:hAnsi="Times New Roman" w:eastAsia="Arial" w:cs="Times New Roman"/>
-                <w:color w:val="auto"/>
-                <w:sz w:val="20"/>
-                <w:szCs w:val="20"/>
-              </w:rPr>
-              <w:t xml:space="preserve"> (Part C)</w:t>
+            <w:tcW w:w="2800" w:type="dxa"/>
+            <w:tcBorders>
+              <w:top w:val="single" w:color="CCCCCC" w:sz="0" w:space="0"/>
+              <w:left w:val="single" w:color="CCCCCC" w:sz="0" w:space="0"/>
+              <w:bottom w:val="single" w:color="CCCCCC" w:sz="0" w:space="0"/>
+              <w:right w:val="single" w:color="CCCCCC" w:sz="0" w:space="0"/>
+            </w:tcBorders>
+            <w:shd w:val="clear" w:color="auto" w:fill="FFFFFF"/>
+            <w:tcMar>
+              <w:top w:w="60" w:type="dxa"/>
+              <w:left w:w="120" w:type="dxa"/>
+              <w:bottom w:w="60" w:type="dxa"/>
+              <w:right w:w="120" w:type="dxa"/>
+            </w:tcMar>
+          </w:tcPr>
+          <w:p>
+            <w:pPr>
+              <w:rPr>
+                <w:rFonts w:hint="default" w:ascii="Times New Roman" w:hAnsi="Times New Roman" w:cs="Times New Roman"/>
+                <w:color w:val="auto"/>
+              </w:rPr>
+            </w:pPr>
+            <w:r>
+              <w:rPr>
+                <w:rFonts w:hint="default" w:ascii="Times New Roman" w:hAnsi="Times New Roman" w:eastAsia="Arial" w:cs="Times New Roman"/>
+                <w:color w:val="auto"/>
+                <w:sz w:val="20"/>
+                <w:szCs w:val="20"/>
+              </w:rPr>
+              <w:t>streamlit_app.py</w:t>
+            </w:r>
+          </w:p>
+        </w:tc>
+        <w:tc>
+          <w:tcPr>
+            <w:tcW w:w="6560" w:type="dxa"/>
+            <w:tcBorders>
+              <w:top w:val="single" w:color="CCCCCC" w:sz="0" w:space="0"/>
+              <w:left w:val="single" w:color="CCCCCC" w:sz="0" w:space="0"/>
+              <w:bottom w:val="single" w:color="CCCCCC" w:sz="0" w:space="0"/>
+              <w:right w:val="single" w:color="CCCCCC" w:sz="0" w:space="0"/>
+            </w:tcBorders>
+            <w:shd w:val="clear" w:color="auto" w:fill="FFFFFF"/>
+            <w:tcMar>
+              <w:top w:w="60" w:type="dxa"/>
+              <w:left w:w="120" w:type="dxa"/>
+              <w:bottom w:w="60" w:type="dxa"/>
+              <w:right w:w="120" w:type="dxa"/>
+            </w:tcMar>
+          </w:tcPr>
+          <w:p>
+            <w:pPr>
+              <w:rPr>
+                <w:rFonts w:hint="default" w:ascii="Times New Roman" w:hAnsi="Times New Roman" w:cs="Times New Roman"/>
+                <w:color w:val="auto"/>
+              </w:rPr>
+            </w:pPr>
+            <w:r>
+              <w:rPr>
+                <w:rFonts w:hint="default" w:ascii="Times New Roman" w:hAnsi="Times New Roman" w:eastAsia="Arial" w:cs="Times New Roman"/>
+                <w:color w:val="auto"/>
+                <w:sz w:val="20"/>
+                <w:szCs w:val="20"/>
+              </w:rPr>
+              <w:t>Prepends src/ to sys.path if editable install is not detected, ensuring academic_city and part_* imports work. Passes ollama_api_key into build_pipeline / RAGPipeline.from_saved_index.</w:t>
             </w:r>
           </w:p>
         </w:tc>
@@ -28455,201 +28363,7 @@
         </w:tblPrEx>
         <w:tc>
           <w:tcPr>
-            <w:tcW w:w="480" w:type="dxa"/>
-            <w:tcBorders>
-              <w:top w:val="single" w:color="CCCCCC" w:sz="0" w:space="0"/>
-              <w:left w:val="single" w:color="CCCCCC" w:sz="0" w:space="0"/>
-              <w:bottom w:val="single" w:color="CCCCCC" w:sz="0" w:space="0"/>
-              <w:right w:val="single" w:color="CCCCCC" w:sz="0" w:space="0"/>
-            </w:tcBorders>
-            <w:shd w:val="clear" w:color="auto" w:fill="FFFFFF"/>
-            <w:tcMar>
-              <w:top w:w="60" w:type="dxa"/>
-              <w:left w:w="120" w:type="dxa"/>
-              <w:bottom w:w="60" w:type="dxa"/>
-              <w:right w:w="120" w:type="dxa"/>
-            </w:tcMar>
-          </w:tcPr>
-          <w:p>
-            <w:pPr>
-              <w:rPr>
-                <w:rFonts w:hint="default" w:ascii="Times New Roman" w:hAnsi="Times New Roman" w:cs="Times New Roman"/>
-                <w:color w:val="auto"/>
-              </w:rPr>
-            </w:pPr>
-            <w:r>
-              <w:rPr>
-                <w:rFonts w:hint="default" w:ascii="Times New Roman" w:hAnsi="Times New Roman" w:eastAsia="Arial" w:cs="Times New Roman"/>
-                <w:color w:val="auto"/>
-                <w:sz w:val="20"/>
-                <w:szCs w:val="20"/>
-              </w:rPr>
-              <w:t>D</w:t>
-            </w:r>
-          </w:p>
-        </w:tc>
-        <w:tc>
-          <w:tcPr>
-            <w:tcW w:w="480" w:type="dxa"/>
-            <w:tcBorders>
-              <w:top w:val="single" w:color="CCCCCC" w:sz="0" w:space="0"/>
-              <w:left w:val="single" w:color="CCCCCC" w:sz="0" w:space="0"/>
-              <w:bottom w:val="single" w:color="CCCCCC" w:sz="0" w:space="0"/>
-              <w:right w:val="single" w:color="CCCCCC" w:sz="0" w:space="0"/>
-            </w:tcBorders>
-            <w:shd w:val="clear" w:color="auto" w:fill="FFFFFF"/>
-            <w:tcMar>
-              <w:top w:w="60" w:type="dxa"/>
-              <w:left w:w="120" w:type="dxa"/>
-              <w:bottom w:w="60" w:type="dxa"/>
-              <w:right w:w="120" w:type="dxa"/>
-            </w:tcMar>
-          </w:tcPr>
-          <w:p>
-            <w:pPr>
-              <w:rPr>
-                <w:rFonts w:hint="default" w:ascii="Times New Roman" w:hAnsi="Times New Roman" w:cs="Times New Roman"/>
-                <w:color w:val="auto"/>
-              </w:rPr>
-            </w:pPr>
-            <w:r>
-              <w:rPr>
-                <w:rFonts w:hint="default" w:ascii="Times New Roman" w:hAnsi="Times New Roman" w:eastAsia="Arial" w:cs="Times New Roman"/>
-                <w:color w:val="auto"/>
-                <w:sz w:val="20"/>
-                <w:szCs w:val="20"/>
-              </w:rPr>
-              <w:t>10</w:t>
-            </w:r>
-          </w:p>
-        </w:tc>
-        <w:tc>
-          <w:tcPr>
-            <w:tcW w:w="2160" w:type="dxa"/>
-            <w:tcBorders>
-              <w:top w:val="single" w:color="CCCCCC" w:sz="0" w:space="0"/>
-              <w:left w:val="single" w:color="CCCCCC" w:sz="0" w:space="0"/>
-              <w:bottom w:val="single" w:color="CCCCCC" w:sz="0" w:space="0"/>
-              <w:right w:val="single" w:color="CCCCCC" w:sz="0" w:space="0"/>
-            </w:tcBorders>
-            <w:shd w:val="clear" w:color="auto" w:fill="FFFFFF"/>
-            <w:tcMar>
-              <w:top w:w="60" w:type="dxa"/>
-              <w:left w:w="120" w:type="dxa"/>
-              <w:bottom w:w="60" w:type="dxa"/>
-              <w:right w:w="120" w:type="dxa"/>
-            </w:tcMar>
-          </w:tcPr>
-          <w:p>
-            <w:pPr>
-              <w:rPr>
-                <w:rFonts w:hint="default" w:ascii="Times New Roman" w:hAnsi="Times New Roman" w:cs="Times New Roman"/>
-                <w:color w:val="auto"/>
-              </w:rPr>
-            </w:pPr>
-            <w:r>
-              <w:rPr>
-                <w:rFonts w:hint="default" w:ascii="Times New Roman" w:hAnsi="Times New Roman" w:eastAsia="Arial" w:cs="Times New Roman"/>
-                <w:color w:val="auto"/>
-                <w:sz w:val="20"/>
-                <w:szCs w:val="20"/>
-              </w:rPr>
-              <w:t>Full pipeline: query → retrieval → context → prompt → LLM → response</w:t>
-            </w:r>
-          </w:p>
-        </w:tc>
-        <w:tc>
-          <w:tcPr>
-            <w:tcW w:w="2880" w:type="dxa"/>
-            <w:tcBorders>
-              <w:top w:val="single" w:color="CCCCCC" w:sz="0" w:space="0"/>
-              <w:left w:val="single" w:color="CCCCCC" w:sz="0" w:space="0"/>
-              <w:bottom w:val="single" w:color="CCCCCC" w:sz="0" w:space="0"/>
-              <w:right w:val="single" w:color="CCCCCC" w:sz="0" w:space="0"/>
-            </w:tcBorders>
-            <w:shd w:val="clear" w:color="auto" w:fill="FFFFFF"/>
-            <w:tcMar>
-              <w:top w:w="60" w:type="dxa"/>
-              <w:left w:w="120" w:type="dxa"/>
-              <w:bottom w:w="60" w:type="dxa"/>
-              <w:right w:w="120" w:type="dxa"/>
-            </w:tcMar>
-          </w:tcPr>
-          <w:p>
-            <w:pPr>
-              <w:rPr>
-                <w:rFonts w:hint="default" w:ascii="Times New Roman" w:hAnsi="Times New Roman" w:cs="Times New Roman"/>
-                <w:color w:val="auto"/>
-              </w:rPr>
-            </w:pPr>
-            <w:r>
-              <w:rPr>
-                <w:rFonts w:hint="default" w:ascii="Times New Roman" w:hAnsi="Times New Roman" w:eastAsia="Arial" w:cs="Times New Roman"/>
-                <w:color w:val="auto"/>
-                <w:sz w:val="20"/>
-                <w:szCs w:val="20"/>
-              </w:rPr>
-              <w:t>src/part_d/rag_pipeline.py
-RAGPipeline.run()</w:t>
-            </w:r>
-          </w:p>
-        </w:tc>
-        <w:tc>
-          <w:tcPr>
-            <w:tcW w:w="3360" w:type="dxa"/>
-            <w:tcBorders>
-              <w:top w:val="single" w:color="CCCCCC" w:sz="0" w:space="0"/>
-              <w:left w:val="single" w:color="CCCCCC" w:sz="0" w:space="0"/>
-              <w:bottom w:val="single" w:color="CCCCCC" w:sz="0" w:space="0"/>
-              <w:right w:val="single" w:color="CCCCCC" w:sz="0" w:space="0"/>
-            </w:tcBorders>
-            <w:shd w:val="clear" w:color="auto" w:fill="FFFFFF"/>
-            <w:tcMar>
-              <w:top w:w="60" w:type="dxa"/>
-              <w:left w:w="120" w:type="dxa"/>
-              <w:bottom w:w="60" w:type="dxa"/>
-              <w:right w:w="120" w:type="dxa"/>
-            </w:tcMar>
-          </w:tcPr>
-          <w:p>
-            <w:pPr>
-              <w:rPr>
-                <w:rFonts w:hint="default" w:ascii="Times New Roman" w:hAnsi="Times New Roman" w:cs="Times New Roman"/>
-                <w:color w:val="auto"/>
-              </w:rPr>
-            </w:pPr>
-            <w:r>
-              <w:rPr>
-                <w:rFonts w:hint="default" w:ascii="Times New Roman" w:hAnsi="Times New Roman" w:eastAsia="Arial" w:cs="Times New Roman"/>
-                <w:color w:val="auto"/>
-                <w:sz w:val="20"/>
-                <w:szCs w:val="20"/>
-              </w:rPr>
-              <w:t>Interactive UI: streamlit_app.py</w:t>
-            </w:r>
-          </w:p>
-        </w:tc>
-      </w:tr>
-      <w:tr>
-        <w:tblPrEx>
-          <w:tblBorders>
-            <w:top w:val="single" w:color="auto" w:sz="4" w:space="0"/>
-            <w:left w:val="single" w:color="auto" w:sz="4" w:space="0"/>
-            <w:bottom w:val="single" w:color="auto" w:sz="4" w:space="0"/>
-            <w:right w:val="single" w:color="auto" w:sz="4" w:space="0"/>
-            <w:insideH w:val="single" w:color="auto" w:sz="4" w:space="0"/>
-            <w:insideV w:val="single" w:color="auto" w:sz="4" w:space="0"/>
-          </w:tblBorders>
-          <w:tblCellMar>
-            <w:top w:w="0" w:type="dxa"/>
-            <w:left w:w="10" w:type="dxa"/>
-            <w:bottom w:w="0" w:type="dxa"/>
-            <w:right w:w="10" w:type="dxa"/>
-          </w:tblCellMar>
-        </w:tblPrEx>
-        <w:tc>
-          <w:tcPr>
-            <w:tcW w:w="480" w:type="dxa"/>
+            <w:tcW w:w="2800" w:type="dxa"/>
             <w:tcBorders>
               <w:top w:val="single" w:color="CCCCCC" w:sz="0" w:space="0"/>
               <w:left w:val="single" w:color="CCCCCC" w:sz="0" w:space="0"/>
@@ -28678,13 +28392,13 @@
                 <w:sz w:val="20"/>
                 <w:szCs w:val="20"/>
               </w:rPr>
-              <w:t>D</w:t>
-            </w:r>
-          </w:p>
-        </w:tc>
-        <w:tc>
-          <w:tcPr>
-            <w:tcW w:w="480" w:type="dxa"/>
+              <w:t>src/part_g/record_feedback.py</w:t>
+            </w:r>
+          </w:p>
+        </w:tc>
+        <w:tc>
+          <w:tcPr>
+            <w:tcW w:w="6560" w:type="dxa"/>
             <w:tcBorders>
               <w:top w:val="single" w:color="CCCCCC" w:sz="0" w:space="0"/>
               <w:left w:val="single" w:color="CCCCCC" w:sz="0" w:space="0"/>
@@ -28706,2082 +28420,14 @@
                 <w:color w:val="auto"/>
               </w:rPr>
             </w:pPr>
-          </w:p>
-        </w:tc>
-        <w:tc>
-          <w:tcPr>
-            <w:tcW w:w="2160" w:type="dxa"/>
-            <w:tcBorders>
-              <w:top w:val="single" w:color="CCCCCC" w:sz="0" w:space="0"/>
-              <w:left w:val="single" w:color="CCCCCC" w:sz="0" w:space="0"/>
-              <w:bottom w:val="single" w:color="CCCCCC" w:sz="0" w:space="0"/>
-              <w:right w:val="single" w:color="CCCCCC" w:sz="0" w:space="0"/>
-            </w:tcBorders>
-            <w:shd w:val="clear" w:color="auto" w:fill="F2F2F2"/>
-            <w:tcMar>
-              <w:top w:w="60" w:type="dxa"/>
-              <w:left w:w="120" w:type="dxa"/>
-              <w:bottom w:w="60" w:type="dxa"/>
-              <w:right w:w="120" w:type="dxa"/>
-            </w:tcMar>
-          </w:tcPr>
-          <w:p>
-            <w:pPr>
-              <w:rPr>
-                <w:rFonts w:hint="default" w:ascii="Times New Roman" w:hAnsi="Times New Roman" w:cs="Times New Roman"/>
-                <w:color w:val="auto"/>
-              </w:rPr>
-            </w:pPr>
-            <w:r>
-              <w:rPr>
-                <w:rFonts w:hint="default" w:ascii="Times New Roman" w:hAnsi="Times New Roman" w:eastAsia="Arial" w:cs="Times New Roman"/>
-                <w:color w:val="auto"/>
-                <w:sz w:val="20"/>
-                <w:szCs w:val="20"/>
-              </w:rPr>
-              <w:t>Logging at each stage</w:t>
-            </w:r>
-          </w:p>
-        </w:tc>
-        <w:tc>
-          <w:tcPr>
-            <w:tcW w:w="2880" w:type="dxa"/>
-            <w:tcBorders>
-              <w:top w:val="single" w:color="CCCCCC" w:sz="0" w:space="0"/>
-              <w:left w:val="single" w:color="CCCCCC" w:sz="0" w:space="0"/>
-              <w:bottom w:val="single" w:color="CCCCCC" w:sz="0" w:space="0"/>
-              <w:right w:val="single" w:color="CCCCCC" w:sz="0" w:space="0"/>
-            </w:tcBorders>
-            <w:shd w:val="clear" w:color="auto" w:fill="F2F2F2"/>
-            <w:tcMar>
-              <w:top w:w="60" w:type="dxa"/>
-              <w:left w:w="120" w:type="dxa"/>
-              <w:bottom w:w="60" w:type="dxa"/>
-              <w:right w:w="120" w:type="dxa"/>
-            </w:tcMar>
-          </w:tcPr>
-          <w:p>
-            <w:pPr>
-              <w:rPr>
-                <w:rFonts w:hint="default" w:ascii="Times New Roman" w:hAnsi="Times New Roman" w:cs="Times New Roman"/>
-                <w:color w:val="auto"/>
-              </w:rPr>
-            </w:pPr>
-            <w:r>
-              <w:rPr>
-                <w:rFonts w:hint="default" w:ascii="Times New Roman" w:hAnsi="Times New Roman" w:eastAsia="Arial" w:cs="Times New Roman"/>
-                <w:color w:val="auto"/>
-                <w:sz w:val="20"/>
-                <w:szCs w:val="20"/>
-              </w:rPr>
-              <w:t>Python logging with stage markers:
-stage=query, retrieval, context, prompt, llm, response</w:t>
-            </w:r>
-          </w:p>
-        </w:tc>
-        <w:tc>
-          <w:tcPr>
-            <w:tcW w:w="3360" w:type="dxa"/>
-            <w:tcBorders>
-              <w:top w:val="single" w:color="CCCCCC" w:sz="0" w:space="0"/>
-              <w:left w:val="single" w:color="CCCCCC" w:sz="0" w:space="0"/>
-              <w:bottom w:val="single" w:color="CCCCCC" w:sz="0" w:space="0"/>
-              <w:right w:val="single" w:color="CCCCCC" w:sz="0" w:space="0"/>
-            </w:tcBorders>
-            <w:shd w:val="clear" w:color="auto" w:fill="F2F2F2"/>
-            <w:tcMar>
-              <w:top w:w="60" w:type="dxa"/>
-              <w:left w:w="120" w:type="dxa"/>
-              <w:bottom w:w="60" w:type="dxa"/>
-              <w:right w:w="120" w:type="dxa"/>
-            </w:tcMar>
-          </w:tcPr>
-          <w:p>
-            <w:pPr>
-              <w:rPr>
-                <w:rFonts w:hint="default" w:ascii="Times New Roman" w:hAnsi="Times New Roman" w:cs="Times New Roman"/>
-                <w:color w:val="auto"/>
-              </w:rPr>
-            </w:pPr>
-            <w:r>
-              <w:rPr>
-                <w:rFonts w:hint="default" w:ascii="Times New Roman" w:hAnsi="Times New Roman" w:eastAsia="Arial" w:cs="Times New Roman"/>
-                <w:color w:val="auto"/>
-                <w:sz w:val="20"/>
-                <w:szCs w:val="20"/>
-              </w:rPr>
-              <w:t>stage_timings_ms dict in RAGResult</w:t>
-            </w:r>
-          </w:p>
-        </w:tc>
-      </w:tr>
-      <w:tr>
-        <w:tblPrEx>
-          <w:tblBorders>
-            <w:top w:val="single" w:color="auto" w:sz="4" w:space="0"/>
-            <w:left w:val="single" w:color="auto" w:sz="4" w:space="0"/>
-            <w:bottom w:val="single" w:color="auto" w:sz="4" w:space="0"/>
-            <w:right w:val="single" w:color="auto" w:sz="4" w:space="0"/>
-            <w:insideH w:val="single" w:color="auto" w:sz="4" w:space="0"/>
-            <w:insideV w:val="single" w:color="auto" w:sz="4" w:space="0"/>
-          </w:tblBorders>
-          <w:tblCellMar>
-            <w:top w:w="0" w:type="dxa"/>
-            <w:left w:w="10" w:type="dxa"/>
-            <w:bottom w:w="0" w:type="dxa"/>
-            <w:right w:w="10" w:type="dxa"/>
-          </w:tblCellMar>
-        </w:tblPrEx>
-        <w:tc>
-          <w:tcPr>
-            <w:tcW w:w="480" w:type="dxa"/>
-            <w:tcBorders>
-              <w:top w:val="single" w:color="CCCCCC" w:sz="0" w:space="0"/>
-              <w:left w:val="single" w:color="CCCCCC" w:sz="0" w:space="0"/>
-              <w:bottom w:val="single" w:color="CCCCCC" w:sz="0" w:space="0"/>
-              <w:right w:val="single" w:color="CCCCCC" w:sz="0" w:space="0"/>
-            </w:tcBorders>
-            <w:shd w:val="clear" w:color="auto" w:fill="FFFFFF"/>
-            <w:tcMar>
-              <w:top w:w="60" w:type="dxa"/>
-              <w:left w:w="120" w:type="dxa"/>
-              <w:bottom w:w="60" w:type="dxa"/>
-              <w:right w:w="120" w:type="dxa"/>
-            </w:tcMar>
-          </w:tcPr>
-          <w:p>
-            <w:pPr>
-              <w:rPr>
-                <w:rFonts w:hint="default" w:ascii="Times New Roman" w:hAnsi="Times New Roman" w:cs="Times New Roman"/>
-                <w:color w:val="auto"/>
-              </w:rPr>
-            </w:pPr>
-            <w:r>
-              <w:rPr>
-                <w:rFonts w:hint="default" w:ascii="Times New Roman" w:hAnsi="Times New Roman" w:eastAsia="Arial" w:cs="Times New Roman"/>
-                <w:color w:val="auto"/>
-                <w:sz w:val="20"/>
-                <w:szCs w:val="20"/>
-              </w:rPr>
-              <w:t>D</w:t>
-            </w:r>
-          </w:p>
-        </w:tc>
-        <w:tc>
-          <w:tcPr>
-            <w:tcW w:w="480" w:type="dxa"/>
-            <w:tcBorders>
-              <w:top w:val="single" w:color="CCCCCC" w:sz="0" w:space="0"/>
-              <w:left w:val="single" w:color="CCCCCC" w:sz="0" w:space="0"/>
-              <w:bottom w:val="single" w:color="CCCCCC" w:sz="0" w:space="0"/>
-              <w:right w:val="single" w:color="CCCCCC" w:sz="0" w:space="0"/>
-            </w:tcBorders>
-            <w:shd w:val="clear" w:color="auto" w:fill="FFFFFF"/>
-            <w:tcMar>
-              <w:top w:w="60" w:type="dxa"/>
-              <w:left w:w="120" w:type="dxa"/>
-              <w:bottom w:w="60" w:type="dxa"/>
-              <w:right w:w="120" w:type="dxa"/>
-            </w:tcMar>
-          </w:tcPr>
-          <w:p>
-            <w:pPr>
-              <w:rPr>
-                <w:rFonts w:hint="default" w:ascii="Times New Roman" w:hAnsi="Times New Roman" w:cs="Times New Roman"/>
-                <w:color w:val="auto"/>
-              </w:rPr>
-            </w:pPr>
-          </w:p>
-        </w:tc>
-        <w:tc>
-          <w:tcPr>
-            <w:tcW w:w="2160" w:type="dxa"/>
-            <w:tcBorders>
-              <w:top w:val="single" w:color="CCCCCC" w:sz="0" w:space="0"/>
-              <w:left w:val="single" w:color="CCCCCC" w:sz="0" w:space="0"/>
-              <w:bottom w:val="single" w:color="CCCCCC" w:sz="0" w:space="0"/>
-              <w:right w:val="single" w:color="CCCCCC" w:sz="0" w:space="0"/>
-            </w:tcBorders>
-            <w:shd w:val="clear" w:color="auto" w:fill="FFFFFF"/>
-            <w:tcMar>
-              <w:top w:w="60" w:type="dxa"/>
-              <w:left w:w="120" w:type="dxa"/>
-              <w:bottom w:w="60" w:type="dxa"/>
-              <w:right w:w="120" w:type="dxa"/>
-            </w:tcMar>
-          </w:tcPr>
-          <w:p>
-            <w:pPr>
-              <w:rPr>
-                <w:rFonts w:hint="default" w:ascii="Times New Roman" w:hAnsi="Times New Roman" w:cs="Times New Roman"/>
-                <w:color w:val="auto"/>
-              </w:rPr>
-            </w:pPr>
-            <w:r>
-              <w:rPr>
-                <w:rFonts w:hint="default" w:ascii="Times New Roman" w:hAnsi="Times New Roman" w:eastAsia="Arial" w:cs="Times New Roman"/>
-                <w:color w:val="auto"/>
-                <w:sz w:val="20"/>
-                <w:szCs w:val="20"/>
-              </w:rPr>
-              <w:t>Display retrieved docs + scores + full prompt</w:t>
-            </w:r>
-          </w:p>
-        </w:tc>
-        <w:tc>
-          <w:tcPr>
-            <w:tcW w:w="2880" w:type="dxa"/>
-            <w:tcBorders>
-              <w:top w:val="single" w:color="CCCCCC" w:sz="0" w:space="0"/>
-              <w:left w:val="single" w:color="CCCCCC" w:sz="0" w:space="0"/>
-              <w:bottom w:val="single" w:color="CCCCCC" w:sz="0" w:space="0"/>
-              <w:right w:val="single" w:color="CCCCCC" w:sz="0" w:space="0"/>
-            </w:tcBorders>
-            <w:shd w:val="clear" w:color="auto" w:fill="FFFFFF"/>
-            <w:tcMar>
-              <w:top w:w="60" w:type="dxa"/>
-              <w:left w:w="120" w:type="dxa"/>
-              <w:bottom w:w="60" w:type="dxa"/>
-              <w:right w:w="120" w:type="dxa"/>
-            </w:tcMar>
-          </w:tcPr>
-          <w:p>
-            <w:pPr>
-              <w:rPr>
-                <w:rFonts w:hint="default" w:ascii="Times New Roman" w:hAnsi="Times New Roman" w:cs="Times New Roman"/>
-                <w:color w:val="auto"/>
-              </w:rPr>
-            </w:pPr>
-            <w:r>
-              <w:rPr>
-                <w:rFonts w:hint="default" w:ascii="Times New Roman" w:hAnsi="Times New Roman" w:eastAsia="Arial" w:cs="Times New Roman"/>
-                <w:color w:val="auto"/>
-                <w:sz w:val="20"/>
-                <w:szCs w:val="20"/>
-              </w:rPr>
-              <w:t>streamlit_app.py</w:t>
-            </w:r>
-          </w:p>
-        </w:tc>
-        <w:tc>
-          <w:tcPr>
-            <w:tcW w:w="3360" w:type="dxa"/>
-            <w:tcBorders>
-              <w:top w:val="single" w:color="CCCCCC" w:sz="0" w:space="0"/>
-              <w:left w:val="single" w:color="CCCCCC" w:sz="0" w:space="0"/>
-              <w:bottom w:val="single" w:color="CCCCCC" w:sz="0" w:space="0"/>
-              <w:right w:val="single" w:color="CCCCCC" w:sz="0" w:space="0"/>
-            </w:tcBorders>
-            <w:shd w:val="clear" w:color="auto" w:fill="FFFFFF"/>
-            <w:tcMar>
-              <w:top w:w="60" w:type="dxa"/>
-              <w:left w:w="120" w:type="dxa"/>
-              <w:bottom w:w="60" w:type="dxa"/>
-              <w:right w:w="120" w:type="dxa"/>
-            </w:tcMar>
-          </w:tcPr>
-          <w:p>
-            <w:pPr>
-              <w:rPr>
-                <w:rFonts w:hint="default" w:ascii="Times New Roman" w:hAnsi="Times New Roman" w:cs="Times New Roman"/>
-                <w:color w:val="auto"/>
-              </w:rPr>
-            </w:pPr>
-            <w:r>
-              <w:rPr>
-                <w:rFonts w:hint="default" w:ascii="Times New Roman" w:hAnsi="Times New Roman" w:eastAsia="Arial" w:cs="Times New Roman"/>
-                <w:color w:val="auto"/>
-                <w:sz w:val="20"/>
-                <w:szCs w:val="20"/>
-              </w:rPr>
-              <w:t>Expanders: 'Retrieved passages' (chunk ids + scores)
-'Full prompt sent to the model'</w:t>
-            </w:r>
-          </w:p>
-        </w:tc>
-      </w:tr>
-      <w:tr>
-        <w:tblPrEx>
-          <w:tblBorders>
-            <w:top w:val="single" w:color="auto" w:sz="4" w:space="0"/>
-            <w:left w:val="single" w:color="auto" w:sz="4" w:space="0"/>
-            <w:bottom w:val="single" w:color="auto" w:sz="4" w:space="0"/>
-            <w:right w:val="single" w:color="auto" w:sz="4" w:space="0"/>
-            <w:insideH w:val="single" w:color="auto" w:sz="4" w:space="0"/>
-            <w:insideV w:val="single" w:color="auto" w:sz="4" w:space="0"/>
-          </w:tblBorders>
-          <w:tblCellMar>
-            <w:top w:w="0" w:type="dxa"/>
-            <w:left w:w="10" w:type="dxa"/>
-            <w:bottom w:w="0" w:type="dxa"/>
-            <w:right w:w="10" w:type="dxa"/>
-          </w:tblCellMar>
-        </w:tblPrEx>
-        <w:tc>
-          <w:tcPr>
-            <w:tcW w:w="480" w:type="dxa"/>
-            <w:tcBorders>
-              <w:top w:val="single" w:color="CCCCCC" w:sz="0" w:space="0"/>
-              <w:left w:val="single" w:color="CCCCCC" w:sz="0" w:space="0"/>
-              <w:bottom w:val="single" w:color="CCCCCC" w:sz="0" w:space="0"/>
-              <w:right w:val="single" w:color="CCCCCC" w:sz="0" w:space="0"/>
-            </w:tcBorders>
-            <w:shd w:val="clear" w:color="auto" w:fill="F2F2F2"/>
-            <w:tcMar>
-              <w:top w:w="60" w:type="dxa"/>
-              <w:left w:w="120" w:type="dxa"/>
-              <w:bottom w:w="60" w:type="dxa"/>
-              <w:right w:w="120" w:type="dxa"/>
-            </w:tcMar>
-          </w:tcPr>
-          <w:p>
-            <w:pPr>
-              <w:rPr>
-                <w:rFonts w:hint="default" w:ascii="Times New Roman" w:hAnsi="Times New Roman" w:cs="Times New Roman"/>
-                <w:color w:val="auto"/>
-              </w:rPr>
-            </w:pPr>
-            <w:r>
-              <w:rPr>
-                <w:rFonts w:hint="default" w:ascii="Times New Roman" w:hAnsi="Times New Roman" w:eastAsia="Arial" w:cs="Times New Roman"/>
-                <w:color w:val="auto"/>
-                <w:sz w:val="20"/>
-                <w:szCs w:val="20"/>
-              </w:rPr>
-              <w:t>E</w:t>
-            </w:r>
-          </w:p>
-        </w:tc>
-        <w:tc>
-          <w:tcPr>
-            <w:tcW w:w="480" w:type="dxa"/>
-            <w:tcBorders>
-              <w:top w:val="single" w:color="CCCCCC" w:sz="0" w:space="0"/>
-              <w:left w:val="single" w:color="CCCCCC" w:sz="0" w:space="0"/>
-              <w:bottom w:val="single" w:color="CCCCCC" w:sz="0" w:space="0"/>
-              <w:right w:val="single" w:color="CCCCCC" w:sz="0" w:space="0"/>
-            </w:tcBorders>
-            <w:shd w:val="clear" w:color="auto" w:fill="F2F2F2"/>
-            <w:tcMar>
-              <w:top w:w="60" w:type="dxa"/>
-              <w:left w:w="120" w:type="dxa"/>
-              <w:bottom w:w="60" w:type="dxa"/>
-              <w:right w:w="120" w:type="dxa"/>
-            </w:tcMar>
-          </w:tcPr>
-          <w:p>
-            <w:pPr>
-              <w:rPr>
-                <w:rFonts w:hint="default" w:ascii="Times New Roman" w:hAnsi="Times New Roman" w:cs="Times New Roman"/>
-                <w:color w:val="auto"/>
-              </w:rPr>
-            </w:pPr>
-            <w:r>
-              <w:rPr>
-                <w:rFonts w:hint="default" w:ascii="Times New Roman" w:hAnsi="Times New Roman" w:eastAsia="Arial" w:cs="Times New Roman"/>
-                <w:color w:val="auto"/>
-                <w:sz w:val="20"/>
-                <w:szCs w:val="20"/>
-              </w:rPr>
-              <w:t>6</w:t>
-            </w:r>
-          </w:p>
-        </w:tc>
-        <w:tc>
-          <w:tcPr>
-            <w:tcW w:w="2160" w:type="dxa"/>
-            <w:tcBorders>
-              <w:top w:val="single" w:color="CCCCCC" w:sz="0" w:space="0"/>
-              <w:left w:val="single" w:color="CCCCCC" w:sz="0" w:space="0"/>
-              <w:bottom w:val="single" w:color="CCCCCC" w:sz="0" w:space="0"/>
-              <w:right w:val="single" w:color="CCCCCC" w:sz="0" w:space="0"/>
-            </w:tcBorders>
-            <w:shd w:val="clear" w:color="auto" w:fill="F2F2F2"/>
-            <w:tcMar>
-              <w:top w:w="60" w:type="dxa"/>
-              <w:left w:w="120" w:type="dxa"/>
-              <w:bottom w:w="60" w:type="dxa"/>
-              <w:right w:w="120" w:type="dxa"/>
-            </w:tcMar>
-          </w:tcPr>
-          <w:p>
-            <w:pPr>
-              <w:rPr>
-                <w:rFonts w:hint="default" w:ascii="Times New Roman" w:hAnsi="Times New Roman" w:cs="Times New Roman"/>
-                <w:color w:val="auto"/>
-              </w:rPr>
-            </w:pPr>
-            <w:r>
-              <w:rPr>
-                <w:rFonts w:hint="default" w:ascii="Times New Roman" w:hAnsi="Times New Roman" w:eastAsia="Arial" w:cs="Times New Roman"/>
-                <w:color w:val="auto"/>
-                <w:sz w:val="20"/>
-                <w:szCs w:val="20"/>
-              </w:rPr>
-              <w:t>Two adversarial queries</w:t>
-            </w:r>
-          </w:p>
-        </w:tc>
-        <w:tc>
-          <w:tcPr>
-            <w:tcW w:w="2880" w:type="dxa"/>
-            <w:tcBorders>
-              <w:top w:val="single" w:color="CCCCCC" w:sz="0" w:space="0"/>
-              <w:left w:val="single" w:color="CCCCCC" w:sz="0" w:space="0"/>
-              <w:bottom w:val="single" w:color="CCCCCC" w:sz="0" w:space="0"/>
-              <w:right w:val="single" w:color="CCCCCC" w:sz="0" w:space="0"/>
-            </w:tcBorders>
-            <w:shd w:val="clear" w:color="auto" w:fill="F2F2F2"/>
-            <w:tcMar>
-              <w:top w:w="60" w:type="dxa"/>
-              <w:left w:w="120" w:type="dxa"/>
-              <w:bottom w:w="60" w:type="dxa"/>
-              <w:right w:w="120" w:type="dxa"/>
-            </w:tcMar>
-          </w:tcPr>
-          <w:p>
-            <w:pPr>
-              <w:rPr>
-                <w:rFonts w:hint="default" w:ascii="Times New Roman" w:hAnsi="Times New Roman" w:cs="Times New Roman"/>
-                <w:color w:val="auto"/>
-              </w:rPr>
-            </w:pPr>
-            <w:r>
-              <w:rPr>
-                <w:rFonts w:hint="default" w:ascii="Times New Roman" w:hAnsi="Times New Roman" w:eastAsia="Arial" w:cs="Times New Roman"/>
-                <w:color w:val="auto"/>
-                <w:sz w:val="20"/>
-                <w:szCs w:val="20"/>
-              </w:rPr>
-              <w:t>src/part_e/adversarial_eval.py
-adv_ambiguous (incomplete query)
-adv_misleading (false 2025 election premise)</w:t>
-            </w:r>
-          </w:p>
-        </w:tc>
-        <w:tc>
-          <w:tcPr>
-            <w:tcW w:w="3360" w:type="dxa"/>
-            <w:tcBorders>
-              <w:top w:val="single" w:color="CCCCCC" w:sz="0" w:space="0"/>
-              <w:left w:val="single" w:color="CCCCCC" w:sz="0" w:space="0"/>
-              <w:bottom w:val="single" w:color="CCCCCC" w:sz="0" w:space="0"/>
-              <w:right w:val="single" w:color="CCCCCC" w:sz="0" w:space="0"/>
-            </w:tcBorders>
-            <w:shd w:val="clear" w:color="auto" w:fill="F2F2F2"/>
-            <w:tcMar>
-              <w:top w:w="60" w:type="dxa"/>
-              <w:left w:w="120" w:type="dxa"/>
-              <w:bottom w:w="60" w:type="dxa"/>
-              <w:right w:w="120" w:type="dxa"/>
-            </w:tcMar>
-          </w:tcPr>
-          <w:p>
-            <w:pPr>
-              <w:rPr>
-                <w:rFonts w:hint="default" w:ascii="Times New Roman" w:hAnsi="Times New Roman" w:cs="Times New Roman"/>
-                <w:color w:val="auto"/>
-              </w:rPr>
-            </w:pPr>
-            <w:r>
-              <w:rPr>
-                <w:rFonts w:hint="default" w:ascii="Times New Roman" w:hAnsi="Times New Roman" w:eastAsia="Arial" w:cs="Times New Roman"/>
-                <w:color w:val="auto"/>
-                <w:sz w:val="20"/>
-                <w:szCs w:val="20"/>
-              </w:rPr>
-              <w:t>outputs/part_e/PART_E_ADVERSARIAL_REPORT.md
-outputs/part_e/part_e_runs.jsonl</w:t>
-            </w:r>
-          </w:p>
-        </w:tc>
-      </w:tr>
-      <w:tr>
-        <w:tblPrEx>
-          <w:tblBorders>
-            <w:top w:val="single" w:color="auto" w:sz="4" w:space="0"/>
-            <w:left w:val="single" w:color="auto" w:sz="4" w:space="0"/>
-            <w:bottom w:val="single" w:color="auto" w:sz="4" w:space="0"/>
-            <w:right w:val="single" w:color="auto" w:sz="4" w:space="0"/>
-            <w:insideH w:val="single" w:color="auto" w:sz="4" w:space="0"/>
-            <w:insideV w:val="single" w:color="auto" w:sz="4" w:space="0"/>
-          </w:tblBorders>
-          <w:tblCellMar>
-            <w:top w:w="0" w:type="dxa"/>
-            <w:left w:w="10" w:type="dxa"/>
-            <w:bottom w:w="0" w:type="dxa"/>
-            <w:right w:w="10" w:type="dxa"/>
-          </w:tblCellMar>
-        </w:tblPrEx>
-        <w:tc>
-          <w:tcPr>
-            <w:tcW w:w="480" w:type="dxa"/>
-            <w:tcBorders>
-              <w:top w:val="single" w:color="CCCCCC" w:sz="0" w:space="0"/>
-              <w:left w:val="single" w:color="CCCCCC" w:sz="0" w:space="0"/>
-              <w:bottom w:val="single" w:color="CCCCCC" w:sz="0" w:space="0"/>
-              <w:right w:val="single" w:color="CCCCCC" w:sz="0" w:space="0"/>
-            </w:tcBorders>
-            <w:shd w:val="clear" w:color="auto" w:fill="FFFFFF"/>
-            <w:tcMar>
-              <w:top w:w="60" w:type="dxa"/>
-              <w:left w:w="120" w:type="dxa"/>
-              <w:bottom w:w="60" w:type="dxa"/>
-              <w:right w:w="120" w:type="dxa"/>
-            </w:tcMar>
-          </w:tcPr>
-          <w:p>
-            <w:pPr>
-              <w:rPr>
-                <w:rFonts w:hint="default" w:ascii="Times New Roman" w:hAnsi="Times New Roman" w:cs="Times New Roman"/>
-                <w:color w:val="auto"/>
-              </w:rPr>
-            </w:pPr>
-            <w:r>
-              <w:rPr>
-                <w:rFonts w:hint="default" w:ascii="Times New Roman" w:hAnsi="Times New Roman" w:eastAsia="Arial" w:cs="Times New Roman"/>
-                <w:color w:val="auto"/>
-                <w:sz w:val="20"/>
-                <w:szCs w:val="20"/>
-              </w:rPr>
-              <w:t>E</w:t>
-            </w:r>
-          </w:p>
-        </w:tc>
-        <w:tc>
-          <w:tcPr>
-            <w:tcW w:w="480" w:type="dxa"/>
-            <w:tcBorders>
-              <w:top w:val="single" w:color="CCCCCC" w:sz="0" w:space="0"/>
-              <w:left w:val="single" w:color="CCCCCC" w:sz="0" w:space="0"/>
-              <w:bottom w:val="single" w:color="CCCCCC" w:sz="0" w:space="0"/>
-              <w:right w:val="single" w:color="CCCCCC" w:sz="0" w:space="0"/>
-            </w:tcBorders>
-            <w:shd w:val="clear" w:color="auto" w:fill="FFFFFF"/>
-            <w:tcMar>
-              <w:top w:w="60" w:type="dxa"/>
-              <w:left w:w="120" w:type="dxa"/>
-              <w:bottom w:w="60" w:type="dxa"/>
-              <w:right w:w="120" w:type="dxa"/>
-            </w:tcMar>
-          </w:tcPr>
-          <w:p>
-            <w:pPr>
-              <w:rPr>
-                <w:rFonts w:hint="default" w:ascii="Times New Roman" w:hAnsi="Times New Roman" w:cs="Times New Roman"/>
-                <w:color w:val="auto"/>
-              </w:rPr>
-            </w:pPr>
-          </w:p>
-        </w:tc>
-        <w:tc>
-          <w:tcPr>
-            <w:tcW w:w="2160" w:type="dxa"/>
-            <w:tcBorders>
-              <w:top w:val="single" w:color="CCCCCC" w:sz="0" w:space="0"/>
-              <w:left w:val="single" w:color="CCCCCC" w:sz="0" w:space="0"/>
-              <w:bottom w:val="single" w:color="CCCCCC" w:sz="0" w:space="0"/>
-              <w:right w:val="single" w:color="CCCCCC" w:sz="0" w:space="0"/>
-            </w:tcBorders>
-            <w:shd w:val="clear" w:color="auto" w:fill="FFFFFF"/>
-            <w:tcMar>
-              <w:top w:w="60" w:type="dxa"/>
-              <w:left w:w="120" w:type="dxa"/>
-              <w:bottom w:w="60" w:type="dxa"/>
-              <w:right w:w="120" w:type="dxa"/>
-            </w:tcMar>
-          </w:tcPr>
-          <w:p>
-            <w:pPr>
-              <w:rPr>
-                <w:rFonts w:hint="default" w:ascii="Times New Roman" w:hAnsi="Times New Roman" w:cs="Times New Roman"/>
-                <w:color w:val="auto"/>
-              </w:rPr>
-            </w:pPr>
-            <w:r>
-              <w:rPr>
-                <w:rFonts w:hint="default" w:ascii="Times New Roman" w:hAnsi="Times New Roman" w:eastAsia="Arial" w:cs="Times New Roman"/>
-                <w:color w:val="auto"/>
-                <w:sz w:val="20"/>
-                <w:szCs w:val="20"/>
-              </w:rPr>
-              <w:t>Evaluate accuracy / hallucination rate / consistency</w:t>
-            </w:r>
-          </w:p>
-        </w:tc>
-        <w:tc>
-          <w:tcPr>
-            <w:tcW w:w="2880" w:type="dxa"/>
-            <w:tcBorders>
-              <w:top w:val="single" w:color="CCCCCC" w:sz="0" w:space="0"/>
-              <w:left w:val="single" w:color="CCCCCC" w:sz="0" w:space="0"/>
-              <w:bottom w:val="single" w:color="CCCCCC" w:sz="0" w:space="0"/>
-              <w:right w:val="single" w:color="CCCCCC" w:sz="0" w:space="0"/>
-            </w:tcBorders>
-            <w:shd w:val="clear" w:color="auto" w:fill="FFFFFF"/>
-            <w:tcMar>
-              <w:top w:w="60" w:type="dxa"/>
-              <w:left w:w="120" w:type="dxa"/>
-              <w:bottom w:w="60" w:type="dxa"/>
-              <w:right w:w="120" w:type="dxa"/>
-            </w:tcMar>
-          </w:tcPr>
-          <w:p>
-            <w:pPr>
-              <w:rPr>
-                <w:rFonts w:hint="default" w:ascii="Times New Roman" w:hAnsi="Times New Roman" w:cs="Times New Roman"/>
-                <w:color w:val="auto"/>
-              </w:rPr>
-            </w:pPr>
-            <w:r>
-              <w:rPr>
-                <w:rFonts w:hint="default" w:ascii="Times New Roman" w:hAnsi="Times New Roman" w:eastAsia="Arial" w:cs="Times New Roman"/>
-                <w:color w:val="auto"/>
-                <w:sz w:val="20"/>
-                <w:szCs w:val="20"/>
-              </w:rPr>
-              <w:t>src/part_e/adversarial_eval.py</w:t>
-            </w:r>
-          </w:p>
-        </w:tc>
-        <w:tc>
-          <w:tcPr>
-            <w:tcW w:w="3360" w:type="dxa"/>
-            <w:tcBorders>
-              <w:top w:val="single" w:color="CCCCCC" w:sz="0" w:space="0"/>
-              <w:left w:val="single" w:color="CCCCCC" w:sz="0" w:space="0"/>
-              <w:bottom w:val="single" w:color="CCCCCC" w:sz="0" w:space="0"/>
-              <w:right w:val="single" w:color="CCCCCC" w:sz="0" w:space="0"/>
-            </w:tcBorders>
-            <w:shd w:val="clear" w:color="auto" w:fill="FFFFFF"/>
-            <w:tcMar>
-              <w:top w:w="60" w:type="dxa"/>
-              <w:left w:w="120" w:type="dxa"/>
-              <w:bottom w:w="60" w:type="dxa"/>
-              <w:right w:w="120" w:type="dxa"/>
-            </w:tcMar>
-          </w:tcPr>
-          <w:p>
-            <w:pPr>
-              <w:rPr>
-                <w:rFonts w:hint="default" w:ascii="Times New Roman" w:hAnsi="Times New Roman" w:cs="Times New Roman"/>
-                <w:color w:val="auto"/>
-              </w:rPr>
-            </w:pPr>
-            <w:r>
-              <w:rPr>
-                <w:rFonts w:hint="default" w:ascii="Times New Roman" w:hAnsi="Times New Roman" w:eastAsia="Arial" w:cs="Times New Roman"/>
-                <w:color w:val="auto"/>
-                <w:sz w:val="20"/>
-                <w:szCs w:val="20"/>
-              </w:rPr>
-              <w:t>outputs/part_e/PART_E_ADVERSARIAL_REPORT.md
-Claim-level tables: MANUAL_EXPERIMENT_LOGS</w:t>
-            </w:r>
-            <w:r>
-              <w:rPr>
-                <w:rFonts w:hint="default" w:ascii="Times New Roman" w:hAnsi="Times New Roman" w:cs="Times New Roman"/>
-                <w:color w:val="auto"/>
-                <w:sz w:val="20"/>
-                <w:szCs w:val="20"/>
-                <w:lang w:val="en-US"/>
-              </w:rPr>
-              <w:t xml:space="preserve"> </w:t>
-            </w:r>
-            <w:r>
-              <w:rPr>
-                <w:rFonts w:hint="default" w:ascii="Times New Roman" w:hAnsi="Times New Roman" w:eastAsia="Arial" w:cs="Times New Roman"/>
-                <w:color w:val="auto"/>
-                <w:sz w:val="20"/>
-                <w:szCs w:val="20"/>
-              </w:rPr>
-              <w:t xml:space="preserve"> (Part E)</w:t>
-            </w:r>
-          </w:p>
-        </w:tc>
-      </w:tr>
-      <w:tr>
-        <w:tblPrEx>
-          <w:tblBorders>
-            <w:top w:val="single" w:color="auto" w:sz="4" w:space="0"/>
-            <w:left w:val="single" w:color="auto" w:sz="4" w:space="0"/>
-            <w:bottom w:val="single" w:color="auto" w:sz="4" w:space="0"/>
-            <w:right w:val="single" w:color="auto" w:sz="4" w:space="0"/>
-            <w:insideH w:val="single" w:color="auto" w:sz="4" w:space="0"/>
-            <w:insideV w:val="single" w:color="auto" w:sz="4" w:space="0"/>
-          </w:tblBorders>
-          <w:tblCellMar>
-            <w:top w:w="0" w:type="dxa"/>
-            <w:left w:w="10" w:type="dxa"/>
-            <w:bottom w:w="0" w:type="dxa"/>
-            <w:right w:w="10" w:type="dxa"/>
-          </w:tblCellMar>
-        </w:tblPrEx>
-        <w:tc>
-          <w:tcPr>
-            <w:tcW w:w="480" w:type="dxa"/>
-            <w:tcBorders>
-              <w:top w:val="single" w:color="CCCCCC" w:sz="0" w:space="0"/>
-              <w:left w:val="single" w:color="CCCCCC" w:sz="0" w:space="0"/>
-              <w:bottom w:val="single" w:color="CCCCCC" w:sz="0" w:space="0"/>
-              <w:right w:val="single" w:color="CCCCCC" w:sz="0" w:space="0"/>
-            </w:tcBorders>
-            <w:shd w:val="clear" w:color="auto" w:fill="F2F2F2"/>
-            <w:tcMar>
-              <w:top w:w="60" w:type="dxa"/>
-              <w:left w:w="120" w:type="dxa"/>
-              <w:bottom w:w="60" w:type="dxa"/>
-              <w:right w:w="120" w:type="dxa"/>
-            </w:tcMar>
-          </w:tcPr>
-          <w:p>
-            <w:pPr>
-              <w:rPr>
-                <w:rFonts w:hint="default" w:ascii="Times New Roman" w:hAnsi="Times New Roman" w:cs="Times New Roman"/>
-                <w:color w:val="auto"/>
-              </w:rPr>
-            </w:pPr>
-            <w:r>
-              <w:rPr>
-                <w:rFonts w:hint="default" w:ascii="Times New Roman" w:hAnsi="Times New Roman" w:eastAsia="Arial" w:cs="Times New Roman"/>
-                <w:color w:val="auto"/>
-                <w:sz w:val="20"/>
-                <w:szCs w:val="20"/>
-              </w:rPr>
-              <w:t>E</w:t>
-            </w:r>
-          </w:p>
-        </w:tc>
-        <w:tc>
-          <w:tcPr>
-            <w:tcW w:w="480" w:type="dxa"/>
-            <w:tcBorders>
-              <w:top w:val="single" w:color="CCCCCC" w:sz="0" w:space="0"/>
-              <w:left w:val="single" w:color="CCCCCC" w:sz="0" w:space="0"/>
-              <w:bottom w:val="single" w:color="CCCCCC" w:sz="0" w:space="0"/>
-              <w:right w:val="single" w:color="CCCCCC" w:sz="0" w:space="0"/>
-            </w:tcBorders>
-            <w:shd w:val="clear" w:color="auto" w:fill="F2F2F2"/>
-            <w:tcMar>
-              <w:top w:w="60" w:type="dxa"/>
-              <w:left w:w="120" w:type="dxa"/>
-              <w:bottom w:w="60" w:type="dxa"/>
-              <w:right w:w="120" w:type="dxa"/>
-            </w:tcMar>
-          </w:tcPr>
-          <w:p>
-            <w:pPr>
-              <w:rPr>
-                <w:rFonts w:hint="default" w:ascii="Times New Roman" w:hAnsi="Times New Roman" w:cs="Times New Roman"/>
-                <w:color w:val="auto"/>
-              </w:rPr>
-            </w:pPr>
-          </w:p>
-        </w:tc>
-        <w:tc>
-          <w:tcPr>
-            <w:tcW w:w="2160" w:type="dxa"/>
-            <w:tcBorders>
-              <w:top w:val="single" w:color="CCCCCC" w:sz="0" w:space="0"/>
-              <w:left w:val="single" w:color="CCCCCC" w:sz="0" w:space="0"/>
-              <w:bottom w:val="single" w:color="CCCCCC" w:sz="0" w:space="0"/>
-              <w:right w:val="single" w:color="CCCCCC" w:sz="0" w:space="0"/>
-            </w:tcBorders>
-            <w:shd w:val="clear" w:color="auto" w:fill="F2F2F2"/>
-            <w:tcMar>
-              <w:top w:w="60" w:type="dxa"/>
-              <w:left w:w="120" w:type="dxa"/>
-              <w:bottom w:w="60" w:type="dxa"/>
-              <w:right w:w="120" w:type="dxa"/>
-            </w:tcMar>
-          </w:tcPr>
-          <w:p>
-            <w:pPr>
-              <w:rPr>
-                <w:rFonts w:hint="default" w:ascii="Times New Roman" w:hAnsi="Times New Roman" w:cs="Times New Roman"/>
-                <w:color w:val="auto"/>
-              </w:rPr>
-            </w:pPr>
-            <w:r>
-              <w:rPr>
-                <w:rFonts w:hint="default" w:ascii="Times New Roman" w:hAnsi="Times New Roman" w:eastAsia="Arial" w:cs="Times New Roman"/>
-                <w:color w:val="auto"/>
-                <w:sz w:val="20"/>
-                <w:szCs w:val="20"/>
-              </w:rPr>
-              <w:t>Compare RAG vs pure LLM (no retrieval) with evidence</w:t>
-            </w:r>
-          </w:p>
-        </w:tc>
-        <w:tc>
-          <w:tcPr>
-            <w:tcW w:w="2880" w:type="dxa"/>
-            <w:tcBorders>
-              <w:top w:val="single" w:color="CCCCCC" w:sz="0" w:space="0"/>
-              <w:left w:val="single" w:color="CCCCCC" w:sz="0" w:space="0"/>
-              <w:bottom w:val="single" w:color="CCCCCC" w:sz="0" w:space="0"/>
-              <w:right w:val="single" w:color="CCCCCC" w:sz="0" w:space="0"/>
-            </w:tcBorders>
-            <w:shd w:val="clear" w:color="auto" w:fill="F2F2F2"/>
-            <w:tcMar>
-              <w:top w:w="60" w:type="dxa"/>
-              <w:left w:w="120" w:type="dxa"/>
-              <w:bottom w:w="60" w:type="dxa"/>
-              <w:right w:w="120" w:type="dxa"/>
-            </w:tcMar>
-          </w:tcPr>
-          <w:p>
-            <w:pPr>
-              <w:rPr>
-                <w:rFonts w:hint="default" w:ascii="Times New Roman" w:hAnsi="Times New Roman" w:cs="Times New Roman"/>
-                <w:color w:val="auto"/>
-              </w:rPr>
-            </w:pPr>
-            <w:r>
-              <w:rPr>
-                <w:rFonts w:hint="default" w:ascii="Times New Roman" w:hAnsi="Times New Roman" w:eastAsia="Arial" w:cs="Times New Roman"/>
-                <w:color w:val="auto"/>
-                <w:sz w:val="20"/>
-                <w:szCs w:val="20"/>
-              </w:rPr>
-              <w:t>src/part_e/pure_llm_baseline.py — same model + v2_grounded, empty passages</w:t>
-            </w:r>
-          </w:p>
-        </w:tc>
-        <w:tc>
-          <w:tcPr>
-            <w:tcW w:w="3360" w:type="dxa"/>
-            <w:tcBorders>
-              <w:top w:val="single" w:color="CCCCCC" w:sz="0" w:space="0"/>
-              <w:left w:val="single" w:color="CCCCCC" w:sz="0" w:space="0"/>
-              <w:bottom w:val="single" w:color="CCCCCC" w:sz="0" w:space="0"/>
-              <w:right w:val="single" w:color="CCCCCC" w:sz="0" w:space="0"/>
-            </w:tcBorders>
-            <w:shd w:val="clear" w:color="auto" w:fill="F2F2F2"/>
-            <w:tcMar>
-              <w:top w:w="60" w:type="dxa"/>
-              <w:left w:w="120" w:type="dxa"/>
-              <w:bottom w:w="60" w:type="dxa"/>
-              <w:right w:w="120" w:type="dxa"/>
-            </w:tcMar>
-          </w:tcPr>
-          <w:p>
-            <w:pPr>
-              <w:rPr>
-                <w:rFonts w:hint="default" w:ascii="Times New Roman" w:hAnsi="Times New Roman" w:cs="Times New Roman"/>
-                <w:color w:val="auto"/>
-              </w:rPr>
-            </w:pPr>
-            <w:r>
-              <w:rPr>
-                <w:rFonts w:hint="default" w:ascii="Times New Roman" w:hAnsi="Times New Roman" w:eastAsia="Arial" w:cs="Times New Roman"/>
-                <w:color w:val="auto"/>
-                <w:sz w:val="20"/>
-                <w:szCs w:val="20"/>
-              </w:rPr>
-              <w:t>Side-by-side outputs in PART_E_ADVERSARIAL_REPORT.md
-+ MANUAL_EXPERIMENT_LOGS</w:t>
-            </w:r>
-            <w:r>
-              <w:rPr>
-                <w:rFonts w:hint="default" w:ascii="Times New Roman" w:hAnsi="Times New Roman" w:cs="Times New Roman"/>
-                <w:color w:val="auto"/>
-                <w:sz w:val="20"/>
-                <w:szCs w:val="20"/>
-                <w:lang w:val="en-US"/>
-              </w:rPr>
-              <w:t xml:space="preserve"> </w:t>
-            </w:r>
-            <w:r>
-              <w:rPr>
-                <w:rFonts w:hint="default" w:ascii="Times New Roman" w:hAnsi="Times New Roman" w:eastAsia="Arial" w:cs="Times New Roman"/>
-                <w:color w:val="auto"/>
-                <w:sz w:val="20"/>
-                <w:szCs w:val="20"/>
-              </w:rPr>
-              <w:t xml:space="preserve"> (Part E conclusion)</w:t>
-            </w:r>
-          </w:p>
-        </w:tc>
-      </w:tr>
-      <w:tr>
-        <w:tblPrEx>
-          <w:tblBorders>
-            <w:top w:val="single" w:color="auto" w:sz="4" w:space="0"/>
-            <w:left w:val="single" w:color="auto" w:sz="4" w:space="0"/>
-            <w:bottom w:val="single" w:color="auto" w:sz="4" w:space="0"/>
-            <w:right w:val="single" w:color="auto" w:sz="4" w:space="0"/>
-            <w:insideH w:val="single" w:color="auto" w:sz="4" w:space="0"/>
-            <w:insideV w:val="single" w:color="auto" w:sz="4" w:space="0"/>
-          </w:tblBorders>
-          <w:tblCellMar>
-            <w:top w:w="0" w:type="dxa"/>
-            <w:left w:w="10" w:type="dxa"/>
-            <w:bottom w:w="0" w:type="dxa"/>
-            <w:right w:w="10" w:type="dxa"/>
-          </w:tblCellMar>
-        </w:tblPrEx>
-        <w:tc>
-          <w:tcPr>
-            <w:tcW w:w="480" w:type="dxa"/>
-            <w:tcBorders>
-              <w:top w:val="single" w:color="CCCCCC" w:sz="0" w:space="0"/>
-              <w:left w:val="single" w:color="CCCCCC" w:sz="0" w:space="0"/>
-              <w:bottom w:val="single" w:color="CCCCCC" w:sz="0" w:space="0"/>
-              <w:right w:val="single" w:color="CCCCCC" w:sz="0" w:space="0"/>
-            </w:tcBorders>
-            <w:shd w:val="clear" w:color="auto" w:fill="FFFFFF"/>
-            <w:tcMar>
-              <w:top w:w="60" w:type="dxa"/>
-              <w:left w:w="120" w:type="dxa"/>
-              <w:bottom w:w="60" w:type="dxa"/>
-              <w:right w:w="120" w:type="dxa"/>
-            </w:tcMar>
-          </w:tcPr>
-          <w:p>
-            <w:pPr>
-              <w:rPr>
-                <w:rFonts w:hint="default" w:ascii="Times New Roman" w:hAnsi="Times New Roman" w:cs="Times New Roman"/>
-                <w:color w:val="auto"/>
-              </w:rPr>
-            </w:pPr>
-            <w:r>
-              <w:rPr>
-                <w:rFonts w:hint="default" w:ascii="Times New Roman" w:hAnsi="Times New Roman" w:eastAsia="Arial" w:cs="Times New Roman"/>
-                <w:color w:val="auto"/>
-                <w:sz w:val="20"/>
-                <w:szCs w:val="20"/>
-              </w:rPr>
-              <w:t>F</w:t>
-            </w:r>
-          </w:p>
-        </w:tc>
-        <w:tc>
-          <w:tcPr>
-            <w:tcW w:w="480" w:type="dxa"/>
-            <w:tcBorders>
-              <w:top w:val="single" w:color="CCCCCC" w:sz="0" w:space="0"/>
-              <w:left w:val="single" w:color="CCCCCC" w:sz="0" w:space="0"/>
-              <w:bottom w:val="single" w:color="CCCCCC" w:sz="0" w:space="0"/>
-              <w:right w:val="single" w:color="CCCCCC" w:sz="0" w:space="0"/>
-            </w:tcBorders>
-            <w:shd w:val="clear" w:color="auto" w:fill="FFFFFF"/>
-            <w:tcMar>
-              <w:top w:w="60" w:type="dxa"/>
-              <w:left w:w="120" w:type="dxa"/>
-              <w:bottom w:w="60" w:type="dxa"/>
-              <w:right w:w="120" w:type="dxa"/>
-            </w:tcMar>
-          </w:tcPr>
-          <w:p>
-            <w:pPr>
-              <w:rPr>
-                <w:rFonts w:hint="default" w:ascii="Times New Roman" w:hAnsi="Times New Roman" w:cs="Times New Roman"/>
-                <w:color w:val="auto"/>
-              </w:rPr>
-            </w:pPr>
-            <w:r>
-              <w:rPr>
-                <w:rFonts w:hint="default" w:ascii="Times New Roman" w:hAnsi="Times New Roman" w:eastAsia="Arial" w:cs="Times New Roman"/>
-                <w:color w:val="auto"/>
-                <w:sz w:val="20"/>
-                <w:szCs w:val="20"/>
-              </w:rPr>
-              <w:t>8</w:t>
-            </w:r>
-          </w:p>
-        </w:tc>
-        <w:tc>
-          <w:tcPr>
-            <w:tcW w:w="2160" w:type="dxa"/>
-            <w:tcBorders>
-              <w:top w:val="single" w:color="CCCCCC" w:sz="0" w:space="0"/>
-              <w:left w:val="single" w:color="CCCCCC" w:sz="0" w:space="0"/>
-              <w:bottom w:val="single" w:color="CCCCCC" w:sz="0" w:space="0"/>
-              <w:right w:val="single" w:color="CCCCCC" w:sz="0" w:space="0"/>
-            </w:tcBorders>
-            <w:shd w:val="clear" w:color="auto" w:fill="FFFFFF"/>
-            <w:tcMar>
-              <w:top w:w="60" w:type="dxa"/>
-              <w:left w:w="120" w:type="dxa"/>
-              <w:bottom w:w="60" w:type="dxa"/>
-              <w:right w:w="120" w:type="dxa"/>
-            </w:tcMar>
-          </w:tcPr>
-          <w:p>
-            <w:pPr>
-              <w:rPr>
-                <w:rFonts w:hint="default" w:ascii="Times New Roman" w:hAnsi="Times New Roman" w:cs="Times New Roman"/>
-                <w:color w:val="auto"/>
-              </w:rPr>
-            </w:pPr>
-            <w:r>
-              <w:rPr>
-                <w:rFonts w:hint="default" w:ascii="Times New Roman" w:hAnsi="Times New Roman" w:eastAsia="Arial" w:cs="Times New Roman"/>
-                <w:color w:val="auto"/>
-                <w:sz w:val="20"/>
-                <w:szCs w:val="20"/>
-              </w:rPr>
-              <w:t>Architecture diagram + explanation (data flow, component interaction)</w:t>
-            </w:r>
-          </w:p>
-        </w:tc>
-        <w:tc>
-          <w:tcPr>
-            <w:tcW w:w="2880" w:type="dxa"/>
-            <w:tcBorders>
-              <w:top w:val="single" w:color="CCCCCC" w:sz="0" w:space="0"/>
-              <w:left w:val="single" w:color="CCCCCC" w:sz="0" w:space="0"/>
-              <w:bottom w:val="single" w:color="CCCCCC" w:sz="0" w:space="0"/>
-              <w:right w:val="single" w:color="CCCCCC" w:sz="0" w:space="0"/>
-            </w:tcBorders>
-            <w:shd w:val="clear" w:color="auto" w:fill="FFFFFF"/>
-            <w:tcMar>
-              <w:top w:w="60" w:type="dxa"/>
-              <w:left w:w="120" w:type="dxa"/>
-              <w:bottom w:w="60" w:type="dxa"/>
-              <w:right w:w="120" w:type="dxa"/>
-            </w:tcMar>
-          </w:tcPr>
-          <w:p>
-            <w:pPr>
-              <w:rPr>
-                <w:rFonts w:hint="default" w:ascii="Times New Roman" w:hAnsi="Times New Roman" w:cs="Times New Roman"/>
-                <w:color w:val="auto"/>
-              </w:rPr>
-            </w:pPr>
-            <w:r>
-              <w:rPr>
-                <w:rFonts w:hint="default" w:ascii="Times New Roman" w:hAnsi="Times New Roman" w:eastAsia="Arial" w:cs="Times New Roman"/>
-                <w:color w:val="auto"/>
-                <w:sz w:val="20"/>
-                <w:szCs w:val="20"/>
-              </w:rPr>
-              <w:t>— (standalone document)</w:t>
-            </w:r>
-          </w:p>
-        </w:tc>
-        <w:tc>
-          <w:tcPr>
-            <w:tcW w:w="3360" w:type="dxa"/>
-            <w:tcBorders>
-              <w:top w:val="single" w:color="CCCCCC" w:sz="0" w:space="0"/>
-              <w:left w:val="single" w:color="CCCCCC" w:sz="0" w:space="0"/>
-              <w:bottom w:val="single" w:color="CCCCCC" w:sz="0" w:space="0"/>
-              <w:right w:val="single" w:color="CCCCCC" w:sz="0" w:space="0"/>
-            </w:tcBorders>
-            <w:shd w:val="clear" w:color="auto" w:fill="FFFFFF"/>
-            <w:tcMar>
-              <w:top w:w="60" w:type="dxa"/>
-              <w:left w:w="120" w:type="dxa"/>
-              <w:bottom w:w="60" w:type="dxa"/>
-              <w:right w:w="120" w:type="dxa"/>
-            </w:tcMar>
-          </w:tcPr>
-          <w:p>
-            <w:pPr>
-              <w:rPr>
-                <w:rFonts w:hint="default" w:ascii="Times New Roman" w:hAnsi="Times New Roman" w:cs="Times New Roman"/>
-                <w:color w:val="auto"/>
-              </w:rPr>
-            </w:pPr>
-            <w:r>
-              <w:rPr>
-                <w:rFonts w:hint="default" w:ascii="Times New Roman" w:hAnsi="Times New Roman" w:eastAsia="Arial" w:cs="Times New Roman"/>
-                <w:color w:val="auto"/>
-                <w:sz w:val="20"/>
-                <w:szCs w:val="20"/>
-              </w:rPr>
-              <w:t>RAG_Architecture.docx
-§ Part F of this document</w:t>
-            </w:r>
-          </w:p>
-        </w:tc>
-      </w:tr>
-      <w:tr>
-        <w:tblPrEx>
-          <w:tblBorders>
-            <w:top w:val="single" w:color="auto" w:sz="4" w:space="0"/>
-            <w:left w:val="single" w:color="auto" w:sz="4" w:space="0"/>
-            <w:bottom w:val="single" w:color="auto" w:sz="4" w:space="0"/>
-            <w:right w:val="single" w:color="auto" w:sz="4" w:space="0"/>
-            <w:insideH w:val="single" w:color="auto" w:sz="4" w:space="0"/>
-            <w:insideV w:val="single" w:color="auto" w:sz="4" w:space="0"/>
-          </w:tblBorders>
-          <w:tblCellMar>
-            <w:top w:w="0" w:type="dxa"/>
-            <w:left w:w="10" w:type="dxa"/>
-            <w:bottom w:w="0" w:type="dxa"/>
-            <w:right w:w="10" w:type="dxa"/>
-          </w:tblCellMar>
-        </w:tblPrEx>
-        <w:tc>
-          <w:tcPr>
-            <w:tcW w:w="480" w:type="dxa"/>
-            <w:tcBorders>
-              <w:top w:val="single" w:color="CCCCCC" w:sz="0" w:space="0"/>
-              <w:left w:val="single" w:color="CCCCCC" w:sz="0" w:space="0"/>
-              <w:bottom w:val="single" w:color="CCCCCC" w:sz="0" w:space="0"/>
-              <w:right w:val="single" w:color="CCCCCC" w:sz="0" w:space="0"/>
-            </w:tcBorders>
-            <w:shd w:val="clear" w:color="auto" w:fill="F2F2F2"/>
-            <w:tcMar>
-              <w:top w:w="60" w:type="dxa"/>
-              <w:left w:w="120" w:type="dxa"/>
-              <w:bottom w:w="60" w:type="dxa"/>
-              <w:right w:w="120" w:type="dxa"/>
-            </w:tcMar>
-          </w:tcPr>
-          <w:p>
-            <w:pPr>
-              <w:rPr>
-                <w:rFonts w:hint="default" w:ascii="Times New Roman" w:hAnsi="Times New Roman" w:cs="Times New Roman"/>
-                <w:color w:val="auto"/>
-              </w:rPr>
-            </w:pPr>
-            <w:r>
-              <w:rPr>
-                <w:rFonts w:hint="default" w:ascii="Times New Roman" w:hAnsi="Times New Roman" w:eastAsia="Arial" w:cs="Times New Roman"/>
-                <w:color w:val="auto"/>
-                <w:sz w:val="20"/>
-                <w:szCs w:val="20"/>
-              </w:rPr>
-              <w:t>F</w:t>
-            </w:r>
-          </w:p>
-        </w:tc>
-        <w:tc>
-          <w:tcPr>
-            <w:tcW w:w="480" w:type="dxa"/>
-            <w:tcBorders>
-              <w:top w:val="single" w:color="CCCCCC" w:sz="0" w:space="0"/>
-              <w:left w:val="single" w:color="CCCCCC" w:sz="0" w:space="0"/>
-              <w:bottom w:val="single" w:color="CCCCCC" w:sz="0" w:space="0"/>
-              <w:right w:val="single" w:color="CCCCCC" w:sz="0" w:space="0"/>
-            </w:tcBorders>
-            <w:shd w:val="clear" w:color="auto" w:fill="F2F2F2"/>
-            <w:tcMar>
-              <w:top w:w="60" w:type="dxa"/>
-              <w:left w:w="120" w:type="dxa"/>
-              <w:bottom w:w="60" w:type="dxa"/>
-              <w:right w:w="120" w:type="dxa"/>
-            </w:tcMar>
-          </w:tcPr>
-          <w:p>
-            <w:pPr>
-              <w:rPr>
-                <w:rFonts w:hint="default" w:ascii="Times New Roman" w:hAnsi="Times New Roman" w:cs="Times New Roman"/>
-                <w:color w:val="auto"/>
-              </w:rPr>
-            </w:pPr>
-          </w:p>
-        </w:tc>
-        <w:tc>
-          <w:tcPr>
-            <w:tcW w:w="2160" w:type="dxa"/>
-            <w:tcBorders>
-              <w:top w:val="single" w:color="CCCCCC" w:sz="0" w:space="0"/>
-              <w:left w:val="single" w:color="CCCCCC" w:sz="0" w:space="0"/>
-              <w:bottom w:val="single" w:color="CCCCCC" w:sz="0" w:space="0"/>
-              <w:right w:val="single" w:color="CCCCCC" w:sz="0" w:space="0"/>
-            </w:tcBorders>
-            <w:shd w:val="clear" w:color="auto" w:fill="F2F2F2"/>
-            <w:tcMar>
-              <w:top w:w="60" w:type="dxa"/>
-              <w:left w:w="120" w:type="dxa"/>
-              <w:bottom w:w="60" w:type="dxa"/>
-              <w:right w:w="120" w:type="dxa"/>
-            </w:tcMar>
-          </w:tcPr>
-          <w:p>
-            <w:pPr>
-              <w:rPr>
-                <w:rFonts w:hint="default" w:ascii="Times New Roman" w:hAnsi="Times New Roman" w:cs="Times New Roman"/>
-                <w:color w:val="auto"/>
-              </w:rPr>
-            </w:pPr>
-            <w:r>
-              <w:rPr>
-                <w:rFonts w:hint="default" w:ascii="Times New Roman" w:hAnsi="Times New Roman" w:eastAsia="Arial" w:cs="Times New Roman"/>
-                <w:color w:val="auto"/>
-                <w:sz w:val="20"/>
-                <w:szCs w:val="20"/>
-              </w:rPr>
-              <w:t>Domain justification (why design suits Ghana budget + elections)</w:t>
-            </w:r>
-          </w:p>
-        </w:tc>
-        <w:tc>
-          <w:tcPr>
-            <w:tcW w:w="2880" w:type="dxa"/>
-            <w:tcBorders>
-              <w:top w:val="single" w:color="CCCCCC" w:sz="0" w:space="0"/>
-              <w:left w:val="single" w:color="CCCCCC" w:sz="0" w:space="0"/>
-              <w:bottom w:val="single" w:color="CCCCCC" w:sz="0" w:space="0"/>
-              <w:right w:val="single" w:color="CCCCCC" w:sz="0" w:space="0"/>
-            </w:tcBorders>
-            <w:shd w:val="clear" w:color="auto" w:fill="F2F2F2"/>
-            <w:tcMar>
-              <w:top w:w="60" w:type="dxa"/>
-              <w:left w:w="120" w:type="dxa"/>
-              <w:bottom w:w="60" w:type="dxa"/>
-              <w:right w:w="120" w:type="dxa"/>
-            </w:tcMar>
-          </w:tcPr>
-          <w:p>
-            <w:pPr>
-              <w:rPr>
-                <w:rFonts w:hint="default" w:ascii="Times New Roman" w:hAnsi="Times New Roman" w:cs="Times New Roman"/>
-                <w:color w:val="auto"/>
-              </w:rPr>
-            </w:pPr>
-            <w:r>
-              <w:rPr>
-                <w:rFonts w:hint="default" w:ascii="Times New Roman" w:hAnsi="Times New Roman" w:eastAsia="Arial" w:cs="Times New Roman"/>
-                <w:color w:val="auto"/>
-                <w:sz w:val="20"/>
-                <w:szCs w:val="20"/>
-              </w:rPr>
-              <w:t>— (narrative in § Part F)</w:t>
-            </w:r>
-          </w:p>
-        </w:tc>
-        <w:tc>
-          <w:tcPr>
-            <w:tcW w:w="3360" w:type="dxa"/>
-            <w:tcBorders>
-              <w:top w:val="single" w:color="CCCCCC" w:sz="0" w:space="0"/>
-              <w:left w:val="single" w:color="CCCCCC" w:sz="0" w:space="0"/>
-              <w:bottom w:val="single" w:color="CCCCCC" w:sz="0" w:space="0"/>
-              <w:right w:val="single" w:color="CCCCCC" w:sz="0" w:space="0"/>
-            </w:tcBorders>
-            <w:shd w:val="clear" w:color="auto" w:fill="F2F2F2"/>
-            <w:tcMar>
-              <w:top w:w="60" w:type="dxa"/>
-              <w:left w:w="120" w:type="dxa"/>
-              <w:bottom w:w="60" w:type="dxa"/>
-              <w:right w:w="120" w:type="dxa"/>
-            </w:tcMar>
-          </w:tcPr>
-          <w:p>
-            <w:pPr>
-              <w:rPr>
-                <w:rFonts w:hint="default" w:ascii="Times New Roman" w:hAnsi="Times New Roman" w:cs="Times New Roman"/>
-                <w:color w:val="auto"/>
-              </w:rPr>
-            </w:pPr>
-            <w:r>
-              <w:rPr>
-                <w:rFonts w:hint="default" w:ascii="Times New Roman" w:hAnsi="Times New Roman" w:eastAsia="Arial" w:cs="Times New Roman"/>
-                <w:color w:val="auto"/>
-                <w:sz w:val="20"/>
-                <w:szCs w:val="20"/>
-              </w:rPr>
-              <w:t>§ F.6 of this document (7 sub-justifications)</w:t>
-            </w:r>
-          </w:p>
-        </w:tc>
-      </w:tr>
-      <w:tr>
-        <w:tblPrEx>
-          <w:tblBorders>
-            <w:top w:val="single" w:color="auto" w:sz="4" w:space="0"/>
-            <w:left w:val="single" w:color="auto" w:sz="4" w:space="0"/>
-            <w:bottom w:val="single" w:color="auto" w:sz="4" w:space="0"/>
-            <w:right w:val="single" w:color="auto" w:sz="4" w:space="0"/>
-            <w:insideH w:val="single" w:color="auto" w:sz="4" w:space="0"/>
-            <w:insideV w:val="single" w:color="auto" w:sz="4" w:space="0"/>
-          </w:tblBorders>
-          <w:tblCellMar>
-            <w:top w:w="0" w:type="dxa"/>
-            <w:left w:w="10" w:type="dxa"/>
-            <w:bottom w:w="0" w:type="dxa"/>
-            <w:right w:w="10" w:type="dxa"/>
-          </w:tblCellMar>
-        </w:tblPrEx>
-        <w:tc>
-          <w:tcPr>
-            <w:tcW w:w="480" w:type="dxa"/>
-            <w:tcBorders>
-              <w:top w:val="single" w:color="CCCCCC" w:sz="0" w:space="0"/>
-              <w:left w:val="single" w:color="CCCCCC" w:sz="0" w:space="0"/>
-              <w:bottom w:val="single" w:color="CCCCCC" w:sz="0" w:space="0"/>
-              <w:right w:val="single" w:color="CCCCCC" w:sz="0" w:space="0"/>
-            </w:tcBorders>
-            <w:shd w:val="clear" w:color="auto" w:fill="FFFFFF"/>
-            <w:tcMar>
-              <w:top w:w="60" w:type="dxa"/>
-              <w:left w:w="120" w:type="dxa"/>
-              <w:bottom w:w="60" w:type="dxa"/>
-              <w:right w:w="120" w:type="dxa"/>
-            </w:tcMar>
-          </w:tcPr>
-          <w:p>
-            <w:pPr>
-              <w:rPr>
-                <w:rFonts w:hint="default" w:ascii="Times New Roman" w:hAnsi="Times New Roman" w:cs="Times New Roman"/>
-                <w:color w:val="auto"/>
-              </w:rPr>
-            </w:pPr>
-            <w:r>
-              <w:rPr>
-                <w:rFonts w:hint="default" w:ascii="Times New Roman" w:hAnsi="Times New Roman" w:eastAsia="Arial" w:cs="Times New Roman"/>
-                <w:color w:val="auto"/>
-                <w:sz w:val="20"/>
-                <w:szCs w:val="20"/>
-              </w:rPr>
-              <w:t>G</w:t>
-            </w:r>
-          </w:p>
-        </w:tc>
-        <w:tc>
-          <w:tcPr>
-            <w:tcW w:w="480" w:type="dxa"/>
-            <w:tcBorders>
-              <w:top w:val="single" w:color="CCCCCC" w:sz="0" w:space="0"/>
-              <w:left w:val="single" w:color="CCCCCC" w:sz="0" w:space="0"/>
-              <w:bottom w:val="single" w:color="CCCCCC" w:sz="0" w:space="0"/>
-              <w:right w:val="single" w:color="CCCCCC" w:sz="0" w:space="0"/>
-            </w:tcBorders>
-            <w:shd w:val="clear" w:color="auto" w:fill="FFFFFF"/>
-            <w:tcMar>
-              <w:top w:w="60" w:type="dxa"/>
-              <w:left w:w="120" w:type="dxa"/>
-              <w:bottom w:w="60" w:type="dxa"/>
-              <w:right w:w="120" w:type="dxa"/>
-            </w:tcMar>
-          </w:tcPr>
-          <w:p>
-            <w:pPr>
-              <w:rPr>
-                <w:rFonts w:hint="default" w:ascii="Times New Roman" w:hAnsi="Times New Roman" w:cs="Times New Roman"/>
-                <w:color w:val="auto"/>
-              </w:rPr>
-            </w:pPr>
-            <w:r>
-              <w:rPr>
-                <w:rFonts w:hint="default" w:ascii="Times New Roman" w:hAnsi="Times New Roman" w:eastAsia="Arial" w:cs="Times New Roman"/>
-                <w:color w:val="auto"/>
-                <w:sz w:val="20"/>
-                <w:szCs w:val="20"/>
-              </w:rPr>
-              <w:t>6</w:t>
-            </w:r>
-          </w:p>
-        </w:tc>
-        <w:tc>
-          <w:tcPr>
-            <w:tcW w:w="2160" w:type="dxa"/>
-            <w:tcBorders>
-              <w:top w:val="single" w:color="CCCCCC" w:sz="0" w:space="0"/>
-              <w:left w:val="single" w:color="CCCCCC" w:sz="0" w:space="0"/>
-              <w:bottom w:val="single" w:color="CCCCCC" w:sz="0" w:space="0"/>
-              <w:right w:val="single" w:color="CCCCCC" w:sz="0" w:space="0"/>
-            </w:tcBorders>
-            <w:shd w:val="clear" w:color="auto" w:fill="FFFFFF"/>
-            <w:tcMar>
-              <w:top w:w="60" w:type="dxa"/>
-              <w:left w:w="120" w:type="dxa"/>
-              <w:bottom w:w="60" w:type="dxa"/>
-              <w:right w:w="120" w:type="dxa"/>
-            </w:tcMar>
-          </w:tcPr>
-          <w:p>
-            <w:pPr>
-              <w:rPr>
-                <w:rFonts w:hint="default" w:ascii="Times New Roman" w:hAnsi="Times New Roman" w:cs="Times New Roman"/>
-                <w:color w:val="auto"/>
-              </w:rPr>
-            </w:pPr>
-            <w:r>
-              <w:rPr>
-                <w:rFonts w:hint="default" w:ascii="Times New Roman" w:hAnsi="Times New Roman" w:eastAsia="Arial" w:cs="Times New Roman"/>
-                <w:color w:val="auto"/>
-                <w:sz w:val="20"/>
-                <w:szCs w:val="20"/>
-              </w:rPr>
-              <w:t>Novel feature: feedback loop to improve retrieval</w:t>
-            </w:r>
-          </w:p>
-        </w:tc>
-        <w:tc>
-          <w:tcPr>
-            <w:tcW w:w="2880" w:type="dxa"/>
-            <w:tcBorders>
-              <w:top w:val="single" w:color="CCCCCC" w:sz="0" w:space="0"/>
-              <w:left w:val="single" w:color="CCCCCC" w:sz="0" w:space="0"/>
-              <w:bottom w:val="single" w:color="CCCCCC" w:sz="0" w:space="0"/>
-              <w:right w:val="single" w:color="CCCCCC" w:sz="0" w:space="0"/>
-            </w:tcBorders>
-            <w:shd w:val="clear" w:color="auto" w:fill="FFFFFF"/>
-            <w:tcMar>
-              <w:top w:w="60" w:type="dxa"/>
-              <w:left w:w="120" w:type="dxa"/>
-              <w:bottom w:w="60" w:type="dxa"/>
-              <w:right w:w="120" w:type="dxa"/>
-            </w:tcMar>
-          </w:tcPr>
-          <w:p>
-            <w:pPr>
-              <w:rPr>
-                <w:rFonts w:hint="default" w:ascii="Times New Roman" w:hAnsi="Times New Roman" w:cs="Times New Roman"/>
-                <w:color w:val="auto"/>
-              </w:rPr>
-            </w:pPr>
-            <w:r>
-              <w:rPr>
-                <w:rFonts w:hint="default" w:ascii="Times New Roman" w:hAnsi="Times New Roman" w:eastAsia="Arial" w:cs="Times New Roman"/>
-                <w:color w:val="auto"/>
-                <w:sz w:val="20"/>
-                <w:szCs w:val="20"/>
-              </w:rPr>
-              <w:t>src/part_g/feedback_loop.py
-src/part_g/record_feedback.py</w:t>
-            </w:r>
-          </w:p>
-        </w:tc>
-        <w:tc>
-          <w:tcPr>
-            <w:tcW w:w="3360" w:type="dxa"/>
-            <w:tcBorders>
-              <w:top w:val="single" w:color="CCCCCC" w:sz="0" w:space="0"/>
-              <w:left w:val="single" w:color="CCCCCC" w:sz="0" w:space="0"/>
-              <w:bottom w:val="single" w:color="CCCCCC" w:sz="0" w:space="0"/>
-              <w:right w:val="single" w:color="CCCCCC" w:sz="0" w:space="0"/>
-            </w:tcBorders>
-            <w:shd w:val="clear" w:color="auto" w:fill="FFFFFF"/>
-            <w:tcMar>
-              <w:top w:w="60" w:type="dxa"/>
-              <w:left w:w="120" w:type="dxa"/>
-              <w:bottom w:w="60" w:type="dxa"/>
-              <w:right w:w="120" w:type="dxa"/>
-            </w:tcMar>
-          </w:tcPr>
-          <w:p>
-            <w:pPr>
-              <w:rPr>
-                <w:rFonts w:hint="default" w:ascii="Times New Roman" w:hAnsi="Times New Roman" w:cs="Times New Roman"/>
-                <w:color w:val="auto"/>
-              </w:rPr>
-            </w:pPr>
-            <w:r>
-              <w:rPr>
-                <w:rFonts w:hint="default" w:ascii="Times New Roman" w:hAnsi="Times New Roman" w:eastAsia="Arial" w:cs="Times New Roman"/>
-                <w:color w:val="auto"/>
-                <w:sz w:val="20"/>
-                <w:szCs w:val="20"/>
-              </w:rPr>
-              <w:t>outputs/part_g/feedback.jsonl
-UI: streamlit_app.py 'Record feedback' section</w:t>
-            </w:r>
-          </w:p>
-        </w:tc>
-      </w:tr>
-      <w:tr>
-        <w:tblPrEx>
-          <w:tblBorders>
-            <w:top w:val="single" w:color="auto" w:sz="4" w:space="0"/>
-            <w:left w:val="single" w:color="auto" w:sz="4" w:space="0"/>
-            <w:bottom w:val="single" w:color="auto" w:sz="4" w:space="0"/>
-            <w:right w:val="single" w:color="auto" w:sz="4" w:space="0"/>
-            <w:insideH w:val="single" w:color="auto" w:sz="4" w:space="0"/>
-            <w:insideV w:val="single" w:color="auto" w:sz="4" w:space="0"/>
-          </w:tblBorders>
-          <w:tblCellMar>
-            <w:top w:w="0" w:type="dxa"/>
-            <w:left w:w="10" w:type="dxa"/>
-            <w:bottom w:w="0" w:type="dxa"/>
-            <w:right w:w="10" w:type="dxa"/>
-          </w:tblCellMar>
-        </w:tblPrEx>
-        <w:tc>
-          <w:tcPr>
-            <w:tcW w:w="480" w:type="dxa"/>
-            <w:tcBorders>
-              <w:top w:val="single" w:color="CCCCCC" w:sz="0" w:space="0"/>
-              <w:left w:val="single" w:color="CCCCCC" w:sz="0" w:space="0"/>
-              <w:bottom w:val="single" w:color="CCCCCC" w:sz="0" w:space="0"/>
-              <w:right w:val="single" w:color="CCCCCC" w:sz="0" w:space="0"/>
-            </w:tcBorders>
-            <w:shd w:val="clear" w:color="auto" w:fill="F2F2F2"/>
-            <w:tcMar>
-              <w:top w:w="60" w:type="dxa"/>
-              <w:left w:w="120" w:type="dxa"/>
-              <w:bottom w:w="60" w:type="dxa"/>
-              <w:right w:w="120" w:type="dxa"/>
-            </w:tcMar>
-          </w:tcPr>
-          <w:p>
-            <w:pPr>
-              <w:rPr>
-                <w:rFonts w:hint="default" w:ascii="Times New Roman" w:hAnsi="Times New Roman" w:cs="Times New Roman"/>
-                <w:color w:val="auto"/>
-              </w:rPr>
-            </w:pPr>
-            <w:r>
-              <w:rPr>
-                <w:rFonts w:hint="default" w:ascii="Times New Roman" w:hAnsi="Times New Roman" w:eastAsia="Arial" w:cs="Times New Roman"/>
-                <w:color w:val="auto"/>
-                <w:sz w:val="20"/>
-                <w:szCs w:val="20"/>
-              </w:rPr>
-              <w:t>Final</w:t>
-            </w:r>
-          </w:p>
-        </w:tc>
-        <w:tc>
-          <w:tcPr>
-            <w:tcW w:w="480" w:type="dxa"/>
-            <w:tcBorders>
-              <w:top w:val="single" w:color="CCCCCC" w:sz="0" w:space="0"/>
-              <w:left w:val="single" w:color="CCCCCC" w:sz="0" w:space="0"/>
-              <w:bottom w:val="single" w:color="CCCCCC" w:sz="0" w:space="0"/>
-              <w:right w:val="single" w:color="CCCCCC" w:sz="0" w:space="0"/>
-            </w:tcBorders>
-            <w:shd w:val="clear" w:color="auto" w:fill="F2F2F2"/>
-            <w:tcMar>
-              <w:top w:w="60" w:type="dxa"/>
-              <w:left w:w="120" w:type="dxa"/>
-              <w:bottom w:w="60" w:type="dxa"/>
-              <w:right w:w="120" w:type="dxa"/>
-            </w:tcMar>
-          </w:tcPr>
-          <w:p>
-            <w:pPr>
-              <w:rPr>
-                <w:rFonts w:hint="default" w:ascii="Times New Roman" w:hAnsi="Times New Roman" w:cs="Times New Roman"/>
-                <w:color w:val="auto"/>
-              </w:rPr>
-            </w:pPr>
-            <w:r>
-              <w:rPr>
-                <w:rFonts w:hint="default" w:ascii="Times New Roman" w:hAnsi="Times New Roman" w:eastAsia="Arial" w:cs="Times New Roman"/>
-                <w:color w:val="auto"/>
-                <w:sz w:val="20"/>
-                <w:szCs w:val="20"/>
-              </w:rPr>
-              <w:t>—</w:t>
-            </w:r>
-          </w:p>
-        </w:tc>
-        <w:tc>
-          <w:tcPr>
-            <w:tcW w:w="2160" w:type="dxa"/>
-            <w:tcBorders>
-              <w:top w:val="single" w:color="CCCCCC" w:sz="0" w:space="0"/>
-              <w:left w:val="single" w:color="CCCCCC" w:sz="0" w:space="0"/>
-              <w:bottom w:val="single" w:color="CCCCCC" w:sz="0" w:space="0"/>
-              <w:right w:val="single" w:color="CCCCCC" w:sz="0" w:space="0"/>
-            </w:tcBorders>
-            <w:shd w:val="clear" w:color="auto" w:fill="F2F2F2"/>
-            <w:tcMar>
-              <w:top w:w="60" w:type="dxa"/>
-              <w:left w:w="120" w:type="dxa"/>
-              <w:bottom w:w="60" w:type="dxa"/>
-              <w:right w:w="120" w:type="dxa"/>
-            </w:tcMar>
-          </w:tcPr>
-          <w:p>
-            <w:pPr>
-              <w:rPr>
-                <w:rFonts w:hint="default" w:ascii="Times New Roman" w:hAnsi="Times New Roman" w:cs="Times New Roman"/>
-                <w:color w:val="auto"/>
-              </w:rPr>
-            </w:pPr>
-            <w:r>
-              <w:rPr>
-                <w:rFonts w:hint="default" w:ascii="Times New Roman" w:hAnsi="Times New Roman" w:eastAsia="Arial" w:cs="Times New Roman"/>
-                <w:color w:val="auto"/>
-                <w:sz w:val="20"/>
-                <w:szCs w:val="20"/>
-              </w:rPr>
-              <w:t>UI: query input, retrieved chunks, final response</w:t>
-            </w:r>
-          </w:p>
-        </w:tc>
-        <w:tc>
-          <w:tcPr>
-            <w:tcW w:w="2880" w:type="dxa"/>
-            <w:tcBorders>
-              <w:top w:val="single" w:color="CCCCCC" w:sz="0" w:space="0"/>
-              <w:left w:val="single" w:color="CCCCCC" w:sz="0" w:space="0"/>
-              <w:bottom w:val="single" w:color="CCCCCC" w:sz="0" w:space="0"/>
-              <w:right w:val="single" w:color="CCCCCC" w:sz="0" w:space="0"/>
-            </w:tcBorders>
-            <w:shd w:val="clear" w:color="auto" w:fill="F2F2F2"/>
-            <w:tcMar>
-              <w:top w:w="60" w:type="dxa"/>
-              <w:left w:w="120" w:type="dxa"/>
-              <w:bottom w:w="60" w:type="dxa"/>
-              <w:right w:w="120" w:type="dxa"/>
-            </w:tcMar>
-          </w:tcPr>
-          <w:p>
-            <w:pPr>
-              <w:rPr>
-                <w:rFonts w:hint="default" w:ascii="Times New Roman" w:hAnsi="Times New Roman" w:cs="Times New Roman"/>
-                <w:color w:val="auto"/>
-              </w:rPr>
-            </w:pPr>
-            <w:r>
-              <w:rPr>
-                <w:rFonts w:hint="default" w:ascii="Times New Roman" w:hAnsi="Times New Roman" w:eastAsia="Arial" w:cs="Times New Roman"/>
-                <w:color w:val="auto"/>
-                <w:sz w:val="20"/>
-                <w:szCs w:val="20"/>
-              </w:rPr>
-              <w:t>streamlit_app.py</w:t>
-            </w:r>
-          </w:p>
-        </w:tc>
-        <w:tc>
-          <w:tcPr>
-            <w:tcW w:w="3360" w:type="dxa"/>
-            <w:tcBorders>
-              <w:top w:val="single" w:color="CCCCCC" w:sz="0" w:space="0"/>
-              <w:left w:val="single" w:color="CCCCCC" w:sz="0" w:space="0"/>
-              <w:bottom w:val="single" w:color="CCCCCC" w:sz="0" w:space="0"/>
-              <w:right w:val="single" w:color="CCCCCC" w:sz="0" w:space="0"/>
-            </w:tcBorders>
-            <w:shd w:val="clear" w:color="auto" w:fill="F2F2F2"/>
-            <w:tcMar>
-              <w:top w:w="60" w:type="dxa"/>
-              <w:left w:w="120" w:type="dxa"/>
-              <w:bottom w:w="60" w:type="dxa"/>
-              <w:right w:w="120" w:type="dxa"/>
-            </w:tcMar>
-          </w:tcPr>
-          <w:p>
-            <w:pPr>
-              <w:rPr>
-                <w:rFonts w:hint="default" w:ascii="Times New Roman" w:hAnsi="Times New Roman" w:cs="Times New Roman"/>
-                <w:color w:val="auto"/>
-              </w:rPr>
-            </w:pPr>
-            <w:r>
-              <w:rPr>
-                <w:rFonts w:hint="default" w:ascii="Times New Roman" w:hAnsi="Times New Roman" w:eastAsia="Arial" w:cs="Times New Roman"/>
-                <w:color w:val="auto"/>
-                <w:sz w:val="20"/>
-                <w:szCs w:val="20"/>
-              </w:rPr>
-              <w:t>Main page Q&amp;A; sidebar (model/retrieval/feedback); retrieved list with scores + score_kind</w:t>
-            </w:r>
-          </w:p>
-        </w:tc>
-      </w:tr>
-      <w:tr>
-        <w:tblPrEx>
-          <w:tblBorders>
-            <w:top w:val="single" w:color="auto" w:sz="4" w:space="0"/>
-            <w:left w:val="single" w:color="auto" w:sz="4" w:space="0"/>
-            <w:bottom w:val="single" w:color="auto" w:sz="4" w:space="0"/>
-            <w:right w:val="single" w:color="auto" w:sz="4" w:space="0"/>
-            <w:insideH w:val="single" w:color="auto" w:sz="4" w:space="0"/>
-            <w:insideV w:val="single" w:color="auto" w:sz="4" w:space="0"/>
-          </w:tblBorders>
-          <w:tblCellMar>
-            <w:top w:w="0" w:type="dxa"/>
-            <w:left w:w="10" w:type="dxa"/>
-            <w:bottom w:w="0" w:type="dxa"/>
-            <w:right w:w="10" w:type="dxa"/>
-          </w:tblCellMar>
-        </w:tblPrEx>
-        <w:tc>
-          <w:tcPr>
-            <w:tcW w:w="480" w:type="dxa"/>
-            <w:tcBorders>
-              <w:top w:val="single" w:color="CCCCCC" w:sz="0" w:space="0"/>
-              <w:left w:val="single" w:color="CCCCCC" w:sz="0" w:space="0"/>
-              <w:bottom w:val="single" w:color="CCCCCC" w:sz="0" w:space="0"/>
-              <w:right w:val="single" w:color="CCCCCC" w:sz="0" w:space="0"/>
-            </w:tcBorders>
-            <w:shd w:val="clear" w:color="auto" w:fill="FFFFFF"/>
-            <w:tcMar>
-              <w:top w:w="60" w:type="dxa"/>
-              <w:left w:w="120" w:type="dxa"/>
-              <w:bottom w:w="60" w:type="dxa"/>
-              <w:right w:w="120" w:type="dxa"/>
-            </w:tcMar>
-          </w:tcPr>
-          <w:p>
-            <w:pPr>
-              <w:rPr>
-                <w:rFonts w:hint="default" w:ascii="Times New Roman" w:hAnsi="Times New Roman" w:cs="Times New Roman"/>
-                <w:color w:val="auto"/>
-              </w:rPr>
-            </w:pPr>
-            <w:r>
-              <w:rPr>
-                <w:rFonts w:hint="default" w:ascii="Times New Roman" w:hAnsi="Times New Roman" w:eastAsia="Arial" w:cs="Times New Roman"/>
-                <w:color w:val="auto"/>
-                <w:sz w:val="20"/>
-                <w:szCs w:val="20"/>
-              </w:rPr>
-              <w:t>Final</w:t>
-            </w:r>
-          </w:p>
-        </w:tc>
-        <w:tc>
-          <w:tcPr>
-            <w:tcW w:w="480" w:type="dxa"/>
-            <w:tcBorders>
-              <w:top w:val="single" w:color="CCCCCC" w:sz="0" w:space="0"/>
-              <w:left w:val="single" w:color="CCCCCC" w:sz="0" w:space="0"/>
-              <w:bottom w:val="single" w:color="CCCCCC" w:sz="0" w:space="0"/>
-              <w:right w:val="single" w:color="CCCCCC" w:sz="0" w:space="0"/>
-            </w:tcBorders>
-            <w:shd w:val="clear" w:color="auto" w:fill="FFFFFF"/>
-            <w:tcMar>
-              <w:top w:w="60" w:type="dxa"/>
-              <w:left w:w="120" w:type="dxa"/>
-              <w:bottom w:w="60" w:type="dxa"/>
-              <w:right w:w="120" w:type="dxa"/>
-            </w:tcMar>
-          </w:tcPr>
-          <w:p>
-            <w:pPr>
-              <w:rPr>
-                <w:rFonts w:hint="default" w:ascii="Times New Roman" w:hAnsi="Times New Roman" w:cs="Times New Roman"/>
-                <w:color w:val="auto"/>
-              </w:rPr>
-            </w:pPr>
-            <w:r>
-              <w:rPr>
-                <w:rFonts w:hint="default" w:ascii="Times New Roman" w:hAnsi="Times New Roman" w:eastAsia="Arial" w:cs="Times New Roman"/>
-                <w:color w:val="auto"/>
-                <w:sz w:val="20"/>
-                <w:szCs w:val="20"/>
-              </w:rPr>
-              <w:t>—</w:t>
-            </w:r>
-          </w:p>
-        </w:tc>
-        <w:tc>
-          <w:tcPr>
-            <w:tcW w:w="2160" w:type="dxa"/>
-            <w:tcBorders>
-              <w:top w:val="single" w:color="CCCCCC" w:sz="0" w:space="0"/>
-              <w:left w:val="single" w:color="CCCCCC" w:sz="0" w:space="0"/>
-              <w:bottom w:val="single" w:color="CCCCCC" w:sz="0" w:space="0"/>
-              <w:right w:val="single" w:color="CCCCCC" w:sz="0" w:space="0"/>
-            </w:tcBorders>
-            <w:shd w:val="clear" w:color="auto" w:fill="FFFFFF"/>
-            <w:tcMar>
-              <w:top w:w="60" w:type="dxa"/>
-              <w:left w:w="120" w:type="dxa"/>
-              <w:bottom w:w="60" w:type="dxa"/>
-              <w:right w:w="120" w:type="dxa"/>
-            </w:tcMar>
-          </w:tcPr>
-          <w:p>
-            <w:pPr>
-              <w:rPr>
-                <w:rFonts w:hint="default" w:ascii="Times New Roman" w:hAnsi="Times New Roman" w:cs="Times New Roman"/>
-                <w:color w:val="auto"/>
-              </w:rPr>
-            </w:pPr>
-            <w:r>
-              <w:rPr>
-                <w:rFonts w:hint="default" w:ascii="Times New Roman" w:hAnsi="Times New Roman" w:eastAsia="Arial" w:cs="Times New Roman"/>
-                <w:color w:val="auto"/>
-                <w:sz w:val="20"/>
-                <w:szCs w:val="20"/>
-              </w:rPr>
-              <w:t>Manual experiment logs</w:t>
-            </w:r>
-          </w:p>
-        </w:tc>
-        <w:tc>
-          <w:tcPr>
-            <w:tcW w:w="2880" w:type="dxa"/>
-            <w:tcBorders>
-              <w:top w:val="single" w:color="CCCCCC" w:sz="0" w:space="0"/>
-              <w:left w:val="single" w:color="CCCCCC" w:sz="0" w:space="0"/>
-              <w:bottom w:val="single" w:color="CCCCCC" w:sz="0" w:space="0"/>
-              <w:right w:val="single" w:color="CCCCCC" w:sz="0" w:space="0"/>
-            </w:tcBorders>
-            <w:shd w:val="clear" w:color="auto" w:fill="FFFFFF"/>
-            <w:tcMar>
-              <w:top w:w="60" w:type="dxa"/>
-              <w:left w:w="120" w:type="dxa"/>
-              <w:bottom w:w="60" w:type="dxa"/>
-              <w:right w:w="120" w:type="dxa"/>
-            </w:tcMar>
-          </w:tcPr>
-          <w:p>
-            <w:pPr>
-              <w:rPr>
-                <w:rFonts w:hint="default" w:ascii="Times New Roman" w:hAnsi="Times New Roman" w:cs="Times New Roman"/>
-                <w:color w:val="auto"/>
-              </w:rPr>
-            </w:pPr>
-            <w:r>
-              <w:rPr>
-                <w:rFonts w:hint="default" w:ascii="Times New Roman" w:hAnsi="Times New Roman" w:eastAsia="Arial" w:cs="Times New Roman"/>
-                <w:color w:val="auto"/>
-                <w:sz w:val="20"/>
-                <w:szCs w:val="20"/>
-              </w:rPr>
-              <w:t>—</w:t>
-            </w:r>
-          </w:p>
-        </w:tc>
-        <w:tc>
-          <w:tcPr>
-            <w:tcW w:w="3360" w:type="dxa"/>
-            <w:tcBorders>
-              <w:top w:val="single" w:color="CCCCCC" w:sz="0" w:space="0"/>
-              <w:left w:val="single" w:color="CCCCCC" w:sz="0" w:space="0"/>
-              <w:bottom w:val="single" w:color="CCCCCC" w:sz="0" w:space="0"/>
-              <w:right w:val="single" w:color="CCCCCC" w:sz="0" w:space="0"/>
-            </w:tcBorders>
-            <w:shd w:val="clear" w:color="auto" w:fill="FFFFFF"/>
-            <w:tcMar>
-              <w:top w:w="60" w:type="dxa"/>
-              <w:left w:w="120" w:type="dxa"/>
-              <w:bottom w:w="60" w:type="dxa"/>
-              <w:right w:w="120" w:type="dxa"/>
-            </w:tcMar>
-          </w:tcPr>
-          <w:p>
-            <w:pPr>
-              <w:rPr>
-                <w:rFonts w:hint="default" w:ascii="Times New Roman" w:hAnsi="Times New Roman" w:cs="Times New Roman"/>
-                <w:color w:val="auto"/>
-                <w:lang w:val="en-US"/>
-              </w:rPr>
-            </w:pPr>
-            <w:r>
-              <w:rPr>
-                <w:rFonts w:hint="default" w:ascii="Times New Roman" w:hAnsi="Times New Roman" w:eastAsia="Arial" w:cs="Times New Roman"/>
-                <w:color w:val="auto"/>
-                <w:sz w:val="20"/>
-                <w:szCs w:val="20"/>
-              </w:rPr>
-              <w:t>MANUAL_EXPERIMENT_LOGS</w:t>
-            </w:r>
-            <w:r>
-              <w:rPr>
-                <w:rFonts w:hint="default" w:ascii="Times New Roman" w:hAnsi="Times New Roman" w:cs="Times New Roman"/>
-                <w:color w:val="auto"/>
-                <w:sz w:val="20"/>
-                <w:szCs w:val="20"/>
-                <w:lang w:val="en-US"/>
-              </w:rPr>
-              <w:t xml:space="preserve"> </w:t>
-            </w:r>
-          </w:p>
-        </w:tc>
-      </w:tr>
-      <w:tr>
-        <w:tblPrEx>
-          <w:tblBorders>
-            <w:top w:val="single" w:color="auto" w:sz="4" w:space="0"/>
-            <w:left w:val="single" w:color="auto" w:sz="4" w:space="0"/>
-            <w:bottom w:val="single" w:color="auto" w:sz="4" w:space="0"/>
-            <w:right w:val="single" w:color="auto" w:sz="4" w:space="0"/>
-            <w:insideH w:val="single" w:color="auto" w:sz="4" w:space="0"/>
-            <w:insideV w:val="single" w:color="auto" w:sz="4" w:space="0"/>
-          </w:tblBorders>
-          <w:tblCellMar>
-            <w:top w:w="0" w:type="dxa"/>
-            <w:left w:w="10" w:type="dxa"/>
-            <w:bottom w:w="0" w:type="dxa"/>
-            <w:right w:w="10" w:type="dxa"/>
-          </w:tblCellMar>
-        </w:tblPrEx>
-        <w:tc>
-          <w:tcPr>
-            <w:tcW w:w="480" w:type="dxa"/>
-            <w:tcBorders>
-              <w:top w:val="single" w:color="CCCCCC" w:sz="0" w:space="0"/>
-              <w:left w:val="single" w:color="CCCCCC" w:sz="0" w:space="0"/>
-              <w:bottom w:val="single" w:color="CCCCCC" w:sz="0" w:space="0"/>
-              <w:right w:val="single" w:color="CCCCCC" w:sz="0" w:space="0"/>
-            </w:tcBorders>
-            <w:shd w:val="clear" w:color="auto" w:fill="F2F2F2"/>
-            <w:tcMar>
-              <w:top w:w="60" w:type="dxa"/>
-              <w:left w:w="120" w:type="dxa"/>
-              <w:bottom w:w="60" w:type="dxa"/>
-              <w:right w:w="120" w:type="dxa"/>
-            </w:tcMar>
-          </w:tcPr>
-          <w:p>
-            <w:pPr>
-              <w:rPr>
-                <w:rFonts w:hint="default" w:ascii="Times New Roman" w:hAnsi="Times New Roman" w:cs="Times New Roman"/>
-                <w:color w:val="auto"/>
-              </w:rPr>
-            </w:pPr>
-            <w:r>
-              <w:rPr>
-                <w:rFonts w:hint="default" w:ascii="Times New Roman" w:hAnsi="Times New Roman" w:eastAsia="Arial" w:cs="Times New Roman"/>
-                <w:color w:val="auto"/>
-                <w:sz w:val="20"/>
-                <w:szCs w:val="20"/>
-              </w:rPr>
-              <w:t>Final</w:t>
-            </w:r>
-          </w:p>
-        </w:tc>
-        <w:tc>
-          <w:tcPr>
-            <w:tcW w:w="480" w:type="dxa"/>
-            <w:tcBorders>
-              <w:top w:val="single" w:color="CCCCCC" w:sz="0" w:space="0"/>
-              <w:left w:val="single" w:color="CCCCCC" w:sz="0" w:space="0"/>
-              <w:bottom w:val="single" w:color="CCCCCC" w:sz="0" w:space="0"/>
-              <w:right w:val="single" w:color="CCCCCC" w:sz="0" w:space="0"/>
-            </w:tcBorders>
-            <w:shd w:val="clear" w:color="auto" w:fill="F2F2F2"/>
-            <w:tcMar>
-              <w:top w:w="60" w:type="dxa"/>
-              <w:left w:w="120" w:type="dxa"/>
-              <w:bottom w:w="60" w:type="dxa"/>
-              <w:right w:w="120" w:type="dxa"/>
-            </w:tcMar>
-          </w:tcPr>
-          <w:p>
-            <w:pPr>
-              <w:rPr>
-                <w:rFonts w:hint="default" w:ascii="Times New Roman" w:hAnsi="Times New Roman" w:cs="Times New Roman"/>
-                <w:color w:val="auto"/>
-              </w:rPr>
-            </w:pPr>
-            <w:r>
-              <w:rPr>
-                <w:rFonts w:hint="default" w:ascii="Times New Roman" w:hAnsi="Times New Roman" w:eastAsia="Arial" w:cs="Times New Roman"/>
-                <w:color w:val="auto"/>
-                <w:sz w:val="20"/>
-                <w:szCs w:val="20"/>
-              </w:rPr>
-              <w:t>—</w:t>
-            </w:r>
-          </w:p>
-        </w:tc>
-        <w:tc>
-          <w:tcPr>
-            <w:tcW w:w="2160" w:type="dxa"/>
-            <w:tcBorders>
-              <w:top w:val="single" w:color="CCCCCC" w:sz="0" w:space="0"/>
-              <w:left w:val="single" w:color="CCCCCC" w:sz="0" w:space="0"/>
-              <w:bottom w:val="single" w:color="CCCCCC" w:sz="0" w:space="0"/>
-              <w:right w:val="single" w:color="CCCCCC" w:sz="0" w:space="0"/>
-            </w:tcBorders>
-            <w:shd w:val="clear" w:color="auto" w:fill="F2F2F2"/>
-            <w:tcMar>
-              <w:top w:w="60" w:type="dxa"/>
-              <w:left w:w="120" w:type="dxa"/>
-              <w:bottom w:w="60" w:type="dxa"/>
-              <w:right w:w="120" w:type="dxa"/>
-            </w:tcMar>
-          </w:tcPr>
-          <w:p>
-            <w:pPr>
-              <w:rPr>
-                <w:rFonts w:hint="default" w:ascii="Times New Roman" w:hAnsi="Times New Roman" w:cs="Times New Roman"/>
-                <w:color w:val="auto"/>
-              </w:rPr>
-            </w:pPr>
-            <w:r>
-              <w:rPr>
-                <w:rFonts w:hint="default" w:ascii="Times New Roman" w:hAnsi="Times New Roman" w:eastAsia="Arial" w:cs="Times New Roman"/>
-                <w:color w:val="auto"/>
-                <w:sz w:val="20"/>
-                <w:szCs w:val="20"/>
-              </w:rPr>
-              <w:t>Documentation</w:t>
-            </w:r>
-          </w:p>
-        </w:tc>
-        <w:tc>
-          <w:tcPr>
-            <w:tcW w:w="2880" w:type="dxa"/>
-            <w:tcBorders>
-              <w:top w:val="single" w:color="CCCCCC" w:sz="0" w:space="0"/>
-              <w:left w:val="single" w:color="CCCCCC" w:sz="0" w:space="0"/>
-              <w:bottom w:val="single" w:color="CCCCCC" w:sz="0" w:space="0"/>
-              <w:right w:val="single" w:color="CCCCCC" w:sz="0" w:space="0"/>
-            </w:tcBorders>
-            <w:shd w:val="clear" w:color="auto" w:fill="F2F2F2"/>
-            <w:tcMar>
-              <w:top w:w="60" w:type="dxa"/>
-              <w:left w:w="120" w:type="dxa"/>
-              <w:bottom w:w="60" w:type="dxa"/>
-              <w:right w:w="120" w:type="dxa"/>
-            </w:tcMar>
-          </w:tcPr>
-          <w:p>
-            <w:pPr>
-              <w:rPr>
-                <w:rFonts w:hint="default" w:ascii="Times New Roman" w:hAnsi="Times New Roman" w:cs="Times New Roman"/>
-                <w:color w:val="auto"/>
-              </w:rPr>
-            </w:pPr>
-            <w:r>
-              <w:rPr>
-                <w:rFonts w:hint="default" w:ascii="Times New Roman" w:hAnsi="Times New Roman" w:eastAsia="Arial" w:cs="Times New Roman"/>
-                <w:color w:val="auto"/>
-                <w:sz w:val="20"/>
-                <w:szCs w:val="20"/>
-              </w:rPr>
-              <w:t>—</w:t>
-            </w:r>
-          </w:p>
-        </w:tc>
-        <w:tc>
-          <w:tcPr>
-            <w:tcW w:w="3360" w:type="dxa"/>
-            <w:tcBorders>
-              <w:top w:val="single" w:color="CCCCCC" w:sz="0" w:space="0"/>
-              <w:left w:val="single" w:color="CCCCCC" w:sz="0" w:space="0"/>
-              <w:bottom w:val="single" w:color="CCCCCC" w:sz="0" w:space="0"/>
-              <w:right w:val="single" w:color="CCCCCC" w:sz="0" w:space="0"/>
-            </w:tcBorders>
-            <w:shd w:val="clear" w:color="auto" w:fill="F2F2F2"/>
-            <w:tcMar>
-              <w:top w:w="60" w:type="dxa"/>
-              <w:left w:w="120" w:type="dxa"/>
-              <w:bottom w:w="60" w:type="dxa"/>
-              <w:right w:w="120" w:type="dxa"/>
-            </w:tcMar>
-          </w:tcPr>
-          <w:p>
-            <w:pPr>
-              <w:rPr>
-                <w:rFonts w:hint="default" w:ascii="Times New Roman" w:hAnsi="Times New Roman" w:cs="Times New Roman"/>
-                <w:color w:val="auto"/>
-              </w:rPr>
-            </w:pPr>
-            <w:r>
-              <w:rPr>
-                <w:rFonts w:hint="default" w:ascii="Times New Roman" w:hAnsi="Times New Roman" w:eastAsia="Arial" w:cs="Times New Roman"/>
-                <w:color w:val="auto"/>
-                <w:sz w:val="20"/>
-                <w:szCs w:val="20"/>
-              </w:rPr>
-              <w:t>DOCUMENTATION</w:t>
-            </w:r>
-            <w:r>
-              <w:rPr>
-                <w:rFonts w:hint="default" w:ascii="Times New Roman" w:hAnsi="Times New Roman" w:cs="Times New Roman"/>
-                <w:color w:val="auto"/>
-                <w:sz w:val="20"/>
-                <w:szCs w:val="20"/>
-                <w:lang w:val="en-US"/>
-              </w:rPr>
-              <w:t xml:space="preserve"> </w:t>
-            </w:r>
-            <w:r>
-              <w:rPr>
-                <w:rFonts w:hint="default" w:ascii="Times New Roman" w:hAnsi="Times New Roman" w:eastAsia="Arial" w:cs="Times New Roman"/>
-                <w:color w:val="auto"/>
-                <w:sz w:val="20"/>
-                <w:szCs w:val="20"/>
-              </w:rPr>
-              <w:t xml:space="preserve"> (this document)</w:t>
+            <w:r>
+              <w:rPr>
+                <w:rFonts w:hint="default" w:ascii="Times New Roman" w:hAnsi="Times New Roman" w:eastAsia="Arial" w:cs="Times New Roman"/>
+                <w:color w:val="auto"/>
+                <w:sz w:val="20"/>
+                <w:szCs w:val="20"/>
+              </w:rPr>
+              <w:t>Bugfix: added missing import sys (used for sys.stderr logging).</w:t>
             </w:r>
           </w:p>
         </w:tc>
@@ -30792,8 +28438,19 @@
         <w:rPr>
           <w:rFonts w:hint="default" w:ascii="Times New Roman" w:hAnsi="Times New Roman" w:cs="Times New Roman"/>
           <w:color w:val="auto"/>
-        </w:rPr>
-      </w:pPr>
+          <w:lang w:val="en-US"/>
+        </w:rPr>
+      </w:pPr>
+      <w:r>
+        <w:rPr>
+          <w:rFonts w:hint="default" w:ascii="Times New Roman" w:hAnsi="Times New Roman" w:cs="Times New Roman"/>
+          <w:color w:val="auto"/>
+          <w:lang w:val="en-US"/>
+        </w:rPr>
+        <w:t xml:space="preserve">  </w:t>
+      </w:r>
+      <w:bookmarkStart w:id="0" w:name="_GoBack"/>
+      <w:bookmarkEnd w:id="0"/>
     </w:p>
     <w:sectPr>
       <w:headerReference r:id="rId3" w:type="default"/>
@@ -31027,7 +28684,7 @@
     <w:lsdException w:unhideWhenUsed="0" w:uiPriority="0" w:semiHidden="0" w:name="table of figures"/>
     <w:lsdException w:unhideWhenUsed="0" w:uiPriority="0" w:semiHidden="0" w:name="envelope address"/>
     <w:lsdException w:unhideWhenUsed="0" w:uiPriority="0" w:semiHidden="0" w:name="envelope return"/>
-    <w:lsdException w:uiPriority="99" w:name="footnote reference"/>
+    <w:lsdException w:qFormat="1" w:uiPriority="99" w:name="footnote reference"/>
     <w:lsdException w:unhideWhenUsed="0" w:uiPriority="0" w:semiHidden="0" w:name="annotation reference"/>
     <w:lsdException w:unhideWhenUsed="0" w:uiPriority="0" w:semiHidden="0" w:name="line number"/>
     <w:lsdException w:unhideWhenUsed="0" w:uiPriority="0" w:semiHidden="0" w:name="page number"/>
@@ -31391,6 +29048,7 @@
     <w:name w:val="footnote reference"/>
     <w:semiHidden/>
     <w:unhideWhenUsed/>
+    <w:qFormat/>
     <w:uiPriority w:val="99"/>
     <w:rPr>
       <w:vertAlign w:val="superscript"/>
